--- a/Resume-vivek-prakash-ros.docx
+++ b/Resume-vivek-prakash-ros.docx
@@ -133,21 +133,18 @@
       <w:r>
         <w:rPr>
           <w:rFonts w:ascii="Times New Roman" w:hAnsi="Times New Roman" w:cs="Times New Roman"/>
-          <w:b/>
         </w:rPr>
         <w:t>Li</w:t>
       </w:r>
       <w:r>
         <w:rPr>
           <w:rFonts w:ascii="Times New Roman" w:hAnsi="Times New Roman" w:cs="Times New Roman"/>
-          <w:b/>
         </w:rPr>
         <w:t>nke</w:t>
       </w:r>
       <w:r>
         <w:rPr>
           <w:rFonts w:ascii="Times New Roman" w:hAnsi="Times New Roman" w:cs="Times New Roman"/>
-          <w:b/>
         </w:rPr>
         <w:t>dIn</w:t>
       </w:r>
@@ -218,7 +215,6 @@
       <w:r>
         <w:rPr>
           <w:rFonts w:ascii="Times New Roman" w:hAnsi="Times New Roman" w:cs="Times New Roman"/>
-          <w:b/>
         </w:rPr>
         <w:t>Email</w:t>
       </w:r>
@@ -255,15 +251,8 @@
       <w:r>
         <w:rPr>
           <w:rFonts w:ascii="Times New Roman" w:hAnsi="Times New Roman" w:cs="Times New Roman"/>
-          <w:b/>
-        </w:rPr>
-        <w:t>GitHub</w:t>
-      </w:r>
-      <w:r>
-        <w:rPr>
-          <w:rFonts w:ascii="Times New Roman" w:hAnsi="Times New Roman" w:cs="Times New Roman"/>
-        </w:rPr>
-        <w:t>:</w:t>
+        </w:rPr>
+        <w:t>GitHub:</w:t>
       </w:r>
       <w:r>
         <w:rPr>
@@ -305,32 +294,32 @@
         <w:tab/>
         <w:t xml:space="preserve"> </w:t>
       </w:r>
+      <w:proofErr w:type="gramStart"/>
       <w:r>
         <w:rPr>
           <w:rFonts w:ascii="Times New Roman" w:hAnsi="Times New Roman" w:cs="Times New Roman"/>
         </w:rPr>
         <w:tab/>
-      </w:r>
-      <w:proofErr w:type="gramStart"/>
-      <w:r>
-        <w:rPr>
-          <w:rFonts w:ascii="Times New Roman" w:hAnsi="Times New Roman" w:cs="Times New Roman"/>
-          <w:b/>
+        <w:t xml:space="preserve"> </w:t>
+      </w:r>
+      <w:r>
+        <w:rPr>
+          <w:rFonts w:ascii="Times New Roman" w:hAnsi="Times New Roman" w:cs="Times New Roman"/>
+        </w:rPr>
+        <w:t xml:space="preserve"> </w:t>
+      </w:r>
+      <w:r>
+        <w:rPr>
+          <w:rFonts w:ascii="Times New Roman" w:hAnsi="Times New Roman" w:cs="Times New Roman"/>
         </w:rPr>
         <w:t>Portfolio</w:t>
       </w:r>
-      <w:r>
-        <w:rPr>
-          <w:rFonts w:ascii="Times New Roman" w:hAnsi="Times New Roman" w:cs="Times New Roman"/>
-        </w:rPr>
-        <w:t xml:space="preserve"> :</w:t>
-      </w:r>
       <w:proofErr w:type="gramEnd"/>
       <w:r>
         <w:rPr>
           <w:rFonts w:ascii="Times New Roman" w:hAnsi="Times New Roman" w:cs="Times New Roman"/>
         </w:rPr>
-        <w:t xml:space="preserve"> </w:t>
+        <w:t xml:space="preserve">: </w:t>
       </w:r>
       <w:hyperlink r:id="rId10" w:history="1">
         <w:r>
@@ -662,23 +651,33 @@
           <w:sz w:val="20"/>
           <w:szCs w:val="20"/>
         </w:rPr>
-        <w:t>; CGPA: 8.</w:t>
-      </w:r>
-      <w:r>
-        <w:rPr>
-          <w:rFonts w:ascii="Times New Roman" w:hAnsi="Times New Roman" w:cs="Times New Roman"/>
-          <w:sz w:val="20"/>
-          <w:szCs w:val="20"/>
-        </w:rPr>
-        <w:t>5</w:t>
-      </w:r>
-      <w:r>
-        <w:rPr>
-          <w:rFonts w:ascii="Times New Roman" w:hAnsi="Times New Roman" w:cs="Times New Roman"/>
-          <w:sz w:val="20"/>
-          <w:szCs w:val="20"/>
-        </w:rPr>
-        <w:t>5</w:t>
+        <w:t xml:space="preserve"> (AI)</w:t>
+      </w:r>
+      <w:r>
+        <w:rPr>
+          <w:rFonts w:ascii="Times New Roman" w:hAnsi="Times New Roman" w:cs="Times New Roman"/>
+          <w:sz w:val="20"/>
+          <w:szCs w:val="20"/>
+        </w:rPr>
+        <w:t xml:space="preserve">; </w:t>
+      </w:r>
+      <w:r>
+        <w:rPr>
+          <w:rFonts w:ascii="Times New Roman" w:hAnsi="Times New Roman" w:cs="Times New Roman"/>
+          <w:b/>
+          <w:sz w:val="20"/>
+          <w:szCs w:val="20"/>
+        </w:rPr>
+        <w:t>CGPA: 8.</w:t>
+      </w:r>
+      <w:r>
+        <w:rPr>
+          <w:rFonts w:ascii="Times New Roman" w:hAnsi="Times New Roman" w:cs="Times New Roman"/>
+          <w:b/>
+          <w:sz w:val="20"/>
+          <w:szCs w:val="20"/>
+        </w:rPr>
+        <w:t>61</w:t>
       </w:r>
       <w:r>
         <w:rPr>
@@ -719,14 +718,6 @@
           <w:sz w:val="20"/>
           <w:szCs w:val="20"/>
         </w:rPr>
-        <w:t xml:space="preserve">              </w:t>
-      </w:r>
-      <w:r>
-        <w:rPr>
-          <w:rFonts w:ascii="Times New Roman" w:hAnsi="Times New Roman" w:cs="Times New Roman"/>
-          <w:sz w:val="20"/>
-          <w:szCs w:val="20"/>
-        </w:rPr>
         <w:t xml:space="preserve"> </w:t>
       </w:r>
       <w:r>
@@ -743,18 +734,19 @@
       <w:pPr>
         <w:rPr>
           <w:rFonts w:ascii="Times New Roman" w:hAnsi="Times New Roman" w:cs="Times New Roman"/>
-          <w:sz w:val="20"/>
-          <w:szCs w:val="20"/>
-        </w:rPr>
-      </w:pPr>
-      <w:r>
-        <w:rPr>
-          <w:rFonts w:ascii="Times New Roman" w:hAnsi="Times New Roman" w:cs="Times New Roman"/>
-          <w:b/>
-          <w:sz w:val="20"/>
-          <w:szCs w:val="20"/>
-        </w:rPr>
-        <w:t xml:space="preserve">Maheshwari Public School                                                                                                                </w:t>
+          <w:b/>
+          <w:sz w:val="20"/>
+          <w:szCs w:val="20"/>
+        </w:rPr>
+      </w:pPr>
+      <w:r>
+        <w:rPr>
+          <w:rFonts w:ascii="Times New Roman" w:hAnsi="Times New Roman" w:cs="Times New Roman"/>
+          <w:b/>
+          <w:sz w:val="20"/>
+          <w:szCs w:val="20"/>
+        </w:rPr>
+        <w:t>GATE (CSE) Qualified</w:t>
       </w:r>
       <w:r>
         <w:rPr>
@@ -772,130 +764,7 @@
           <w:sz w:val="20"/>
           <w:szCs w:val="20"/>
         </w:rPr>
-        <w:t xml:space="preserve"> </w:t>
-      </w:r>
-      <w:r>
-        <w:rPr>
-          <w:rFonts w:ascii="Times New Roman" w:hAnsi="Times New Roman" w:cs="Times New Roman"/>
-          <w:b/>
-          <w:sz w:val="20"/>
-          <w:szCs w:val="20"/>
-        </w:rPr>
-        <w:t xml:space="preserve">              </w:t>
-      </w:r>
-      <w:r>
-        <w:rPr>
-          <w:rFonts w:ascii="Times New Roman" w:hAnsi="Times New Roman" w:cs="Times New Roman"/>
-          <w:sz w:val="20"/>
-          <w:szCs w:val="20"/>
-        </w:rPr>
-        <w:t>Kota,</w:t>
-      </w:r>
-      <w:r>
-        <w:rPr>
-          <w:rFonts w:ascii="Times New Roman" w:hAnsi="Times New Roman" w:cs="Times New Roman"/>
-          <w:b/>
-          <w:sz w:val="20"/>
-          <w:szCs w:val="20"/>
-        </w:rPr>
-        <w:t xml:space="preserve"> </w:t>
-      </w:r>
-      <w:r>
-        <w:rPr>
-          <w:rFonts w:ascii="Times New Roman" w:hAnsi="Times New Roman" w:cs="Times New Roman"/>
-          <w:sz w:val="20"/>
-          <w:szCs w:val="20"/>
-        </w:rPr>
-        <w:t>Rajasthan</w:t>
-      </w:r>
-      <w:r>
-        <w:rPr>
-          <w:rFonts w:ascii="Times New Roman" w:hAnsi="Times New Roman" w:cs="Times New Roman"/>
-          <w:sz w:val="20"/>
-          <w:szCs w:val="20"/>
-        </w:rPr>
-        <w:t xml:space="preserve">, </w:t>
-      </w:r>
-      <w:r>
-        <w:rPr>
-          <w:rFonts w:ascii="Times New Roman" w:hAnsi="Times New Roman" w:cs="Times New Roman"/>
-          <w:sz w:val="20"/>
-          <w:szCs w:val="20"/>
-        </w:rPr>
-        <w:t>India</w:t>
-      </w:r>
-    </w:p>
-    <w:p>
-      <w:pPr>
-        <w:rPr>
-          <w:rFonts w:ascii="Times New Roman" w:hAnsi="Times New Roman" w:cs="Times New Roman"/>
-          <w:b/>
-          <w:sz w:val="20"/>
-          <w:szCs w:val="20"/>
-        </w:rPr>
-      </w:pPr>
-      <w:r>
-        <w:rPr>
-          <w:rFonts w:ascii="Times New Roman" w:hAnsi="Times New Roman" w:cs="Times New Roman"/>
-          <w:sz w:val="20"/>
-          <w:szCs w:val="20"/>
-        </w:rPr>
-        <w:t>Senior Secondary Education, Marks</w:t>
-      </w:r>
-      <w:r>
-        <w:rPr>
-          <w:rFonts w:ascii="Times New Roman" w:hAnsi="Times New Roman" w:cs="Times New Roman"/>
-          <w:sz w:val="20"/>
-          <w:szCs w:val="20"/>
-        </w:rPr>
-        <w:t xml:space="preserve">: 82.2%                                                                                 </w:t>
-      </w:r>
-      <w:r>
-        <w:rPr>
-          <w:rFonts w:ascii="Times New Roman" w:hAnsi="Times New Roman" w:cs="Times New Roman"/>
-          <w:sz w:val="20"/>
-          <w:szCs w:val="20"/>
-        </w:rPr>
         <w:tab/>
-        <w:t xml:space="preserve">        </w:t>
-      </w:r>
-      <w:r>
-        <w:rPr>
-          <w:rFonts w:ascii="Times New Roman" w:hAnsi="Times New Roman" w:cs="Times New Roman"/>
-          <w:b/>
-          <w:sz w:val="20"/>
-          <w:szCs w:val="20"/>
-        </w:rPr>
-        <w:t>April 2019 – March 2021</w:t>
-      </w:r>
-    </w:p>
-    <w:p>
-      <w:pPr>
-        <w:rPr>
-          <w:rFonts w:ascii="Times New Roman" w:hAnsi="Times New Roman" w:cs="Times New Roman"/>
-          <w:sz w:val="20"/>
-          <w:szCs w:val="20"/>
-        </w:rPr>
-      </w:pPr>
-      <w:r>
-        <w:rPr>
-          <w:rFonts w:ascii="Times New Roman" w:hAnsi="Times New Roman" w:cs="Times New Roman"/>
-          <w:b/>
-          <w:sz w:val="20"/>
-          <w:szCs w:val="20"/>
-        </w:rPr>
-        <w:t xml:space="preserve">Bhai </w:t>
-      </w:r>
-      <w:bookmarkStart w:id="0" w:name="_GoBack"/>
-      <w:bookmarkEnd w:id="0"/>
-      <w:r>
-        <w:rPr>
-          <w:rFonts w:ascii="Times New Roman" w:hAnsi="Times New Roman" w:cs="Times New Roman"/>
-          <w:b/>
-          <w:sz w:val="20"/>
-          <w:szCs w:val="20"/>
-        </w:rPr>
-        <w:t xml:space="preserve">Parmanand Vidya Mandir                                                                                                                </w:t>
       </w:r>
       <w:r>
         <w:rPr>
@@ -905,50 +774,79 @@
           <w:szCs w:val="20"/>
         </w:rPr>
         <w:tab/>
-        <w:t xml:space="preserve">        </w:t>
-      </w:r>
-      <w:r>
-        <w:rPr>
-          <w:rFonts w:ascii="Times New Roman" w:hAnsi="Times New Roman" w:cs="Times New Roman"/>
-          <w:sz w:val="20"/>
-          <w:szCs w:val="20"/>
-        </w:rPr>
-        <w:t>New Delhi, India</w:t>
-      </w:r>
-    </w:p>
-    <w:p>
-      <w:pPr>
-        <w:rPr>
-          <w:rFonts w:ascii="Times New Roman" w:hAnsi="Times New Roman" w:cs="Times New Roman"/>
-          <w:sz w:val="20"/>
-          <w:szCs w:val="20"/>
-        </w:rPr>
-      </w:pPr>
-      <w:r>
-        <w:rPr>
-          <w:rFonts w:ascii="Times New Roman" w:hAnsi="Times New Roman" w:cs="Times New Roman"/>
-          <w:sz w:val="20"/>
-          <w:szCs w:val="20"/>
-        </w:rPr>
-        <w:t xml:space="preserve">Secondary Education, Marks: 92%                                                                                                                      </w:t>
-      </w:r>
-      <w:r>
-        <w:rPr>
-          <w:rFonts w:ascii="Times New Roman" w:hAnsi="Times New Roman" w:cs="Times New Roman"/>
+      </w:r>
+      <w:r>
+        <w:rPr>
+          <w:rFonts w:ascii="Times New Roman" w:hAnsi="Times New Roman" w:cs="Times New Roman"/>
+          <w:b/>
           <w:sz w:val="20"/>
           <w:szCs w:val="20"/>
         </w:rPr>
         <w:tab/>
-        <w:t xml:space="preserve"> </w:t>
-      </w:r>
-      <w:r>
-        <w:rPr>
-          <w:rFonts w:ascii="Times New Roman" w:hAnsi="Times New Roman" w:cs="Times New Roman"/>
-          <w:b/>
-          <w:sz w:val="20"/>
-          <w:szCs w:val="20"/>
-        </w:rPr>
-        <w:t>March 2019</w:t>
+      </w:r>
+      <w:r>
+        <w:rPr>
+          <w:rFonts w:ascii="Times New Roman" w:hAnsi="Times New Roman" w:cs="Times New Roman"/>
+          <w:b/>
+          <w:sz w:val="20"/>
+          <w:szCs w:val="20"/>
+        </w:rPr>
+        <w:tab/>
+      </w:r>
+      <w:r>
+        <w:rPr>
+          <w:rFonts w:ascii="Times New Roman" w:hAnsi="Times New Roman" w:cs="Times New Roman"/>
+          <w:b/>
+          <w:sz w:val="20"/>
+          <w:szCs w:val="20"/>
+        </w:rPr>
+        <w:tab/>
+      </w:r>
+      <w:r>
+        <w:rPr>
+          <w:rFonts w:ascii="Times New Roman" w:hAnsi="Times New Roman" w:cs="Times New Roman"/>
+          <w:b/>
+          <w:sz w:val="20"/>
+          <w:szCs w:val="20"/>
+        </w:rPr>
+        <w:tab/>
+      </w:r>
+      <w:r>
+        <w:rPr>
+          <w:rFonts w:ascii="Times New Roman" w:hAnsi="Times New Roman" w:cs="Times New Roman"/>
+          <w:b/>
+          <w:sz w:val="20"/>
+          <w:szCs w:val="20"/>
+        </w:rPr>
+        <w:tab/>
+      </w:r>
+      <w:r>
+        <w:rPr>
+          <w:rFonts w:ascii="Times New Roman" w:hAnsi="Times New Roman" w:cs="Times New Roman"/>
+          <w:b/>
+          <w:sz w:val="20"/>
+          <w:szCs w:val="20"/>
+        </w:rPr>
+        <w:tab/>
+      </w:r>
+      <w:r>
+        <w:rPr>
+          <w:rFonts w:ascii="Times New Roman" w:hAnsi="Times New Roman" w:cs="Times New Roman"/>
+          <w:b/>
+          <w:sz w:val="20"/>
+          <w:szCs w:val="20"/>
+        </w:rPr>
+        <w:tab/>
+      </w:r>
+      <w:r>
+        <w:rPr>
+          <w:rFonts w:ascii="Times New Roman" w:hAnsi="Times New Roman" w:cs="Times New Roman"/>
+          <w:b/>
+          <w:sz w:val="20"/>
+          <w:szCs w:val="20"/>
+        </w:rPr>
+        <w:tab/>
+        <w:t xml:space="preserve">             2026</w:t>
       </w:r>
     </w:p>
     <w:p>
@@ -1093,14 +991,6 @@
           <w:sz w:val="20"/>
           <w:szCs w:val="20"/>
         </w:rPr>
-        <w:t xml:space="preserve">Embedded C/C++, </w:t>
-      </w:r>
-      <w:r>
-        <w:rPr>
-          <w:rFonts w:ascii="Times New Roman" w:hAnsi="Times New Roman" w:cs="Times New Roman"/>
-          <w:sz w:val="20"/>
-          <w:szCs w:val="20"/>
-        </w:rPr>
         <w:t xml:space="preserve">Python, JavaScript, </w:t>
       </w:r>
       <w:r>
@@ -1117,7 +1007,39 @@
           <w:sz w:val="20"/>
           <w:szCs w:val="20"/>
         </w:rPr>
-        <w:t xml:space="preserve"> Java</w:t>
+        <w:t xml:space="preserve"> Java,</w:t>
+      </w:r>
+      <w:r>
+        <w:rPr>
+          <w:rFonts w:ascii="Times New Roman" w:hAnsi="Times New Roman" w:cs="Times New Roman"/>
+          <w:sz w:val="20"/>
+          <w:szCs w:val="20"/>
+        </w:rPr>
+        <w:t xml:space="preserve"> </w:t>
+      </w:r>
+      <w:r>
+        <w:rPr>
+          <w:rFonts w:ascii="Times New Roman" w:hAnsi="Times New Roman" w:cs="Times New Roman"/>
+          <w:sz w:val="20"/>
+          <w:szCs w:val="20"/>
+        </w:rPr>
+        <w:t>C</w:t>
+      </w:r>
+      <w:r>
+        <w:rPr>
+          <w:rFonts w:ascii="Times New Roman" w:hAnsi="Times New Roman" w:cs="Times New Roman"/>
+          <w:sz w:val="20"/>
+          <w:szCs w:val="20"/>
+        </w:rPr>
+        <w:t>/C++</w:t>
+      </w:r>
+      <w:r>
+        <w:rPr>
+          <w:rFonts w:ascii="Times New Roman" w:hAnsi="Times New Roman" w:cs="Times New Roman"/>
+          <w:sz w:val="20"/>
+          <w:szCs w:val="20"/>
+        </w:rPr>
+        <w:t xml:space="preserve">  </w:t>
       </w:r>
     </w:p>
     <w:p>
@@ -1239,52 +1161,44 @@
         <w:spacing w:before="120" w:after="60"/>
         <w:rPr>
           <w:rFonts w:ascii="Times New Roman" w:hAnsi="Times New Roman" w:cs="Times New Roman"/>
-          <w:sz w:val="20"/>
-          <w:szCs w:val="20"/>
-        </w:rPr>
-      </w:pPr>
-      <w:r>
-        <w:rPr>
-          <w:rFonts w:ascii="Times New Roman" w:hAnsi="Times New Roman" w:cs="Times New Roman"/>
-          <w:b/>
-          <w:sz w:val="20"/>
-          <w:szCs w:val="20"/>
-        </w:rPr>
-        <w:t>Web Development:   </w:t>
-      </w:r>
-      <w:r>
-        <w:rPr>
-          <w:rFonts w:ascii="Times New Roman" w:hAnsi="Times New Roman" w:cs="Times New Roman"/>
-          <w:b/>
-          <w:sz w:val="20"/>
-          <w:szCs w:val="20"/>
-        </w:rPr>
-        <w:tab/>
-        <w:t xml:space="preserve">      </w:t>
-      </w:r>
-      <w:r>
-        <w:rPr>
-          <w:rFonts w:ascii="Times New Roman" w:hAnsi="Times New Roman" w:cs="Times New Roman"/>
-          <w:sz w:val="20"/>
-          <w:szCs w:val="20"/>
-        </w:rPr>
-        <w:t xml:space="preserve">Flask, React.js, </w:t>
-      </w:r>
-      <w:r>
-        <w:rPr>
-          <w:rFonts w:ascii="Times New Roman" w:hAnsi="Times New Roman" w:cs="Times New Roman"/>
-          <w:sz w:val="20"/>
-          <w:szCs w:val="20"/>
-        </w:rPr>
-        <w:t xml:space="preserve">Next.js, </w:t>
-      </w:r>
-      <w:r>
-        <w:rPr>
-          <w:rFonts w:ascii="Times New Roman" w:hAnsi="Times New Roman" w:cs="Times New Roman"/>
-          <w:sz w:val="20"/>
-          <w:szCs w:val="20"/>
-        </w:rPr>
-        <w:t>Node.js  </w:t>
+          <w:b/>
+          <w:sz w:val="20"/>
+          <w:szCs w:val="20"/>
+        </w:rPr>
+      </w:pPr>
+      <w:r>
+        <w:rPr>
+          <w:rFonts w:ascii="Times New Roman" w:hAnsi="Times New Roman" w:cs="Times New Roman"/>
+          <w:b/>
+          <w:sz w:val="20"/>
+          <w:szCs w:val="20"/>
+        </w:rPr>
+        <w:t>DevOps &amp; Cloud:   </w:t>
+      </w:r>
+      <w:r>
+        <w:rPr>
+          <w:rFonts w:ascii="Times New Roman" w:hAnsi="Times New Roman" w:cs="Times New Roman"/>
+          <w:b/>
+          <w:sz w:val="20"/>
+          <w:szCs w:val="20"/>
+        </w:rPr>
+        <w:t xml:space="preserve">                </w:t>
+      </w:r>
+      <w:r>
+        <w:rPr>
+          <w:rFonts w:ascii="Times New Roman" w:hAnsi="Times New Roman" w:cs="Times New Roman"/>
+          <w:sz w:val="20"/>
+          <w:szCs w:val="20"/>
+        </w:rPr>
+        <w:t xml:space="preserve">AWS, Docker, Git, GitHub Actions, CI/CD </w:t>
+      </w:r>
+      <w:r>
+        <w:rPr>
+          <w:rFonts w:ascii="Times New Roman" w:hAnsi="Times New Roman" w:cs="Times New Roman"/>
+          <w:sz w:val="20"/>
+          <w:szCs w:val="20"/>
+        </w:rPr>
+        <w:t>pipelines</w:t>
       </w:r>
     </w:p>
     <w:p>
@@ -1309,32 +1223,24 @@
           <w:sz w:val="20"/>
           <w:szCs w:val="20"/>
         </w:rPr>
-        <w:t>DevOps &amp; Cloud:   </w:t>
-      </w:r>
-      <w:r>
-        <w:rPr>
-          <w:rFonts w:ascii="Times New Roman" w:hAnsi="Times New Roman" w:cs="Times New Roman"/>
-          <w:b/>
-          <w:sz w:val="20"/>
-          <w:szCs w:val="20"/>
-        </w:rPr>
-        <w:t xml:space="preserve">                </w:t>
-      </w:r>
-      <w:r>
-        <w:rPr>
-          <w:rFonts w:ascii="Times New Roman" w:hAnsi="Times New Roman" w:cs="Times New Roman"/>
-          <w:sz w:val="20"/>
-          <w:szCs w:val="20"/>
-        </w:rPr>
-        <w:t xml:space="preserve">AWS, Docker, Git, GitHub Actions, CI/CD </w:t>
-      </w:r>
-      <w:r>
-        <w:rPr>
-          <w:rFonts w:ascii="Times New Roman" w:hAnsi="Times New Roman" w:cs="Times New Roman"/>
-          <w:sz w:val="20"/>
-          <w:szCs w:val="20"/>
-        </w:rPr>
-        <w:t>pipelines</w:t>
+        <w:t>Databases:   </w:t>
+      </w:r>
+      <w:r>
+        <w:rPr>
+          <w:rFonts w:ascii="Times New Roman" w:hAnsi="Times New Roman" w:cs="Times New Roman"/>
+          <w:b/>
+          <w:sz w:val="20"/>
+          <w:szCs w:val="20"/>
+        </w:rPr>
+        <w:t xml:space="preserve">                            </w:t>
+      </w:r>
+      <w:r>
+        <w:rPr>
+          <w:rFonts w:ascii="Times New Roman" w:hAnsi="Times New Roman" w:cs="Times New Roman"/>
+          <w:sz w:val="20"/>
+          <w:szCs w:val="20"/>
+        </w:rPr>
+        <w:t>PostgreSQL, MySQL, MongoDB  </w:t>
       </w:r>
     </w:p>
     <w:p>
@@ -1347,36 +1253,86 @@
         <w:spacing w:before="120" w:after="60"/>
         <w:rPr>
           <w:rFonts w:ascii="Times New Roman" w:hAnsi="Times New Roman" w:cs="Times New Roman"/>
-          <w:b/>
-          <w:sz w:val="20"/>
-          <w:szCs w:val="20"/>
-        </w:rPr>
-      </w:pPr>
-      <w:r>
-        <w:rPr>
-          <w:rFonts w:ascii="Times New Roman" w:hAnsi="Times New Roman" w:cs="Times New Roman"/>
-          <w:b/>
-          <w:sz w:val="20"/>
-          <w:szCs w:val="20"/>
-        </w:rPr>
-        <w:t>Databases:   </w:t>
-      </w:r>
-      <w:r>
-        <w:rPr>
-          <w:rFonts w:ascii="Times New Roman" w:hAnsi="Times New Roman" w:cs="Times New Roman"/>
-          <w:b/>
-          <w:sz w:val="20"/>
-          <w:szCs w:val="20"/>
-        </w:rPr>
-        <w:t xml:space="preserve">                            </w:t>
-      </w:r>
-      <w:r>
-        <w:rPr>
-          <w:rFonts w:ascii="Times New Roman" w:hAnsi="Times New Roman" w:cs="Times New Roman"/>
-          <w:sz w:val="20"/>
-          <w:szCs w:val="20"/>
-        </w:rPr>
-        <w:t>PostgreSQL, MySQL, MongoDB  </w:t>
+          <w:sz w:val="20"/>
+          <w:szCs w:val="20"/>
+        </w:rPr>
+      </w:pPr>
+      <w:r>
+        <w:rPr>
+          <w:rFonts w:ascii="Times New Roman" w:hAnsi="Times New Roman" w:cs="Times New Roman"/>
+          <w:b/>
+          <w:sz w:val="20"/>
+          <w:szCs w:val="20"/>
+        </w:rPr>
+        <w:t>Web Development:   </w:t>
+      </w:r>
+      <w:r>
+        <w:rPr>
+          <w:rFonts w:ascii="Times New Roman" w:hAnsi="Times New Roman" w:cs="Times New Roman"/>
+          <w:b/>
+          <w:sz w:val="20"/>
+          <w:szCs w:val="20"/>
+        </w:rPr>
+        <w:tab/>
+        <w:t xml:space="preserve">      </w:t>
+      </w:r>
+      <w:r>
+        <w:rPr>
+          <w:rFonts w:ascii="Times New Roman" w:hAnsi="Times New Roman" w:cs="Times New Roman"/>
+          <w:sz w:val="20"/>
+          <w:szCs w:val="20"/>
+        </w:rPr>
+        <w:t xml:space="preserve">Flask, </w:t>
+      </w:r>
+      <w:proofErr w:type="spellStart"/>
+      <w:r>
+        <w:rPr>
+          <w:rFonts w:ascii="Times New Roman" w:hAnsi="Times New Roman" w:cs="Times New Roman"/>
+          <w:sz w:val="20"/>
+          <w:szCs w:val="20"/>
+        </w:rPr>
+        <w:t>FastA</w:t>
+      </w:r>
+      <w:r>
+        <w:rPr>
+          <w:rFonts w:ascii="Times New Roman" w:hAnsi="Times New Roman" w:cs="Times New Roman"/>
+          <w:sz w:val="20"/>
+          <w:szCs w:val="20"/>
+        </w:rPr>
+        <w:t>PI</w:t>
+      </w:r>
+      <w:proofErr w:type="spellEnd"/>
+      <w:r>
+        <w:rPr>
+          <w:rFonts w:ascii="Times New Roman" w:hAnsi="Times New Roman" w:cs="Times New Roman"/>
+          <w:sz w:val="20"/>
+          <w:szCs w:val="20"/>
+        </w:rPr>
+        <w:t xml:space="preserve">, </w:t>
+      </w:r>
+      <w:r>
+        <w:rPr>
+          <w:rFonts w:ascii="Times New Roman" w:hAnsi="Times New Roman" w:cs="Times New Roman"/>
+          <w:sz w:val="20"/>
+          <w:szCs w:val="20"/>
+        </w:rPr>
+        <w:t xml:space="preserve">React.js, </w:t>
+      </w:r>
+      <w:r>
+        <w:rPr>
+          <w:rFonts w:ascii="Times New Roman" w:hAnsi="Times New Roman" w:cs="Times New Roman"/>
+          <w:sz w:val="20"/>
+          <w:szCs w:val="20"/>
+        </w:rPr>
+        <w:t xml:space="preserve">Next.js, </w:t>
+      </w:r>
+      <w:r>
+        <w:rPr>
+          <w:rFonts w:ascii="Times New Roman" w:hAnsi="Times New Roman" w:cs="Times New Roman"/>
+          <w:sz w:val="20"/>
+          <w:szCs w:val="20"/>
+        </w:rPr>
+        <w:t>Node.js  </w:t>
       </w:r>
     </w:p>
     <w:p>
@@ -1678,6 +1634,7 @@
         <w:t xml:space="preserve"> </w:t>
       </w:r>
       <w:hyperlink r:id="rId11" w:history="1">
+        <w:proofErr w:type="spellStart"/>
         <w:r>
           <w:rPr>
             <w:rStyle w:val="Hyperlink"/>
@@ -1687,11 +1644,37 @@
             <w:sz w:val="20"/>
             <w:szCs w:val="20"/>
           </w:rPr>
-          <w:t>E-bindle Services Private Limited</w:t>
+          <w:t>MakeOver</w:t>
         </w:r>
+        <w:proofErr w:type="spellEnd"/>
+        <w:r>
+          <w:rPr>
+            <w:rStyle w:val="Hyperlink"/>
+            <w:rFonts w:ascii="Times New Roman" w:hAnsi="Times New Roman"/>
+            <w:b/>
+            <w:bCs/>
+            <w:sz w:val="20"/>
+            <w:szCs w:val="20"/>
+          </w:rPr>
+          <w:t xml:space="preserve"> India </w:t>
+        </w:r>
+        <w:proofErr w:type="spellStart"/>
+        <w:r>
+          <w:rPr>
+            <w:rStyle w:val="Hyperlink"/>
+            <w:rFonts w:ascii="Times New Roman" w:hAnsi="Times New Roman"/>
+            <w:b/>
+            <w:bCs/>
+            <w:sz w:val="20"/>
+            <w:szCs w:val="20"/>
+          </w:rPr>
+          <w:t>Probuild</w:t>
+        </w:r>
+        <w:proofErr w:type="spellEnd"/>
       </w:hyperlink>
       <w:r>
         <w:rPr>
+          <w:rStyle w:val="Hyperlink"/>
           <w:rFonts w:ascii="Times New Roman" w:hAnsi="Times New Roman"/>
           <w:b/>
           <w:bCs/>
@@ -1794,6 +1777,16 @@
           <w:szCs w:val="20"/>
         </w:rPr>
         <w:t xml:space="preserve">                </w:t>
+      </w:r>
+      <w:r>
+        <w:rPr>
+          <w:rFonts w:ascii="Times New Roman" w:hAnsi="Times New Roman"/>
+          <w:b/>
+          <w:bCs/>
+          <w:sz w:val="20"/>
+          <w:szCs w:val="20"/>
+        </w:rPr>
+        <w:t xml:space="preserve">               </w:t>
       </w:r>
       <w:r>
         <w:rPr>
@@ -1892,7 +1885,7 @@
             <w:sz w:val="18"/>
             <w:szCs w:val="18"/>
           </w:rPr>
-          <w:t xml:space="preserve"> </w:t>
+          <w:t xml:space="preserve"> India </w:t>
         </w:r>
         <w:proofErr w:type="spellStart"/>
         <w:r>
@@ -1907,17 +1900,6 @@
           <w:t>Probuild</w:t>
         </w:r>
         <w:proofErr w:type="spellEnd"/>
-        <w:r>
-          <w:rPr>
-            <w:rStyle w:val="Hyperlink"/>
-            <w:rFonts w:ascii="Times New Roman" w:eastAsia="Times New Roman" w:hAnsi="Times New Roman" w:cs="Times New Roman"/>
-            <w:b/>
-            <w:bCs/>
-            <w:sz w:val="18"/>
-            <w:szCs w:val="18"/>
-          </w:rPr>
-          <w:t xml:space="preserve"> India</w:t>
-        </w:r>
       </w:hyperlink>
       <w:r>
         <w:rPr>
@@ -1936,17 +1918,16 @@
           <w:sz w:val="18"/>
           <w:szCs w:val="18"/>
         </w:rPr>
-        <w:t>a compressive beauty and salon service platform</w:t>
-      </w:r>
-      <w:r>
-        <w:rPr>
-          <w:rFonts w:ascii="Times New Roman" w:eastAsia="Times New Roman" w:hAnsi="Times New Roman" w:cs="Times New Roman"/>
-          <w:b/>
+        <w:t xml:space="preserve">a </w:t>
+      </w:r>
+      <w:r>
+        <w:rPr>
+          <w:rFonts w:ascii="Times New Roman" w:eastAsia="Times New Roman" w:hAnsi="Times New Roman" w:cs="Times New Roman"/>
           <w:bCs/>
           <w:sz w:val="18"/>
           <w:szCs w:val="18"/>
         </w:rPr>
-        <w:t xml:space="preserve"> (available on Google Play), </w:t>
+        <w:t xml:space="preserve">comprehensive </w:t>
       </w:r>
       <w:r>
         <w:rPr>
@@ -1955,6 +1936,45 @@
           <w:sz w:val="18"/>
           <w:szCs w:val="18"/>
         </w:rPr>
+        <w:t>beauty and salon service platform</w:t>
+      </w:r>
+      <w:r>
+        <w:rPr>
+          <w:rFonts w:ascii="Times New Roman" w:eastAsia="Times New Roman" w:hAnsi="Times New Roman" w:cs="Times New Roman"/>
+          <w:b/>
+          <w:bCs/>
+          <w:sz w:val="18"/>
+          <w:szCs w:val="18"/>
+        </w:rPr>
+        <w:t xml:space="preserve"> (available on </w:t>
+      </w:r>
+      <w:r>
+        <w:rPr>
+          <w:rFonts w:ascii="Times New Roman" w:eastAsia="Times New Roman" w:hAnsi="Times New Roman" w:cs="Times New Roman"/>
+          <w:b/>
+          <w:bCs/>
+          <w:sz w:val="18"/>
+          <w:szCs w:val="18"/>
+        </w:rPr>
+        <w:t xml:space="preserve">App Store &amp; </w:t>
+      </w:r>
+      <w:r>
+        <w:rPr>
+          <w:rFonts w:ascii="Times New Roman" w:eastAsia="Times New Roman" w:hAnsi="Times New Roman" w:cs="Times New Roman"/>
+          <w:b/>
+          <w:bCs/>
+          <w:sz w:val="18"/>
+          <w:szCs w:val="18"/>
+        </w:rPr>
+        <w:t xml:space="preserve">Google Play), </w:t>
+      </w:r>
+      <w:r>
+        <w:rPr>
+          <w:rFonts w:ascii="Times New Roman" w:eastAsia="Times New Roman" w:hAnsi="Times New Roman" w:cs="Times New Roman"/>
+          <w:bCs/>
+          <w:sz w:val="18"/>
+          <w:szCs w:val="18"/>
+        </w:rPr>
         <w:t xml:space="preserve">to deliver </w:t>
       </w:r>
       <w:r>
@@ -1965,16 +1985,54 @@
           <w:sz w:val="18"/>
           <w:szCs w:val="18"/>
         </w:rPr>
-        <w:t>4 full-stack web applications</w:t>
-      </w:r>
-      <w:r>
-        <w:rPr>
-          <w:rFonts w:ascii="Times New Roman" w:eastAsia="Times New Roman" w:hAnsi="Times New Roman" w:cs="Times New Roman"/>
+        <w:t xml:space="preserve">4 </w:t>
+      </w:r>
+      <w:r>
+        <w:rPr>
+          <w:rFonts w:ascii="Times New Roman" w:eastAsia="Times New Roman" w:hAnsi="Times New Roman" w:cs="Times New Roman"/>
+          <w:b/>
           <w:bCs/>
           <w:sz w:val="18"/>
           <w:szCs w:val="18"/>
         </w:rPr>
-        <w:t xml:space="preserve"> (client, business, admin, and community platforms) </w:t>
+        <w:t>software</w:t>
+      </w:r>
+      <w:r>
+        <w:rPr>
+          <w:rFonts w:ascii="Times New Roman" w:eastAsia="Times New Roman" w:hAnsi="Times New Roman" w:cs="Times New Roman"/>
+          <w:b/>
+          <w:bCs/>
+          <w:sz w:val="18"/>
+          <w:szCs w:val="18"/>
+        </w:rPr>
+        <w:t xml:space="preserve"> applications</w:t>
+      </w:r>
+      <w:r>
+        <w:rPr>
+          <w:rFonts w:ascii="Times New Roman" w:eastAsia="Times New Roman" w:hAnsi="Times New Roman" w:cs="Times New Roman"/>
+          <w:bCs/>
+          <w:sz w:val="18"/>
+          <w:szCs w:val="18"/>
+        </w:rPr>
+        <w:t xml:space="preserve"> (client, business, admin</w:t>
+      </w:r>
+      <w:r>
+        <w:rPr>
+          <w:rFonts w:ascii="Times New Roman" w:eastAsia="Times New Roman" w:hAnsi="Times New Roman" w:cs="Times New Roman"/>
+          <w:bCs/>
+          <w:sz w:val="18"/>
+          <w:szCs w:val="18"/>
+        </w:rPr>
+        <w:t xml:space="preserve"> dashboard</w:t>
+      </w:r>
+      <w:r>
+        <w:rPr>
+          <w:rFonts w:ascii="Times New Roman" w:eastAsia="Times New Roman" w:hAnsi="Times New Roman" w:cs="Times New Roman"/>
+          <w:bCs/>
+          <w:sz w:val="18"/>
+          <w:szCs w:val="18"/>
+        </w:rPr>
+        <w:t xml:space="preserve">, and community platforms) </w:t>
       </w:r>
       <w:r>
         <w:rPr>
@@ -2036,37 +2094,45 @@
           <w:sz w:val="18"/>
           <w:szCs w:val="18"/>
         </w:rPr>
-        <w:t xml:space="preserve">Leveraged </w:t>
-      </w:r>
-      <w:r>
-        <w:rPr>
-          <w:rFonts w:ascii="Times New Roman" w:eastAsia="Times New Roman" w:hAnsi="Times New Roman" w:cs="Times New Roman"/>
-          <w:b/>
-          <w:color w:val="0E0E0E"/>
-          <w:sz w:val="18"/>
-          <w:szCs w:val="18"/>
-        </w:rPr>
-        <w:t>A</w:t>
-      </w:r>
-      <w:r>
-        <w:rPr>
-          <w:rFonts w:ascii="Times New Roman" w:eastAsia="Times New Roman" w:hAnsi="Times New Roman" w:cs="Times New Roman"/>
-          <w:b/>
-          <w:color w:val="0E0E0E"/>
-          <w:sz w:val="18"/>
-          <w:szCs w:val="18"/>
-        </w:rPr>
-        <w:t xml:space="preserve">WS S3, CloudFront, </w:t>
-      </w:r>
-      <w:r>
-        <w:rPr>
-          <w:rFonts w:ascii="Times New Roman" w:eastAsia="Times New Roman" w:hAnsi="Times New Roman" w:cs="Times New Roman"/>
-          <w:b/>
-          <w:color w:val="0E0E0E"/>
-          <w:sz w:val="18"/>
-          <w:szCs w:val="18"/>
-        </w:rPr>
-        <w:t xml:space="preserve">CloudWatch,  SNS, KMS, </w:t>
+        <w:t xml:space="preserve">Designed and implemented end-to-end </w:t>
+      </w:r>
+      <w:r>
+        <w:rPr>
+          <w:rFonts w:ascii="Times New Roman" w:eastAsia="Times New Roman" w:hAnsi="Times New Roman" w:cs="Times New Roman"/>
+          <w:b/>
+          <w:color w:val="0E0E0E"/>
+          <w:sz w:val="18"/>
+          <w:szCs w:val="18"/>
+        </w:rPr>
+        <w:t>payment</w:t>
+      </w:r>
+      <w:r>
+        <w:rPr>
+          <w:rFonts w:ascii="Times New Roman" w:eastAsia="Times New Roman" w:hAnsi="Times New Roman" w:cs="Times New Roman"/>
+          <w:color w:val="0E0E0E"/>
+          <w:sz w:val="18"/>
+          <w:szCs w:val="18"/>
+        </w:rPr>
+        <w:t xml:space="preserve"> and </w:t>
+      </w:r>
+      <w:r>
+        <w:rPr>
+          <w:rFonts w:ascii="Times New Roman" w:eastAsia="Times New Roman" w:hAnsi="Times New Roman" w:cs="Times New Roman"/>
+          <w:b/>
+          <w:color w:val="0E0E0E"/>
+          <w:sz w:val="18"/>
+          <w:szCs w:val="18"/>
+        </w:rPr>
+        <w:t>wallet infrastructure</w:t>
+      </w:r>
+      <w:r>
+        <w:rPr>
+          <w:rFonts w:ascii="Times New Roman" w:eastAsia="Times New Roman" w:hAnsi="Times New Roman" w:cs="Times New Roman"/>
+          <w:color w:val="0E0E0E"/>
+          <w:sz w:val="18"/>
+          <w:szCs w:val="18"/>
+        </w:rPr>
+        <w:t xml:space="preserve"> using </w:t>
       </w:r>
       <w:proofErr w:type="spellStart"/>
       <w:r>
@@ -2077,327 +2143,343 @@
           <w:sz w:val="18"/>
           <w:szCs w:val="18"/>
         </w:rPr>
-        <w:t>Redis</w:t>
+        <w:t>Razorpay</w:t>
       </w:r>
       <w:proofErr w:type="spellEnd"/>
       <w:r>
         <w:rPr>
           <w:rFonts w:ascii="Times New Roman" w:eastAsia="Times New Roman" w:hAnsi="Times New Roman" w:cs="Times New Roman"/>
-          <w:b/>
-          <w:color w:val="0E0E0E"/>
-          <w:sz w:val="18"/>
-          <w:szCs w:val="18"/>
-        </w:rPr>
-        <w:t xml:space="preserve"> cache, </w:t>
-      </w:r>
-      <w:r>
-        <w:rPr>
-          <w:rFonts w:ascii="Times New Roman" w:eastAsia="Times New Roman" w:hAnsi="Times New Roman" w:cs="Times New Roman"/>
-          <w:b/>
-          <w:color w:val="0E0E0E"/>
-          <w:sz w:val="18"/>
-          <w:szCs w:val="18"/>
-        </w:rPr>
-        <w:t xml:space="preserve">Web Sockets </w:t>
-      </w:r>
-      <w:r>
-        <w:rPr>
-          <w:rFonts w:ascii="Times New Roman" w:eastAsia="Times New Roman" w:hAnsi="Times New Roman" w:cs="Times New Roman"/>
-          <w:b/>
-          <w:color w:val="0E0E0E"/>
-          <w:sz w:val="18"/>
-          <w:szCs w:val="18"/>
-        </w:rPr>
-        <w:t>and AWS Lambda</w:t>
-      </w:r>
-      <w:r>
-        <w:rPr>
-          <w:rFonts w:ascii="Times New Roman" w:eastAsia="Times New Roman" w:hAnsi="Times New Roman" w:cs="Times New Roman"/>
-          <w:color w:val="0E0E0E"/>
-          <w:sz w:val="18"/>
-          <w:szCs w:val="18"/>
-        </w:rPr>
-        <w:t xml:space="preserve"> to enable scalable file storage, fast global content delivery, low-latency caching, </w:t>
-      </w:r>
-      <w:r>
-        <w:rPr>
-          <w:rFonts w:ascii="Times New Roman" w:eastAsia="Times New Roman" w:hAnsi="Times New Roman" w:cs="Times New Roman"/>
-          <w:color w:val="0E0E0E"/>
-          <w:sz w:val="18"/>
-          <w:szCs w:val="18"/>
-        </w:rPr>
-        <w:t>data security,</w:t>
-      </w:r>
-      <w:r>
-        <w:rPr>
-          <w:rFonts w:ascii="Times New Roman" w:eastAsia="Times New Roman" w:hAnsi="Times New Roman" w:cs="Times New Roman"/>
-          <w:color w:val="0E0E0E"/>
-          <w:sz w:val="18"/>
-          <w:szCs w:val="18"/>
-        </w:rPr>
-        <w:t xml:space="preserve"> real-time messaging,</w:t>
-      </w:r>
-      <w:r>
-        <w:rPr>
-          <w:rFonts w:ascii="Times New Roman" w:eastAsia="Times New Roman" w:hAnsi="Times New Roman" w:cs="Times New Roman"/>
-          <w:color w:val="0E0E0E"/>
-          <w:sz w:val="18"/>
-          <w:szCs w:val="18"/>
-        </w:rPr>
-        <w:t xml:space="preserve"> monitoring </w:t>
-      </w:r>
-      <w:r>
-        <w:rPr>
-          <w:rFonts w:ascii="Times New Roman" w:eastAsia="Times New Roman" w:hAnsi="Times New Roman" w:cs="Times New Roman"/>
-          <w:color w:val="0E0E0E"/>
-          <w:sz w:val="18"/>
-          <w:szCs w:val="18"/>
-        </w:rPr>
-        <w:t>and efficient serverless processing.</w:t>
+          <w:color w:val="0E0E0E"/>
+          <w:sz w:val="18"/>
+          <w:szCs w:val="18"/>
+        </w:rPr>
+        <w:t xml:space="preserve">, including payment processing, refunds, </w:t>
+      </w:r>
+      <w:proofErr w:type="spellStart"/>
+      <w:r>
+        <w:rPr>
+          <w:rFonts w:ascii="Times New Roman" w:eastAsia="Times New Roman" w:hAnsi="Times New Roman" w:cs="Times New Roman"/>
+          <w:color w:val="0E0E0E"/>
+          <w:sz w:val="18"/>
+          <w:szCs w:val="18"/>
+        </w:rPr>
+        <w:t>payouts</w:t>
+      </w:r>
+      <w:proofErr w:type="spellEnd"/>
+      <w:r>
+        <w:rPr>
+          <w:rFonts w:ascii="Times New Roman" w:eastAsia="Times New Roman" w:hAnsi="Times New Roman" w:cs="Times New Roman"/>
+          <w:color w:val="0E0E0E"/>
+          <w:sz w:val="18"/>
+          <w:szCs w:val="18"/>
+        </w:rPr>
+        <w:t>, transaction reconciliation, webhook automation, loyalty credits, and digital wallet management.</w:t>
       </w:r>
     </w:p>
     <w:p>
       <w:pPr>
-        <w:pStyle w:val="p1"/>
+        <w:pStyle w:val="ListParagraph"/>
         <w:numPr>
           <w:ilvl w:val="0"/>
           <w:numId w:val="25"/>
         </w:numPr>
         <w:spacing w:after="20"/>
-        <w:ind w:left="714" w:hanging="357"/>
-        <w:rPr>
-          <w:rFonts w:ascii="Times New Roman" w:hAnsi="Times New Roman"/>
-        </w:rPr>
-      </w:pPr>
-      <w:r>
-        <w:rPr>
-          <w:rFonts w:ascii="Times New Roman" w:hAnsi="Times New Roman"/>
-        </w:rPr>
-        <w:t xml:space="preserve">Built and maintained </w:t>
-      </w:r>
-      <w:r>
-        <w:rPr>
-          <w:rFonts w:ascii="Times New Roman" w:hAnsi="Times New Roman"/>
-          <w:b/>
-          <w:bCs/>
-        </w:rPr>
-        <w:t>10</w:t>
-      </w:r>
-      <w:r>
-        <w:rPr>
-          <w:rFonts w:ascii="Times New Roman" w:hAnsi="Times New Roman"/>
-          <w:b/>
-          <w:bCs/>
-        </w:rPr>
-        <w:t>0+ RESTful APIs</w:t>
-      </w:r>
-      <w:r>
-        <w:rPr>
-          <w:rFonts w:ascii="Times New Roman" w:hAnsi="Times New Roman"/>
-        </w:rPr>
-        <w:t>,</w:t>
-      </w:r>
-      <w:r>
-        <w:rPr>
-          <w:rFonts w:ascii="Times New Roman" w:hAnsi="Times New Roman"/>
+        <w:rPr>
+          <w:rFonts w:ascii="Times New Roman" w:eastAsia="Times New Roman" w:hAnsi="Times New Roman" w:cs="Times New Roman"/>
+          <w:color w:val="0E0E0E"/>
+          <w:sz w:val="18"/>
+          <w:szCs w:val="18"/>
+        </w:rPr>
+      </w:pPr>
+      <w:r>
+        <w:rPr>
+          <w:rFonts w:ascii="Times New Roman" w:eastAsia="Times New Roman" w:hAnsi="Times New Roman" w:cs="Times New Roman"/>
+          <w:color w:val="0E0E0E"/>
+          <w:sz w:val="18"/>
+          <w:szCs w:val="18"/>
+        </w:rPr>
+        <w:t xml:space="preserve">Leveraged </w:t>
+      </w:r>
+      <w:r>
+        <w:rPr>
+          <w:rFonts w:ascii="Times New Roman" w:eastAsia="Times New Roman" w:hAnsi="Times New Roman" w:cs="Times New Roman"/>
+          <w:b/>
+          <w:color w:val="0E0E0E"/>
+          <w:sz w:val="18"/>
+          <w:szCs w:val="18"/>
+        </w:rPr>
+        <w:t>AWS S3</w:t>
+      </w:r>
+      <w:r>
+        <w:rPr>
+          <w:rFonts w:ascii="Times New Roman" w:eastAsia="Times New Roman" w:hAnsi="Times New Roman" w:cs="Times New Roman"/>
+          <w:color w:val="0E0E0E"/>
+          <w:sz w:val="18"/>
+          <w:szCs w:val="18"/>
+        </w:rPr>
+        <w:t xml:space="preserve">, </w:t>
+      </w:r>
+      <w:r>
+        <w:rPr>
+          <w:rFonts w:ascii="Times New Roman" w:eastAsia="Times New Roman" w:hAnsi="Times New Roman" w:cs="Times New Roman"/>
+          <w:b/>
+          <w:color w:val="0E0E0E"/>
+          <w:sz w:val="18"/>
+          <w:szCs w:val="18"/>
+        </w:rPr>
+        <w:t>CloudFront</w:t>
+      </w:r>
+      <w:r>
+        <w:rPr>
+          <w:rFonts w:ascii="Times New Roman" w:eastAsia="Times New Roman" w:hAnsi="Times New Roman" w:cs="Times New Roman"/>
+          <w:color w:val="0E0E0E"/>
+          <w:sz w:val="18"/>
+          <w:szCs w:val="18"/>
+        </w:rPr>
+        <w:t xml:space="preserve">, </w:t>
+      </w:r>
+      <w:r>
+        <w:rPr>
+          <w:rFonts w:ascii="Times New Roman" w:eastAsia="Times New Roman" w:hAnsi="Times New Roman" w:cs="Times New Roman"/>
+          <w:b/>
+          <w:color w:val="0E0E0E"/>
+          <w:sz w:val="18"/>
+          <w:szCs w:val="18"/>
+        </w:rPr>
+        <w:t>CloudWatch</w:t>
+      </w:r>
+      <w:r>
+        <w:rPr>
+          <w:rFonts w:ascii="Times New Roman" w:eastAsia="Times New Roman" w:hAnsi="Times New Roman" w:cs="Times New Roman"/>
+          <w:color w:val="0E0E0E"/>
+          <w:sz w:val="18"/>
+          <w:szCs w:val="18"/>
+        </w:rPr>
+        <w:t xml:space="preserve">, </w:t>
+      </w:r>
+      <w:r>
+        <w:rPr>
+          <w:rFonts w:ascii="Times New Roman" w:eastAsia="Times New Roman" w:hAnsi="Times New Roman" w:cs="Times New Roman"/>
+          <w:b/>
+          <w:color w:val="0E0E0E"/>
+          <w:sz w:val="18"/>
+          <w:szCs w:val="18"/>
+        </w:rPr>
+        <w:t>SNS,</w:t>
+      </w:r>
+      <w:r>
+        <w:rPr>
+          <w:rFonts w:ascii="Times New Roman" w:eastAsia="Times New Roman" w:hAnsi="Times New Roman" w:cs="Times New Roman"/>
+          <w:color w:val="0E0E0E"/>
+          <w:sz w:val="18"/>
+          <w:szCs w:val="18"/>
         </w:rPr>
         <w:t xml:space="preserve"> </w:t>
       </w:r>
       <w:r>
         <w:rPr>
-          <w:rFonts w:ascii="Times New Roman" w:hAnsi="Times New Roman"/>
-        </w:rPr>
-        <w:t>with sub-300ms average response times</w:t>
-      </w:r>
-      <w:r>
-        <w:rPr>
-          <w:rFonts w:ascii="Times New Roman" w:hAnsi="Times New Roman"/>
-        </w:rPr>
-        <w:t xml:space="preserve"> and</w:t>
-      </w:r>
-      <w:r>
-        <w:rPr>
-          <w:rFonts w:ascii="Times New Roman" w:hAnsi="Times New Roman"/>
-        </w:rPr>
-        <w:t xml:space="preserve"> integrated</w:t>
-      </w:r>
-      <w:r>
-        <w:rPr>
-          <w:rFonts w:ascii="Times New Roman" w:hAnsi="Times New Roman"/>
-        </w:rPr>
-        <w:t xml:space="preserve"> </w:t>
-      </w:r>
-      <w:r>
-        <w:rPr>
-          <w:rFonts w:ascii="Times New Roman" w:hAnsi="Times New Roman"/>
-          <w:b/>
-        </w:rPr>
-        <w:t>payment portal</w:t>
-      </w:r>
-      <w:r>
-        <w:rPr>
-          <w:rFonts w:ascii="Times New Roman" w:hAnsi="Times New Roman"/>
-        </w:rPr>
-        <w:t xml:space="preserve"> using </w:t>
+          <w:rFonts w:ascii="Times New Roman" w:eastAsia="Times New Roman" w:hAnsi="Times New Roman" w:cs="Times New Roman"/>
+          <w:b/>
+          <w:color w:val="0E0E0E"/>
+          <w:sz w:val="18"/>
+          <w:szCs w:val="18"/>
+        </w:rPr>
+        <w:t>KMS</w:t>
+      </w:r>
+      <w:r>
+        <w:rPr>
+          <w:rFonts w:ascii="Times New Roman" w:eastAsia="Times New Roman" w:hAnsi="Times New Roman" w:cs="Times New Roman"/>
+          <w:color w:val="0E0E0E"/>
+          <w:sz w:val="18"/>
+          <w:szCs w:val="18"/>
+        </w:rPr>
+        <w:t xml:space="preserve">, </w:t>
       </w:r>
       <w:proofErr w:type="spellStart"/>
       <w:r>
         <w:rPr>
-          <w:rFonts w:ascii="Times New Roman" w:hAnsi="Times New Roman"/>
-          <w:b/>
-        </w:rPr>
-        <w:t>Razorpay</w:t>
+          <w:rFonts w:ascii="Times New Roman" w:eastAsia="Times New Roman" w:hAnsi="Times New Roman" w:cs="Times New Roman"/>
+          <w:b/>
+          <w:color w:val="0E0E0E"/>
+          <w:sz w:val="18"/>
+          <w:szCs w:val="18"/>
+        </w:rPr>
+        <w:t>Redis</w:t>
       </w:r>
       <w:proofErr w:type="spellEnd"/>
       <w:r>
         <w:rPr>
-          <w:rFonts w:ascii="Times New Roman" w:hAnsi="Times New Roman"/>
-        </w:rPr>
-        <w:t>.</w:t>
+          <w:rFonts w:ascii="Times New Roman" w:eastAsia="Times New Roman" w:hAnsi="Times New Roman" w:cs="Times New Roman"/>
+          <w:color w:val="0E0E0E"/>
+          <w:sz w:val="18"/>
+          <w:szCs w:val="18"/>
+        </w:rPr>
+        <w:t xml:space="preserve">, </w:t>
+      </w:r>
+      <w:proofErr w:type="spellStart"/>
+      <w:r>
+        <w:rPr>
+          <w:rFonts w:ascii="Times New Roman" w:eastAsia="Times New Roman" w:hAnsi="Times New Roman" w:cs="Times New Roman"/>
+          <w:b/>
+          <w:color w:val="0E0E0E"/>
+          <w:sz w:val="18"/>
+          <w:szCs w:val="18"/>
+        </w:rPr>
+        <w:t>WebSockets</w:t>
+      </w:r>
+      <w:proofErr w:type="spellEnd"/>
+      <w:r>
+        <w:rPr>
+          <w:rFonts w:ascii="Times New Roman" w:eastAsia="Times New Roman" w:hAnsi="Times New Roman" w:cs="Times New Roman"/>
+          <w:color w:val="0E0E0E"/>
+          <w:sz w:val="18"/>
+          <w:szCs w:val="18"/>
+        </w:rPr>
+        <w:t xml:space="preserve">, and </w:t>
+      </w:r>
+      <w:r>
+        <w:rPr>
+          <w:rFonts w:ascii="Times New Roman" w:eastAsia="Times New Roman" w:hAnsi="Times New Roman" w:cs="Times New Roman"/>
+          <w:b/>
+          <w:color w:val="0E0E0E"/>
+          <w:sz w:val="18"/>
+          <w:szCs w:val="18"/>
+        </w:rPr>
+        <w:t>AWS Lambda</w:t>
+      </w:r>
+      <w:r>
+        <w:rPr>
+          <w:rFonts w:ascii="Times New Roman" w:eastAsia="Times New Roman" w:hAnsi="Times New Roman" w:cs="Times New Roman"/>
+          <w:color w:val="0E0E0E"/>
+          <w:sz w:val="18"/>
+          <w:szCs w:val="18"/>
+        </w:rPr>
+        <w:t xml:space="preserve"> to build scalable, secure, and real-time backend services with low-latency performance</w:t>
+      </w:r>
+      <w:r>
+        <w:rPr>
+          <w:rFonts w:ascii="Times New Roman" w:eastAsia="Times New Roman" w:hAnsi="Times New Roman" w:cs="Times New Roman"/>
+          <w:color w:val="0E0E0E"/>
+          <w:sz w:val="18"/>
+          <w:szCs w:val="18"/>
+        </w:rPr>
+        <w:t xml:space="preserve">, </w:t>
+      </w:r>
+      <w:r>
+        <w:rPr>
+          <w:rFonts w:ascii="Times New Roman" w:eastAsia="Times New Roman" w:hAnsi="Times New Roman" w:cs="Times New Roman"/>
+          <w:color w:val="0E0E0E"/>
+          <w:sz w:val="18"/>
+          <w:szCs w:val="18"/>
+        </w:rPr>
+        <w:t xml:space="preserve">while designing automated </w:t>
+      </w:r>
+      <w:r>
+        <w:rPr>
+          <w:rFonts w:ascii="Times New Roman" w:eastAsia="Times New Roman" w:hAnsi="Times New Roman" w:cs="Times New Roman"/>
+          <w:b/>
+          <w:color w:val="0E0E0E"/>
+          <w:sz w:val="18"/>
+          <w:szCs w:val="18"/>
+        </w:rPr>
+        <w:t>CI/CD pipelines</w:t>
+      </w:r>
+      <w:r>
+        <w:rPr>
+          <w:rFonts w:ascii="Times New Roman" w:eastAsia="Times New Roman" w:hAnsi="Times New Roman" w:cs="Times New Roman"/>
+          <w:color w:val="0E0E0E"/>
+          <w:sz w:val="18"/>
+          <w:szCs w:val="18"/>
+        </w:rPr>
+        <w:t xml:space="preserve"> with </w:t>
+      </w:r>
+      <w:r>
+        <w:rPr>
+          <w:rFonts w:ascii="Times New Roman" w:eastAsia="Times New Roman" w:hAnsi="Times New Roman" w:cs="Times New Roman"/>
+          <w:b/>
+          <w:color w:val="0E0E0E"/>
+          <w:sz w:val="18"/>
+          <w:szCs w:val="18"/>
+        </w:rPr>
+        <w:t>Docker</w:t>
+      </w:r>
+      <w:r>
+        <w:rPr>
+          <w:rFonts w:ascii="Times New Roman" w:eastAsia="Times New Roman" w:hAnsi="Times New Roman" w:cs="Times New Roman"/>
+          <w:color w:val="0E0E0E"/>
+          <w:sz w:val="18"/>
+          <w:szCs w:val="18"/>
+        </w:rPr>
+        <w:t xml:space="preserve"> and </w:t>
+      </w:r>
+      <w:r>
+        <w:rPr>
+          <w:rFonts w:ascii="Times New Roman" w:eastAsia="Times New Roman" w:hAnsi="Times New Roman" w:cs="Times New Roman"/>
+          <w:b/>
+          <w:color w:val="0E0E0E"/>
+          <w:sz w:val="18"/>
+          <w:szCs w:val="18"/>
+        </w:rPr>
+        <w:t>GitHub Actions</w:t>
+      </w:r>
+      <w:r>
+        <w:rPr>
+          <w:rFonts w:ascii="Times New Roman" w:eastAsia="Times New Roman" w:hAnsi="Times New Roman" w:cs="Times New Roman"/>
+          <w:color w:val="0E0E0E"/>
+          <w:sz w:val="18"/>
+          <w:szCs w:val="18"/>
+        </w:rPr>
+        <w:t xml:space="preserve"> that reduced deployment time by 65%.</w:t>
       </w:r>
     </w:p>
     <w:p>
       <w:pPr>
         <w:pStyle w:val="p1"/>
-        <w:numPr>
-          <w:ilvl w:val="0"/>
-          <w:numId w:val="25"/>
-        </w:numPr>
-        <w:spacing w:after="20"/>
-        <w:ind w:left="714" w:hanging="357"/>
+        <w:spacing w:before="120" w:after="60"/>
         <w:rPr>
           <w:rFonts w:ascii="Times New Roman" w:hAnsi="Times New Roman"/>
+          <w:b/>
+          <w:bCs/>
+          <w:color w:val="0E0E0E"/>
+          <w:sz w:val="20"/>
+          <w:szCs w:val="20"/>
         </w:rPr>
       </w:pPr>
       <w:r>
         <w:rPr>
           <w:rFonts w:ascii="Times New Roman" w:hAnsi="Times New Roman"/>
-        </w:rPr>
-        <w:t xml:space="preserve">Designed and implemented an </w:t>
+          <w:b/>
+          <w:sz w:val="20"/>
+          <w:szCs w:val="20"/>
+        </w:rPr>
+        <w:t>Open Source Contributor</w:t>
       </w:r>
       <w:r>
         <w:rPr>
           <w:rFonts w:ascii="Times New Roman" w:hAnsi="Times New Roman"/>
-          <w:bCs/>
-        </w:rPr>
-        <w:t xml:space="preserve">automated </w:t>
+          <w:b/>
+          <w:sz w:val="20"/>
+          <w:szCs w:val="20"/>
+        </w:rPr>
+        <w:t xml:space="preserve"> </w:t>
       </w:r>
       <w:r>
         <w:rPr>
           <w:rFonts w:ascii="Times New Roman" w:hAnsi="Times New Roman"/>
           <w:b/>
-          <w:bCs/>
-        </w:rPr>
-        <w:t>CI/CD pipeline</w:t>
+          <w:sz w:val="20"/>
+          <w:szCs w:val="20"/>
+        </w:rPr>
+        <w:t>|</w:t>
       </w:r>
       <w:r>
         <w:rPr>
           <w:rFonts w:ascii="Times New Roman" w:hAnsi="Times New Roman"/>
-          <w:bCs/>
-        </w:rPr>
-        <w:t xml:space="preserve"> using</w:t>
-      </w:r>
-      <w:r>
-        <w:rPr>
-          <w:rFonts w:ascii="Times New Roman" w:hAnsi="Times New Roman"/>
-          <w:b/>
-          <w:bCs/>
-        </w:rPr>
-        <w:t xml:space="preserve"> docker </w:t>
-      </w:r>
-      <w:r>
-        <w:rPr>
-          <w:rFonts w:ascii="Times New Roman" w:hAnsi="Times New Roman"/>
-          <w:bCs/>
-        </w:rPr>
-        <w:t>and</w:t>
-      </w:r>
-      <w:r>
-        <w:rPr>
-          <w:rFonts w:ascii="Times New Roman" w:hAnsi="Times New Roman"/>
-          <w:b/>
-          <w:bCs/>
+          <w:b/>
+          <w:sz w:val="20"/>
+          <w:szCs w:val="20"/>
         </w:rPr>
         <w:t xml:space="preserve"> </w:t>
-      </w:r>
-      <w:proofErr w:type="spellStart"/>
-      <w:r>
-        <w:rPr>
-          <w:rFonts w:ascii="Times New Roman" w:hAnsi="Times New Roman"/>
-          <w:b/>
-          <w:bCs/>
-        </w:rPr>
-        <w:t>github</w:t>
-      </w:r>
-      <w:proofErr w:type="spellEnd"/>
-      <w:r>
-        <w:rPr>
-          <w:rFonts w:ascii="Times New Roman" w:hAnsi="Times New Roman"/>
-          <w:b/>
-          <w:bCs/>
-        </w:rPr>
-        <w:t xml:space="preserve"> actions</w:t>
-      </w:r>
-      <w:r>
-        <w:rPr>
-          <w:rFonts w:ascii="Times New Roman" w:hAnsi="Times New Roman"/>
-        </w:rPr>
-        <w:t xml:space="preserve">, cutting deployment times by </w:t>
-      </w:r>
-      <w:r>
-        <w:rPr>
-          <w:rFonts w:ascii="Times New Roman" w:hAnsi="Times New Roman"/>
-          <w:b/>
-          <w:bCs/>
-        </w:rPr>
-        <w:t>65%</w:t>
-      </w:r>
-      <w:r>
-        <w:rPr>
-          <w:rFonts w:ascii="Times New Roman" w:hAnsi="Times New Roman"/>
-        </w:rPr>
-        <w:t>.</w:t>
-      </w:r>
-    </w:p>
-    <w:p>
-      <w:pPr>
-        <w:pStyle w:val="p1"/>
-        <w:spacing w:before="120" w:after="60"/>
-        <w:rPr>
-          <w:rFonts w:ascii="Times New Roman" w:hAnsi="Times New Roman"/>
-          <w:b/>
-          <w:bCs/>
-          <w:color w:val="0E0E0E"/>
-          <w:sz w:val="20"/>
-          <w:szCs w:val="20"/>
-        </w:rPr>
-      </w:pPr>
-      <w:r>
-        <w:rPr>
-          <w:rFonts w:ascii="Times New Roman" w:hAnsi="Times New Roman"/>
-          <w:b/>
-          <w:sz w:val="20"/>
-          <w:szCs w:val="20"/>
-        </w:rPr>
-        <w:t xml:space="preserve">Open Source </w:t>
-      </w:r>
-      <w:r>
-        <w:rPr>
-          <w:rFonts w:ascii="Times New Roman" w:hAnsi="Times New Roman"/>
-          <w:b/>
-          <w:sz w:val="20"/>
-          <w:szCs w:val="20"/>
-        </w:rPr>
-        <w:t xml:space="preserve">Project Admin </w:t>
-      </w:r>
-      <w:r>
-        <w:rPr>
-          <w:rFonts w:ascii="Times New Roman" w:hAnsi="Times New Roman"/>
-          <w:b/>
-          <w:sz w:val="20"/>
-          <w:szCs w:val="20"/>
-        </w:rPr>
-        <w:t xml:space="preserve">| </w:t>
       </w:r>
       <w:hyperlink r:id="rId13" w:history="1">
         <w:r>
@@ -2418,557 +2500,39 @@
           <w:b/>
           <w:sz w:val="20"/>
           <w:szCs w:val="20"/>
+        </w:rPr>
+        <w:t>’24</w:t>
+      </w:r>
+      <w:r>
+        <w:rPr>
+          <w:rStyle w:val="Hyperlink"/>
+          <w:rFonts w:ascii="Times New Roman" w:hAnsi="Times New Roman"/>
+          <w:b/>
+          <w:sz w:val="20"/>
+          <w:szCs w:val="20"/>
           <w:u w:val="none"/>
         </w:rPr>
-        <w:t xml:space="preserve">’25 </w:t>
-      </w:r>
-      <w:r>
-        <w:rPr>
+        <w:t xml:space="preserve"> </w:t>
+      </w:r>
+      <w:r>
+        <w:rPr>
+          <w:rStyle w:val="Hyperlink"/>
           <w:rFonts w:ascii="Times New Roman" w:hAnsi="Times New Roman"/>
           <w:b/>
           <w:sz w:val="20"/>
           <w:szCs w:val="20"/>
-        </w:rPr>
-        <w:t xml:space="preserve">| </w:t>
+          <w:u w:val="none"/>
+        </w:rPr>
+        <w:t>&amp;</w:t>
       </w:r>
       <w:r>
         <w:rPr>
           <w:rFonts w:ascii="Times New Roman" w:hAnsi="Times New Roman"/>
-          <w:i/>
-          <w:color w:val="7F7F7F" w:themeColor="text1" w:themeTint="80"/>
-          <w:sz w:val="16"/>
-          <w:szCs w:val="16"/>
-        </w:rPr>
-        <w:t>part</w:t>
-      </w:r>
-      <w:r>
-        <w:rPr>
-          <w:rFonts w:ascii="Times New Roman" w:hAnsi="Times New Roman"/>
-          <w:bCs/>
-          <w:i/>
-          <w:color w:val="7F7F7F" w:themeColor="text1" w:themeTint="80"/>
-          <w:sz w:val="16"/>
-          <w:szCs w:val="16"/>
-        </w:rPr>
-        <w:t>-time (Remote)</w:t>
-      </w:r>
-      <w:r>
-        <w:rPr>
-          <w:rFonts w:ascii="Times New Roman" w:hAnsi="Times New Roman"/>
-          <w:b/>
-          <w:sz w:val="20"/>
-          <w:szCs w:val="20"/>
-        </w:rPr>
-        <w:tab/>
-        <w:t xml:space="preserve">            </w:t>
-      </w:r>
-      <w:r>
-        <w:rPr>
-          <w:rFonts w:ascii="Times New Roman" w:hAnsi="Times New Roman"/>
-          <w:b/>
-          <w:bCs/>
-          <w:color w:val="0E0E0E"/>
+          <w:b/>
           <w:sz w:val="20"/>
           <w:szCs w:val="20"/>
         </w:rPr>
         <w:t xml:space="preserve"> </w:t>
-      </w:r>
-      <w:r>
-        <w:rPr>
-          <w:rFonts w:ascii="Times New Roman" w:hAnsi="Times New Roman"/>
-          <w:b/>
-          <w:bCs/>
-          <w:color w:val="0E0E0E"/>
-          <w:sz w:val="20"/>
-          <w:szCs w:val="20"/>
-        </w:rPr>
-        <w:tab/>
-      </w:r>
-      <w:r>
-        <w:rPr>
-          <w:rFonts w:ascii="Times New Roman" w:hAnsi="Times New Roman"/>
-          <w:b/>
-          <w:bCs/>
-          <w:color w:val="0E0E0E"/>
-          <w:sz w:val="20"/>
-          <w:szCs w:val="20"/>
-        </w:rPr>
-        <w:t xml:space="preserve">                        </w:t>
-      </w:r>
-      <w:r>
-        <w:rPr>
-          <w:rFonts w:ascii="Times New Roman" w:hAnsi="Times New Roman"/>
-          <w:b/>
-          <w:bCs/>
-          <w:color w:val="0E0E0E"/>
-          <w:sz w:val="20"/>
-          <w:szCs w:val="20"/>
-        </w:rPr>
-        <w:tab/>
-      </w:r>
-      <w:r>
-        <w:rPr>
-          <w:rFonts w:ascii="Times New Roman" w:hAnsi="Times New Roman"/>
-          <w:b/>
-          <w:bCs/>
-          <w:color w:val="0E0E0E"/>
-          <w:sz w:val="20"/>
-          <w:szCs w:val="20"/>
-        </w:rPr>
-        <w:tab/>
-      </w:r>
-      <w:r>
-        <w:rPr>
-          <w:rFonts w:ascii="Times New Roman" w:hAnsi="Times New Roman"/>
-          <w:b/>
-          <w:bCs/>
-          <w:color w:val="0E0E0E"/>
-          <w:sz w:val="20"/>
-          <w:szCs w:val="20"/>
-        </w:rPr>
-        <w:t xml:space="preserve"> </w:t>
-      </w:r>
-      <w:r>
-        <w:rPr>
-          <w:rFonts w:ascii="Times New Roman" w:hAnsi="Times New Roman"/>
-          <w:b/>
-          <w:bCs/>
-          <w:color w:val="0E0E0E"/>
-          <w:sz w:val="20"/>
-          <w:szCs w:val="20"/>
-        </w:rPr>
-        <w:t xml:space="preserve">  </w:t>
-      </w:r>
-      <w:r>
-        <w:rPr>
-          <w:rFonts w:ascii="Times New Roman" w:hAnsi="Times New Roman"/>
-          <w:b/>
-          <w:bCs/>
-          <w:color w:val="0E0E0E"/>
-          <w:sz w:val="20"/>
-          <w:szCs w:val="20"/>
-        </w:rPr>
-        <w:t xml:space="preserve">    </w:t>
-      </w:r>
-      <w:r>
-        <w:rPr>
-          <w:rFonts w:ascii="Times New Roman" w:hAnsi="Times New Roman"/>
-          <w:b/>
-          <w:bCs/>
-          <w:color w:val="0E0E0E"/>
-          <w:sz w:val="20"/>
-          <w:szCs w:val="20"/>
-        </w:rPr>
-        <w:t>July</w:t>
-      </w:r>
-      <w:r>
-        <w:rPr>
-          <w:rFonts w:ascii="Times New Roman" w:hAnsi="Times New Roman"/>
-          <w:b/>
-          <w:bCs/>
-          <w:color w:val="0E0E0E"/>
-          <w:sz w:val="20"/>
-          <w:szCs w:val="20"/>
-        </w:rPr>
-        <w:t xml:space="preserve"> </w:t>
-      </w:r>
-      <w:r>
-        <w:rPr>
-          <w:rFonts w:ascii="Times New Roman" w:hAnsi="Times New Roman"/>
-          <w:b/>
-          <w:bCs/>
-          <w:color w:val="0E0E0E"/>
-          <w:sz w:val="20"/>
-          <w:szCs w:val="20"/>
-        </w:rPr>
-        <w:t>20</w:t>
-      </w:r>
-      <w:r>
-        <w:rPr>
-          <w:rFonts w:ascii="Times New Roman" w:hAnsi="Times New Roman"/>
-          <w:b/>
-          <w:bCs/>
-          <w:color w:val="0E0E0E"/>
-          <w:sz w:val="20"/>
-          <w:szCs w:val="20"/>
-        </w:rPr>
-        <w:t>2</w:t>
-      </w:r>
-      <w:r>
-        <w:rPr>
-          <w:rFonts w:ascii="Times New Roman" w:hAnsi="Times New Roman"/>
-          <w:b/>
-          <w:bCs/>
-          <w:color w:val="0E0E0E"/>
-          <w:sz w:val="20"/>
-          <w:szCs w:val="20"/>
-        </w:rPr>
-        <w:t>5</w:t>
-      </w:r>
-      <w:r>
-        <w:rPr>
-          <w:rFonts w:ascii="Times New Roman" w:hAnsi="Times New Roman"/>
-          <w:b/>
-          <w:bCs/>
-          <w:color w:val="0E0E0E"/>
-          <w:sz w:val="20"/>
-          <w:szCs w:val="20"/>
-        </w:rPr>
-        <w:t xml:space="preserve"> – </w:t>
-      </w:r>
-      <w:r>
-        <w:rPr>
-          <w:rFonts w:ascii="Times New Roman" w:hAnsi="Times New Roman"/>
-          <w:b/>
-          <w:bCs/>
-          <w:color w:val="0E0E0E"/>
-          <w:sz w:val="20"/>
-          <w:szCs w:val="20"/>
-        </w:rPr>
-        <w:t>October 2025</w:t>
-      </w:r>
-    </w:p>
-    <w:p>
-      <w:pPr>
-        <w:pStyle w:val="p1"/>
-        <w:numPr>
-          <w:ilvl w:val="0"/>
-          <w:numId w:val="39"/>
-        </w:numPr>
-        <w:spacing w:before="120" w:after="20"/>
-        <w:ind w:left="714" w:hanging="357"/>
-        <w:rPr>
-          <w:rFonts w:ascii="Times New Roman" w:hAnsi="Times New Roman"/>
-          <w:color w:val="0E0E0E"/>
-        </w:rPr>
-      </w:pPr>
-      <w:r>
-        <w:rPr>
-          <w:rFonts w:ascii="Times New Roman" w:hAnsi="Times New Roman"/>
-          <w:color w:val="0E0E0E"/>
-        </w:rPr>
-        <w:t xml:space="preserve">Led </w:t>
-      </w:r>
-      <w:proofErr w:type="spellStart"/>
-      <w:r>
-        <w:rPr>
-          <w:rFonts w:ascii="Times New Roman" w:hAnsi="Times New Roman"/>
-          <w:b/>
-          <w:color w:val="0E0E0E"/>
-        </w:rPr>
-        <w:t>SentiLog</w:t>
-      </w:r>
-      <w:proofErr w:type="spellEnd"/>
-      <w:r>
-        <w:rPr>
-          <w:rFonts w:ascii="Times New Roman" w:hAnsi="Times New Roman"/>
-          <w:b/>
-          <w:color w:val="0E0E0E"/>
-        </w:rPr>
-        <w:t xml:space="preserve"> AI</w:t>
-      </w:r>
-      <w:r>
-        <w:rPr>
-          <w:rFonts w:ascii="Times New Roman" w:hAnsi="Times New Roman"/>
-          <w:color w:val="0E0E0E"/>
-        </w:rPr>
-        <w:t xml:space="preserve"> (GSSoC 2025) → </w:t>
-      </w:r>
-      <w:r>
-        <w:rPr>
-          <w:rFonts w:ascii="Times New Roman" w:hAnsi="Times New Roman"/>
-          <w:color w:val="0E0E0E"/>
-        </w:rPr>
-        <w:t>Directed</w:t>
-      </w:r>
-      <w:r>
-        <w:rPr>
-          <w:rFonts w:ascii="Times New Roman" w:hAnsi="Times New Roman"/>
-          <w:color w:val="0E0E0E"/>
-        </w:rPr>
-        <w:t xml:space="preserve"> the repository, mentored </w:t>
-      </w:r>
-      <w:r>
-        <w:rPr>
-          <w:rFonts w:ascii="Times New Roman" w:hAnsi="Times New Roman"/>
-          <w:b/>
-          <w:bCs/>
-          <w:color w:val="0E0E0E"/>
-        </w:rPr>
-        <w:t>50+ developers</w:t>
-      </w:r>
-      <w:r>
-        <w:rPr>
-          <w:rFonts w:ascii="Times New Roman" w:hAnsi="Times New Roman"/>
-          <w:color w:val="0E0E0E"/>
-        </w:rPr>
-        <w:t xml:space="preserve">, and drove the </w:t>
-      </w:r>
-      <w:r>
-        <w:rPr>
-          <w:rFonts w:ascii="Times New Roman" w:hAnsi="Times New Roman"/>
-          <w:b/>
-          <w:bCs/>
-          <w:color w:val="0E0E0E"/>
-        </w:rPr>
-        <w:t>complete project roadmap</w:t>
-      </w:r>
-      <w:r>
-        <w:rPr>
-          <w:rFonts w:ascii="Times New Roman" w:hAnsi="Times New Roman"/>
-          <w:color w:val="0E0E0E"/>
-        </w:rPr>
-        <w:t xml:space="preserve"> including architecture, issue triaging, code reviews, and release management.</w:t>
-      </w:r>
-    </w:p>
-    <w:p>
-      <w:pPr>
-        <w:pStyle w:val="p1"/>
-        <w:numPr>
-          <w:ilvl w:val="0"/>
-          <w:numId w:val="39"/>
-        </w:numPr>
-        <w:spacing w:after="20"/>
-        <w:ind w:left="714" w:hanging="357"/>
-        <w:rPr>
-          <w:rFonts w:ascii="Times New Roman" w:hAnsi="Times New Roman"/>
-          <w:color w:val="0E0E0E"/>
-        </w:rPr>
-      </w:pPr>
-      <w:r>
-        <w:rPr>
-          <w:rFonts w:ascii="Times New Roman" w:hAnsi="Times New Roman"/>
-          <w:color w:val="0E0E0E"/>
-        </w:rPr>
-        <w:t xml:space="preserve">Built </w:t>
-      </w:r>
-      <w:r>
-        <w:rPr>
-          <w:rFonts w:ascii="Times New Roman" w:hAnsi="Times New Roman"/>
-          <w:b/>
-          <w:color w:val="0E0E0E"/>
-        </w:rPr>
-        <w:t>micro-service</w:t>
-      </w:r>
-      <w:r>
-        <w:rPr>
-          <w:rFonts w:ascii="Times New Roman" w:hAnsi="Times New Roman"/>
-          <w:color w:val="0E0E0E"/>
-        </w:rPr>
-        <w:t xml:space="preserve"> stack (React + Node.js + Flask) → aggregates </w:t>
-      </w:r>
-      <w:r>
-        <w:rPr>
-          <w:rFonts w:ascii="Times New Roman" w:hAnsi="Times New Roman"/>
-          <w:b/>
-          <w:color w:val="0E0E0E"/>
-        </w:rPr>
-        <w:t>500+ news articles/day</w:t>
-      </w:r>
-      <w:r>
-        <w:rPr>
-          <w:rFonts w:ascii="Times New Roman" w:hAnsi="Times New Roman"/>
-          <w:color w:val="0E0E0E"/>
-        </w:rPr>
-        <w:t>.</w:t>
-      </w:r>
-    </w:p>
-    <w:p>
-      <w:pPr>
-        <w:pStyle w:val="p1"/>
-        <w:numPr>
-          <w:ilvl w:val="0"/>
-          <w:numId w:val="39"/>
-        </w:numPr>
-        <w:spacing w:after="20"/>
-        <w:ind w:left="714" w:hanging="357"/>
-        <w:rPr>
-          <w:rFonts w:ascii="Times New Roman" w:hAnsi="Times New Roman"/>
-          <w:color w:val="0E0E0E"/>
-        </w:rPr>
-      </w:pPr>
-      <w:r>
-        <w:rPr>
-          <w:rFonts w:ascii="Times New Roman" w:hAnsi="Times New Roman"/>
-          <w:color w:val="0E0E0E"/>
-        </w:rPr>
-        <w:t xml:space="preserve">Deployed </w:t>
-      </w:r>
-      <w:r>
-        <w:rPr>
-          <w:rFonts w:ascii="Times New Roman" w:hAnsi="Times New Roman"/>
-          <w:b/>
-          <w:color w:val="0E0E0E"/>
-        </w:rPr>
-        <w:t>bias-detection model</w:t>
-      </w:r>
-      <w:r>
-        <w:rPr>
-          <w:rFonts w:ascii="Times New Roman" w:hAnsi="Times New Roman"/>
-          <w:color w:val="0E0E0E"/>
-        </w:rPr>
-        <w:t xml:space="preserve"> (76% accuracy) + multi-filter UI (sentiment / bias / emotion).</w:t>
-      </w:r>
-    </w:p>
-    <w:p>
-      <w:pPr>
-        <w:pStyle w:val="p1"/>
-        <w:numPr>
-          <w:ilvl w:val="0"/>
-          <w:numId w:val="39"/>
-        </w:numPr>
-        <w:spacing w:after="20"/>
-        <w:ind w:left="714" w:hanging="357"/>
-        <w:rPr>
-          <w:rFonts w:ascii="Times New Roman" w:hAnsi="Times New Roman"/>
-          <w:color w:val="0E0E0E"/>
-        </w:rPr>
-      </w:pPr>
-      <w:r>
-        <w:rPr>
-          <w:rFonts w:ascii="Times New Roman" w:hAnsi="Times New Roman"/>
-          <w:color w:val="0E0E0E"/>
-        </w:rPr>
-        <w:t xml:space="preserve">Grew community </w:t>
-      </w:r>
-      <w:r>
-        <w:rPr>
-          <w:rFonts w:ascii="Times New Roman" w:hAnsi="Times New Roman"/>
-          <w:b/>
-          <w:color w:val="0E0E0E"/>
-        </w:rPr>
-        <w:t xml:space="preserve">0 → </w:t>
-      </w:r>
-      <w:r>
-        <w:rPr>
-          <w:rFonts w:ascii="Times New Roman" w:hAnsi="Times New Roman"/>
-          <w:b/>
-          <w:color w:val="0E0E0E"/>
-        </w:rPr>
-        <w:t>50</w:t>
-      </w:r>
-      <w:r>
-        <w:rPr>
-          <w:rFonts w:ascii="Times New Roman" w:hAnsi="Times New Roman"/>
-          <w:b/>
-          <w:color w:val="0E0E0E"/>
-        </w:rPr>
-        <w:t xml:space="preserve"> contributors</w:t>
-      </w:r>
-      <w:r>
-        <w:rPr>
-          <w:rFonts w:ascii="Times New Roman" w:hAnsi="Times New Roman"/>
-          <w:color w:val="0E0E0E"/>
-        </w:rPr>
-        <w:t xml:space="preserve">; reviewed </w:t>
-      </w:r>
-      <w:r>
-        <w:rPr>
-          <w:rFonts w:ascii="Times New Roman" w:hAnsi="Times New Roman"/>
-          <w:b/>
-          <w:color w:val="0E0E0E"/>
-        </w:rPr>
-        <w:t>10</w:t>
-      </w:r>
-      <w:r>
-        <w:rPr>
-          <w:rFonts w:ascii="Times New Roman" w:hAnsi="Times New Roman"/>
-          <w:b/>
-          <w:color w:val="0E0E0E"/>
-        </w:rPr>
-        <w:t>0+ PRs</w:t>
-      </w:r>
-      <w:r>
-        <w:rPr>
-          <w:rFonts w:ascii="Times New Roman" w:hAnsi="Times New Roman"/>
-          <w:color w:val="0E0E0E"/>
-        </w:rPr>
-        <w:t xml:space="preserve"> with </w:t>
-      </w:r>
-      <w:r>
-        <w:rPr>
-          <w:rFonts w:ascii="Times New Roman" w:hAnsi="Times New Roman"/>
-          <w:b/>
-          <w:color w:val="0E0E0E"/>
-        </w:rPr>
-        <w:t>70+</w:t>
-      </w:r>
-      <w:r>
-        <w:rPr>
-          <w:rFonts w:ascii="Times New Roman" w:hAnsi="Times New Roman"/>
-          <w:color w:val="0E0E0E"/>
-        </w:rPr>
-        <w:t xml:space="preserve"> repo</w:t>
-      </w:r>
-      <w:r>
-        <w:rPr>
-          <w:rFonts w:ascii="Times New Roman" w:hAnsi="Times New Roman"/>
-          <w:color w:val="0E0E0E"/>
-        </w:rPr>
-        <w:t>sitory</w:t>
-      </w:r>
-      <w:r>
-        <w:rPr>
-          <w:rFonts w:ascii="Times New Roman" w:hAnsi="Times New Roman"/>
-          <w:color w:val="0E0E0E"/>
-        </w:rPr>
-        <w:t xml:space="preserve"> </w:t>
-      </w:r>
-      <w:r>
-        <w:rPr>
-          <w:rFonts w:ascii="Times New Roman" w:hAnsi="Times New Roman"/>
-          <w:b/>
-          <w:color w:val="0E0E0E"/>
-        </w:rPr>
-        <w:t>forks</w:t>
-      </w:r>
-      <w:r>
-        <w:rPr>
-          <w:rFonts w:ascii="Times New Roman" w:hAnsi="Times New Roman"/>
-          <w:color w:val="0E0E0E"/>
-        </w:rPr>
-        <w:t>.</w:t>
-      </w:r>
-    </w:p>
-    <w:p>
-      <w:pPr>
-        <w:pStyle w:val="p1"/>
-        <w:spacing w:before="120" w:after="60"/>
-        <w:rPr>
-          <w:rFonts w:ascii="Times New Roman" w:hAnsi="Times New Roman"/>
-          <w:b/>
-          <w:bCs/>
-          <w:color w:val="0E0E0E"/>
-          <w:sz w:val="20"/>
-          <w:szCs w:val="20"/>
-        </w:rPr>
-      </w:pPr>
-      <w:r>
-        <w:rPr>
-          <w:rFonts w:ascii="Times New Roman" w:hAnsi="Times New Roman"/>
-          <w:b/>
-          <w:sz w:val="20"/>
-          <w:szCs w:val="20"/>
-        </w:rPr>
-        <w:t>Open Source Contributor</w:t>
-      </w:r>
-      <w:r>
-        <w:rPr>
-          <w:rFonts w:ascii="Times New Roman" w:hAnsi="Times New Roman"/>
-          <w:b/>
-          <w:sz w:val="20"/>
-          <w:szCs w:val="20"/>
-        </w:rPr>
-        <w:t xml:space="preserve"> </w:t>
-      </w:r>
-      <w:r>
-        <w:rPr>
-          <w:rFonts w:ascii="Times New Roman" w:hAnsi="Times New Roman"/>
-          <w:b/>
-          <w:sz w:val="20"/>
-          <w:szCs w:val="20"/>
-        </w:rPr>
-        <w:t xml:space="preserve">| </w:t>
       </w:r>
       <w:hyperlink r:id="rId14" w:history="1">
         <w:r>
@@ -2989,28 +2553,28 @@
           <w:b/>
           <w:sz w:val="20"/>
           <w:szCs w:val="20"/>
-        </w:rPr>
-        <w:t>’24</w:t>
-      </w:r>
-      <w:r>
-        <w:rPr>
-          <w:rStyle w:val="Hyperlink"/>
+          <w:u w:val="none"/>
+        </w:rPr>
+        <w:t xml:space="preserve">’25 </w:t>
+      </w:r>
+      <w:r>
+        <w:rPr>
           <w:rFonts w:ascii="Times New Roman" w:hAnsi="Times New Roman"/>
           <w:b/>
           <w:sz w:val="20"/>
           <w:szCs w:val="20"/>
-          <w:u w:val="none"/>
-        </w:rPr>
-        <w:t xml:space="preserve"> </w:t>
+        </w:rPr>
+        <w:t xml:space="preserve">| </w:t>
       </w:r>
       <w:r>
         <w:rPr>
           <w:rFonts w:ascii="Times New Roman" w:hAnsi="Times New Roman"/>
-          <w:b/>
-          <w:sz w:val="20"/>
-          <w:szCs w:val="20"/>
-        </w:rPr>
-        <w:t xml:space="preserve">| </w:t>
+          <w:i/>
+          <w:color w:val="7F7F7F" w:themeColor="text1" w:themeTint="80"/>
+          <w:sz w:val="16"/>
+          <w:szCs w:val="16"/>
+        </w:rPr>
+        <w:t>part</w:t>
       </w:r>
       <w:r>
         <w:rPr>
@@ -3021,49 +2585,7 @@
           <w:sz w:val="16"/>
           <w:szCs w:val="16"/>
         </w:rPr>
-        <w:t>full-time</w:t>
-      </w:r>
-      <w:r>
-        <w:rPr>
-          <w:rFonts w:ascii="Times New Roman" w:hAnsi="Times New Roman"/>
-          <w:bCs/>
-          <w:i/>
-          <w:color w:val="7F7F7F" w:themeColor="text1" w:themeTint="80"/>
-          <w:sz w:val="16"/>
-          <w:szCs w:val="16"/>
-        </w:rPr>
-        <w:t xml:space="preserve"> (</w:t>
-      </w:r>
-      <w:r>
-        <w:rPr>
-          <w:rFonts w:ascii="Times New Roman" w:hAnsi="Times New Roman"/>
-          <w:bCs/>
-          <w:i/>
-          <w:color w:val="7F7F7F" w:themeColor="text1" w:themeTint="80"/>
-          <w:sz w:val="16"/>
-          <w:szCs w:val="16"/>
-        </w:rPr>
-        <w:t>Remote</w:t>
-      </w:r>
-      <w:r>
-        <w:rPr>
-          <w:rFonts w:ascii="Times New Roman" w:hAnsi="Times New Roman"/>
-          <w:bCs/>
-          <w:i/>
-          <w:color w:val="7F7F7F" w:themeColor="text1" w:themeTint="80"/>
-          <w:sz w:val="16"/>
-          <w:szCs w:val="16"/>
-        </w:rPr>
-        <w:t>)</w:t>
-      </w:r>
-      <w:r>
-        <w:rPr>
-          <w:rFonts w:ascii="Times New Roman" w:hAnsi="Times New Roman"/>
-          <w:b/>
-          <w:sz w:val="20"/>
-          <w:szCs w:val="20"/>
-        </w:rPr>
-        <w:tab/>
+        <w:t>-time (Remote)</w:t>
       </w:r>
       <w:r>
         <w:rPr>
@@ -3106,7 +2628,7 @@
           <w:sz w:val="20"/>
           <w:szCs w:val="20"/>
         </w:rPr>
-        <w:t xml:space="preserve">  </w:t>
+        <w:t xml:space="preserve">                     </w:t>
       </w:r>
       <w:r>
         <w:rPr>
@@ -3117,7 +2639,7 @@
           <w:sz w:val="20"/>
           <w:szCs w:val="20"/>
         </w:rPr>
-        <w:t xml:space="preserve">         </w:t>
+        <w:tab/>
       </w:r>
       <w:r>
         <w:rPr>
@@ -3129,7 +2651,7 @@
           <w:szCs w:val="20"/>
         </w:rPr>
         <w:tab/>
-        <w:t xml:space="preserve">           </w:t>
+        <w:t xml:space="preserve">  2024 </w:t>
       </w:r>
       <w:r>
         <w:rPr>
@@ -3140,7 +2662,7 @@
           <w:sz w:val="20"/>
           <w:szCs w:val="20"/>
         </w:rPr>
-        <w:t xml:space="preserve">October </w:t>
+        <w:t>–</w:t>
       </w:r>
       <w:r>
         <w:rPr>
@@ -3151,40 +2673,7 @@
           <w:sz w:val="20"/>
           <w:szCs w:val="20"/>
         </w:rPr>
-        <w:t>20</w:t>
-      </w:r>
-      <w:r>
-        <w:rPr>
-          <w:rFonts w:ascii="Times New Roman" w:hAnsi="Times New Roman"/>
-          <w:b/>
-          <w:bCs/>
-          <w:color w:val="0E0E0E"/>
-          <w:sz w:val="20"/>
-          <w:szCs w:val="20"/>
-        </w:rPr>
-        <w:t xml:space="preserve">24 – November </w:t>
-      </w:r>
-      <w:r>
-        <w:rPr>
-          <w:rFonts w:ascii="Times New Roman" w:hAnsi="Times New Roman"/>
-          <w:b/>
-          <w:bCs/>
-          <w:color w:val="0E0E0E"/>
-          <w:sz w:val="20"/>
-          <w:szCs w:val="20"/>
-        </w:rPr>
-        <w:t>20</w:t>
-      </w:r>
-      <w:r>
-        <w:rPr>
-          <w:rFonts w:ascii="Times New Roman" w:hAnsi="Times New Roman"/>
-          <w:b/>
-          <w:bCs/>
-          <w:color w:val="0E0E0E"/>
-          <w:sz w:val="20"/>
-          <w:szCs w:val="20"/>
-        </w:rPr>
-        <w:t>24</w:t>
+        <w:t xml:space="preserve"> 2025</w:t>
       </w:r>
     </w:p>
     <w:p>
@@ -3192,7 +2681,7 @@
         <w:pStyle w:val="p1"/>
         <w:numPr>
           <w:ilvl w:val="0"/>
-          <w:numId w:val="9"/>
+          <w:numId w:val="39"/>
         </w:numPr>
         <w:spacing w:before="120" w:after="20"/>
         <w:ind w:left="714" w:hanging="357"/>
@@ -3204,25 +2693,328 @@
       <w:r>
         <w:rPr>
           <w:rFonts w:ascii="Times New Roman" w:hAnsi="Times New Roman"/>
-          <w:color w:val="0E0E0E"/>
-        </w:rPr>
-        <w:t xml:space="preserve">Ranked </w:t>
+          <w:b/>
+          <w:color w:val="0E0E0E"/>
+        </w:rPr>
+        <w:t>Ranked</w:t>
       </w:r>
       <w:r>
         <w:rPr>
           <w:rFonts w:ascii="Times New Roman" w:hAnsi="Times New Roman"/>
+          <w:color w:val="0E0E0E"/>
+        </w:rPr>
+        <w:t xml:space="preserve"> </w:t>
+      </w:r>
+      <w:r>
+        <w:rPr>
+          <w:rFonts w:ascii="Times New Roman" w:hAnsi="Times New Roman"/>
           <w:b/>
           <w:bCs/>
           <w:color w:val="0E0E0E"/>
         </w:rPr>
-        <w:t>#3 out of 40,000 participants</w:t>
+        <w:t xml:space="preserve">#3 </w:t>
       </w:r>
       <w:r>
         <w:rPr>
           <w:rFonts w:ascii="Times New Roman" w:hAnsi="Times New Roman"/>
-          <w:color w:val="0E0E0E"/>
-        </w:rPr>
-        <w:t xml:space="preserve"> in a competitive open-source program.</w:t>
+          <w:bCs/>
+          <w:color w:val="0E0E0E"/>
+        </w:rPr>
+        <w:t>out of</w:t>
+      </w:r>
+      <w:r>
+        <w:rPr>
+          <w:rFonts w:ascii="Times New Roman" w:hAnsi="Times New Roman"/>
+          <w:b/>
+          <w:bCs/>
+          <w:color w:val="0E0E0E"/>
+        </w:rPr>
+        <w:t xml:space="preserve"> 40,000 participants</w:t>
+      </w:r>
+      <w:r>
+        <w:rPr>
+          <w:rFonts w:ascii="Times New Roman" w:hAnsi="Times New Roman"/>
+          <w:color w:val="0E0E0E"/>
+        </w:rPr>
+        <w:t xml:space="preserve"> in a competitive open-source program</w:t>
+      </w:r>
+      <w:r>
+        <w:rPr>
+          <w:rFonts w:ascii="Times New Roman" w:hAnsi="Times New Roman"/>
+          <w:color w:val="0E0E0E"/>
+        </w:rPr>
+        <w:t xml:space="preserve"> (GSSOC’24)</w:t>
+      </w:r>
+      <w:r>
+        <w:rPr>
+          <w:rFonts w:ascii="Times New Roman" w:hAnsi="Times New Roman"/>
+          <w:color w:val="0E0E0E"/>
+        </w:rPr>
+        <w:t>.</w:t>
+      </w:r>
+    </w:p>
+    <w:p>
+      <w:pPr>
+        <w:pStyle w:val="p1"/>
+        <w:numPr>
+          <w:ilvl w:val="0"/>
+          <w:numId w:val="39"/>
+        </w:numPr>
+        <w:spacing w:after="20"/>
+        <w:ind w:left="714" w:hanging="357"/>
+        <w:rPr>
+          <w:rFonts w:ascii="Times New Roman" w:hAnsi="Times New Roman"/>
+          <w:b/>
+        </w:rPr>
+      </w:pPr>
+      <w:r>
+        <w:rPr>
+          <w:rFonts w:ascii="Times New Roman" w:hAnsi="Times New Roman"/>
+          <w:color w:val="0E0E0E"/>
+        </w:rPr>
+        <w:t>M</w:t>
+      </w:r>
+      <w:r>
+        <w:rPr>
+          <w:rFonts w:ascii="Times New Roman" w:hAnsi="Times New Roman"/>
+          <w:color w:val="0E0E0E"/>
+        </w:rPr>
+        <w:t xml:space="preserve">entored </w:t>
+      </w:r>
+      <w:r>
+        <w:rPr>
+          <w:rFonts w:ascii="Times New Roman" w:hAnsi="Times New Roman"/>
+          <w:b/>
+          <w:bCs/>
+          <w:color w:val="0E0E0E"/>
+        </w:rPr>
+        <w:t>50+ developers</w:t>
+      </w:r>
+      <w:r>
+        <w:rPr>
+          <w:rFonts w:ascii="Times New Roman" w:hAnsi="Times New Roman"/>
+          <w:b/>
+          <w:bCs/>
+          <w:color w:val="0E0E0E"/>
+        </w:rPr>
+        <w:t xml:space="preserve"> </w:t>
+      </w:r>
+      <w:r>
+        <w:rPr>
+          <w:rFonts w:ascii="Times New Roman" w:hAnsi="Times New Roman"/>
+          <w:bCs/>
+          <w:color w:val="0E0E0E"/>
+        </w:rPr>
+        <w:t>as pro</w:t>
+      </w:r>
+      <w:r>
+        <w:rPr>
+          <w:rFonts w:ascii="Times New Roman" w:hAnsi="Times New Roman"/>
+          <w:bCs/>
+          <w:color w:val="0E0E0E"/>
+        </w:rPr>
+        <w:t>ject</w:t>
+      </w:r>
+      <w:r>
+        <w:rPr>
+          <w:rFonts w:ascii="Times New Roman" w:hAnsi="Times New Roman"/>
+          <w:b/>
+          <w:bCs/>
+          <w:color w:val="0E0E0E"/>
+        </w:rPr>
+        <w:t xml:space="preserve"> admin</w:t>
+      </w:r>
+      <w:r>
+        <w:rPr>
+          <w:rFonts w:ascii="Times New Roman" w:hAnsi="Times New Roman"/>
+          <w:b/>
+          <w:bCs/>
+          <w:color w:val="0E0E0E"/>
+        </w:rPr>
+        <w:t xml:space="preserve"> (</w:t>
+      </w:r>
+      <w:r>
+        <w:rPr>
+          <w:rFonts w:ascii="Times New Roman" w:hAnsi="Times New Roman"/>
+          <w:color w:val="0E0E0E"/>
+        </w:rPr>
+        <w:t>GSSOC’25)</w:t>
+      </w:r>
+      <w:r>
+        <w:rPr>
+          <w:rFonts w:ascii="Times New Roman" w:hAnsi="Times New Roman"/>
+          <w:color w:val="0E0E0E"/>
+        </w:rPr>
+        <w:t xml:space="preserve">, and drove the </w:t>
+      </w:r>
+      <w:r>
+        <w:rPr>
+          <w:rFonts w:ascii="Times New Roman" w:hAnsi="Times New Roman"/>
+          <w:b/>
+          <w:bCs/>
+          <w:color w:val="0E0E0E"/>
+        </w:rPr>
+        <w:t>complete project roadmap</w:t>
+      </w:r>
+      <w:r>
+        <w:rPr>
+          <w:rFonts w:ascii="Times New Roman" w:hAnsi="Times New Roman"/>
+          <w:color w:val="0E0E0E"/>
+        </w:rPr>
+        <w:t xml:space="preserve"> including architecture, code reviews</w:t>
+      </w:r>
+      <w:r>
+        <w:rPr>
+          <w:rFonts w:ascii="Times New Roman" w:hAnsi="Times New Roman"/>
+          <w:color w:val="0E0E0E"/>
+        </w:rPr>
+        <w:t xml:space="preserve"> (</w:t>
+      </w:r>
+      <w:r>
+        <w:rPr>
+          <w:rFonts w:ascii="Times New Roman" w:hAnsi="Times New Roman"/>
+          <w:b/>
+          <w:color w:val="0E0E0E"/>
+        </w:rPr>
+        <w:t>10</w:t>
+      </w:r>
+      <w:r>
+        <w:rPr>
+          <w:rFonts w:ascii="Times New Roman" w:hAnsi="Times New Roman"/>
+          <w:b/>
+          <w:color w:val="0E0E0E"/>
+        </w:rPr>
+        <w:t>0+ PRs</w:t>
+      </w:r>
+      <w:r>
+        <w:rPr>
+          <w:rFonts w:ascii="Times New Roman" w:hAnsi="Times New Roman"/>
+          <w:b/>
+          <w:color w:val="0E0E0E"/>
+        </w:rPr>
+        <w:t xml:space="preserve">) </w:t>
+      </w:r>
+      <w:r>
+        <w:rPr>
+          <w:rFonts w:ascii="Times New Roman" w:hAnsi="Times New Roman"/>
+          <w:color w:val="0E0E0E"/>
+        </w:rPr>
+        <w:t xml:space="preserve">, and release </w:t>
+      </w:r>
+      <w:r>
+        <w:rPr>
+          <w:rFonts w:ascii="Times New Roman" w:hAnsi="Times New Roman"/>
+          <w:color w:val="0E0E0E"/>
+        </w:rPr>
+        <w:t>management</w:t>
+      </w:r>
+      <w:r>
+        <w:rPr>
+          <w:rFonts w:ascii="Times New Roman" w:hAnsi="Times New Roman"/>
+          <w:color w:val="0E0E0E"/>
+        </w:rPr>
+        <w:t>,</w:t>
+      </w:r>
+      <w:r>
+        <w:rPr>
+          <w:rFonts w:ascii="Times New Roman" w:hAnsi="Times New Roman"/>
+          <w:color w:val="0E0E0E"/>
+        </w:rPr>
+        <w:t xml:space="preserve"> </w:t>
+      </w:r>
+      <w:r>
+        <w:rPr>
+          <w:rFonts w:ascii="Times New Roman" w:hAnsi="Times New Roman"/>
+          <w:b/>
+          <w:color w:val="0E0E0E"/>
+        </w:rPr>
+        <w:t>70+</w:t>
+      </w:r>
+      <w:r>
+        <w:rPr>
+          <w:rFonts w:ascii="Times New Roman" w:hAnsi="Times New Roman"/>
+          <w:color w:val="0E0E0E"/>
+        </w:rPr>
+        <w:t xml:space="preserve"> repository </w:t>
+      </w:r>
+      <w:r>
+        <w:rPr>
+          <w:rFonts w:ascii="Times New Roman" w:hAnsi="Times New Roman"/>
+          <w:b/>
+          <w:color w:val="0E0E0E"/>
+        </w:rPr>
+        <w:t>forks</w:t>
+      </w:r>
+      <w:r>
+        <w:rPr>
+          <w:rFonts w:ascii="Times New Roman" w:hAnsi="Times New Roman"/>
+          <w:color w:val="0E0E0E"/>
+        </w:rPr>
+        <w:t>.</w:t>
+      </w:r>
+    </w:p>
+    <w:p>
+      <w:pPr>
+        <w:pStyle w:val="p1"/>
+        <w:numPr>
+          <w:ilvl w:val="0"/>
+          <w:numId w:val="39"/>
+        </w:numPr>
+        <w:spacing w:after="20"/>
+        <w:ind w:left="714" w:hanging="357"/>
+        <w:rPr>
+          <w:rFonts w:ascii="Times New Roman" w:hAnsi="Times New Roman"/>
+          <w:b/>
+        </w:rPr>
+      </w:pPr>
+      <w:r>
+        <w:rPr>
+          <w:rFonts w:ascii="Times New Roman" w:hAnsi="Times New Roman"/>
+          <w:color w:val="0E0E0E"/>
+        </w:rPr>
+        <w:t xml:space="preserve">Successfully submitted </w:t>
+      </w:r>
+      <w:r>
+        <w:rPr>
+          <w:rFonts w:ascii="Times New Roman" w:hAnsi="Times New Roman"/>
+          <w:b/>
+          <w:bCs/>
+          <w:color w:val="0E0E0E"/>
+        </w:rPr>
+        <w:t>200+ Pull Requests (PRs)</w:t>
+      </w:r>
+      <w:r>
+        <w:rPr>
+          <w:rFonts w:ascii="Times New Roman" w:hAnsi="Times New Roman"/>
+          <w:b/>
+          <w:bCs/>
+          <w:color w:val="0E0E0E"/>
+        </w:rPr>
+        <w:t xml:space="preserve"> </w:t>
+      </w:r>
+      <w:r>
+        <w:rPr>
+          <w:rFonts w:ascii="Times New Roman" w:hAnsi="Times New Roman"/>
+          <w:bCs/>
+          <w:color w:val="0E0E0E"/>
+        </w:rPr>
+        <w:t xml:space="preserve">as </w:t>
+      </w:r>
+      <w:r>
+        <w:rPr>
+          <w:rFonts w:ascii="Times New Roman" w:hAnsi="Times New Roman"/>
+          <w:b/>
+          <w:bCs/>
+          <w:color w:val="0E0E0E"/>
+        </w:rPr>
+        <w:t>contributor</w:t>
+      </w:r>
+      <w:r>
+        <w:rPr>
+          <w:rFonts w:ascii="Times New Roman" w:hAnsi="Times New Roman"/>
+          <w:color w:val="0E0E0E"/>
+        </w:rPr>
+        <w:t>, ensuring high code quality and adherence to project standards.</w:t>
       </w:r>
     </w:p>
     <w:p>
@@ -3244,7 +3036,7 @@
           <w:rFonts w:ascii="Times New Roman" w:hAnsi="Times New Roman"/>
           <w:color w:val="0E0E0E"/>
         </w:rPr>
-        <w:t xml:space="preserve">Earned </w:t>
+        <w:t xml:space="preserve">Maintained a </w:t>
       </w:r>
       <w:r>
         <w:rPr>
@@ -3253,139 +3045,14 @@
           <w:bCs/>
           <w:color w:val="0E0E0E"/>
         </w:rPr>
-        <w:t>7895 points</w:t>
+        <w:t>38-day contribution streak</w:t>
       </w:r>
       <w:r>
         <w:rPr>
           <w:rFonts w:ascii="Times New Roman" w:hAnsi="Times New Roman"/>
           <w:color w:val="0E0E0E"/>
         </w:rPr>
-        <w:t xml:space="preserve"> through consistent and impactful contributions across multiple repositories.</w:t>
-      </w:r>
-    </w:p>
-    <w:p>
-      <w:pPr>
-        <w:pStyle w:val="p1"/>
-        <w:numPr>
-          <w:ilvl w:val="0"/>
-          <w:numId w:val="9"/>
-        </w:numPr>
-        <w:spacing w:after="20"/>
-        <w:ind w:left="714" w:hanging="357"/>
-        <w:rPr>
-          <w:rFonts w:ascii="Times New Roman" w:hAnsi="Times New Roman"/>
-          <w:b/>
-        </w:rPr>
-      </w:pPr>
-      <w:r>
-        <w:rPr>
-          <w:rFonts w:ascii="Times New Roman" w:hAnsi="Times New Roman"/>
-          <w:color w:val="0E0E0E"/>
-        </w:rPr>
-        <w:t xml:space="preserve">Successfully submitted </w:t>
-      </w:r>
-      <w:r>
-        <w:rPr>
-          <w:rFonts w:ascii="Times New Roman" w:hAnsi="Times New Roman"/>
-          <w:b/>
-          <w:bCs/>
-          <w:color w:val="0E0E0E"/>
-        </w:rPr>
-        <w:t>200+ Pull Requests (PRs)</w:t>
-      </w:r>
-      <w:r>
-        <w:rPr>
-          <w:rFonts w:ascii="Times New Roman" w:hAnsi="Times New Roman"/>
-          <w:color w:val="0E0E0E"/>
-        </w:rPr>
-        <w:t>, ensuring high code quality and adherence to project standards.</w:t>
-      </w:r>
-    </w:p>
-    <w:p>
-      <w:pPr>
-        <w:pStyle w:val="p1"/>
-        <w:numPr>
-          <w:ilvl w:val="0"/>
-          <w:numId w:val="9"/>
-        </w:numPr>
-        <w:spacing w:after="20"/>
-        <w:ind w:left="714" w:hanging="357"/>
-        <w:rPr>
-          <w:rFonts w:ascii="Times New Roman" w:hAnsi="Times New Roman"/>
-          <w:b/>
-        </w:rPr>
-      </w:pPr>
-      <w:r>
-        <w:rPr>
-          <w:rFonts w:ascii="Times New Roman" w:hAnsi="Times New Roman"/>
-          <w:color w:val="0E0E0E"/>
-        </w:rPr>
-        <w:t xml:space="preserve">Maintained a </w:t>
-      </w:r>
-      <w:r>
-        <w:rPr>
-          <w:rFonts w:ascii="Times New Roman" w:hAnsi="Times New Roman"/>
-          <w:b/>
-          <w:bCs/>
-          <w:color w:val="0E0E0E"/>
-        </w:rPr>
-        <w:t>38-day contribution streak</w:t>
-      </w:r>
-      <w:r>
-        <w:rPr>
-          <w:rFonts w:ascii="Times New Roman" w:hAnsi="Times New Roman"/>
-          <w:color w:val="0E0E0E"/>
-        </w:rPr>
         <w:t>, demonstrating dedication, problem-solving skills, and collaboration with diverse teams.</w:t>
-      </w:r>
-    </w:p>
-    <w:p>
-      <w:pPr>
-        <w:pStyle w:val="p1"/>
-        <w:numPr>
-          <w:ilvl w:val="0"/>
-          <w:numId w:val="9"/>
-        </w:numPr>
-        <w:spacing w:after="20"/>
-        <w:ind w:left="714" w:hanging="357"/>
-        <w:rPr>
-          <w:rFonts w:ascii="Times New Roman" w:hAnsi="Times New Roman"/>
-          <w:color w:val="626262"/>
-          <w:sz w:val="16"/>
-          <w:szCs w:val="16"/>
-        </w:rPr>
-      </w:pPr>
-      <w:r>
-        <w:rPr>
-          <w:rFonts w:ascii="Times New Roman" w:hAnsi="Times New Roman"/>
-          <w:color w:val="0E0E0E"/>
-        </w:rPr>
-        <w:t xml:space="preserve">Contributed to projects involving </w:t>
-      </w:r>
-      <w:r>
-        <w:rPr>
-          <w:rFonts w:ascii="Times New Roman" w:hAnsi="Times New Roman"/>
-          <w:b/>
-          <w:bCs/>
-          <w:color w:val="0E0E0E"/>
-        </w:rPr>
-        <w:t>web development, machine learning, and software solutions</w:t>
-      </w:r>
-      <w:r>
-        <w:rPr>
-          <w:rFonts w:ascii="Times New Roman" w:hAnsi="Times New Roman"/>
-          <w:color w:val="0E0E0E"/>
-        </w:rPr>
-        <w:t>.</w:t>
-      </w:r>
-      <w:r>
-        <w:rPr>
-          <w:rFonts w:ascii="Times New Roman" w:hAnsi="Times New Roman"/>
-          <w:color w:val="626262"/>
-          <w:sz w:val="16"/>
-          <w:szCs w:val="16"/>
-        </w:rPr>
-        <w:t xml:space="preserve"> </w:t>
       </w:r>
     </w:p>
     <w:p>
@@ -3487,9 +3154,11 @@
         <w:spacing w:before="120" w:after="60"/>
         <w:rPr>
           <w:rFonts w:ascii="Times New Roman" w:eastAsia="Times New Roman" w:hAnsi="Times New Roman" w:cs="Times New Roman"/>
-          <w:color w:val="0E0E0E"/>
-          <w:sz w:val="18"/>
-          <w:szCs w:val="18"/>
+          <w:b/>
+          <w:bCs/>
+          <w:color w:val="0E0E0E"/>
+          <w:sz w:val="20"/>
+          <w:szCs w:val="20"/>
         </w:rPr>
       </w:pPr>
       <w:hyperlink r:id="rId15" w:history="1">
@@ -3502,7 +3171,7 @@
             <w:sz w:val="20"/>
             <w:szCs w:val="20"/>
           </w:rPr>
-          <w:t>NAMI – Navigational Autonomous Mapping Intelligence</w:t>
+          <w:t>NAMI</w:t>
         </w:r>
       </w:hyperlink>
       <w:r>
@@ -3510,11 +3179,43 @@
           <w:rFonts w:ascii="Times New Roman" w:eastAsia="Times New Roman" w:hAnsi="Times New Roman" w:cs="Times New Roman"/>
           <w:b/>
           <w:bCs/>
-          <w:color w:val="0563C1" w:themeColor="hyperlink"/>
-          <w:sz w:val="20"/>
-          <w:szCs w:val="20"/>
-        </w:rPr>
-        <w:t xml:space="preserve"> | </w:t>
+          <w:color w:val="0E0E0E"/>
+          <w:sz w:val="20"/>
+          <w:szCs w:val="20"/>
+        </w:rPr>
+        <w:t xml:space="preserve"> </w:t>
+      </w:r>
+      <w:r>
+        <w:rPr>
+          <w:rFonts w:ascii="Times New Roman" w:eastAsia="Times New Roman" w:hAnsi="Times New Roman" w:cs="Times New Roman"/>
+          <w:bCs/>
+          <w:color w:val="0E0E0E"/>
+          <w:sz w:val="20"/>
+          <w:szCs w:val="20"/>
+        </w:rPr>
+        <w:t>(Navigational Autonomous Mapping Intelligence)</w:t>
+      </w:r>
+      <w:r>
+        <w:rPr>
+          <w:rFonts w:ascii="Times New Roman" w:eastAsia="Times New Roman" w:hAnsi="Times New Roman" w:cs="Times New Roman"/>
+          <w:b/>
+          <w:bCs/>
+          <w:color w:val="0E0E0E"/>
+          <w:sz w:val="20"/>
+          <w:szCs w:val="20"/>
+        </w:rPr>
+        <w:t xml:space="preserve"> |</w:t>
+      </w:r>
+      <w:r>
+        <w:rPr>
+          <w:rFonts w:ascii="Times New Roman" w:eastAsia="Times New Roman" w:hAnsi="Times New Roman" w:cs="Times New Roman"/>
+          <w:b/>
+          <w:bCs/>
+          <w:color w:val="0E0E0E"/>
+          <w:sz w:val="20"/>
+          <w:szCs w:val="20"/>
+        </w:rPr>
+        <w:t xml:space="preserve"> </w:t>
       </w:r>
       <w:hyperlink r:id="rId16" w:history="1">
         <w:r>
@@ -3536,7 +3237,7 @@
             <w:sz w:val="20"/>
             <w:szCs w:val="20"/>
           </w:rPr>
-          <w:t>IkkiOcean</w:t>
+          <w:t>ikkiocean</w:t>
         </w:r>
         <w:proofErr w:type="spellEnd"/>
         <w:r>
@@ -3559,7 +3260,7 @@
           <w:sz w:val="20"/>
           <w:szCs w:val="20"/>
         </w:rPr>
-        <w:t xml:space="preserve">                   </w:t>
+        <w:t xml:space="preserve">         </w:t>
       </w:r>
       <w:r>
         <w:rPr>
@@ -3570,7 +3271,7 @@
           <w:sz w:val="20"/>
           <w:szCs w:val="20"/>
         </w:rPr>
-        <w:t xml:space="preserve">                     </w:t>
+        <w:t xml:space="preserve">              </w:t>
       </w:r>
       <w:r>
         <w:rPr>
@@ -3581,7 +3282,7 @@
           <w:sz w:val="20"/>
           <w:szCs w:val="20"/>
         </w:rPr>
-        <w:t xml:space="preserve"> </w:t>
+        <w:t xml:space="preserve">October 2025 </w:t>
       </w:r>
       <w:r>
         <w:rPr>
@@ -3592,7 +3293,7 @@
           <w:sz w:val="20"/>
           <w:szCs w:val="20"/>
         </w:rPr>
-        <w:t>20</w:t>
+        <w:t>–</w:t>
       </w:r>
       <w:r>
         <w:rPr>
@@ -3603,51 +3304,7 @@
           <w:sz w:val="20"/>
           <w:szCs w:val="20"/>
         </w:rPr>
-        <w:t>2</w:t>
-      </w:r>
-      <w:r>
-        <w:rPr>
-          <w:rFonts w:ascii="Times New Roman" w:eastAsia="Times New Roman" w:hAnsi="Times New Roman" w:cs="Times New Roman"/>
-          <w:b/>
-          <w:bCs/>
-          <w:color w:val="0E0E0E"/>
-          <w:sz w:val="20"/>
-          <w:szCs w:val="20"/>
-        </w:rPr>
-        <w:t>5</w:t>
-      </w:r>
-      <w:r>
-        <w:rPr>
-          <w:rFonts w:ascii="Times New Roman" w:eastAsia="Times New Roman" w:hAnsi="Times New Roman" w:cs="Times New Roman"/>
-          <w:b/>
-          <w:bCs/>
-          <w:color w:val="0E0E0E"/>
-          <w:sz w:val="20"/>
-          <w:szCs w:val="20"/>
-        </w:rPr>
-        <w:t xml:space="preserve"> – </w:t>
-      </w:r>
-      <w:r>
-        <w:rPr>
-          <w:rFonts w:ascii="Times New Roman" w:eastAsia="Times New Roman" w:hAnsi="Times New Roman" w:cs="Times New Roman"/>
-          <w:b/>
-          <w:bCs/>
-          <w:color w:val="0E0E0E"/>
-          <w:sz w:val="20"/>
-          <w:szCs w:val="20"/>
-        </w:rPr>
-        <w:t>20</w:t>
-      </w:r>
-      <w:r>
-        <w:rPr>
-          <w:rFonts w:ascii="Times New Roman" w:eastAsia="Times New Roman" w:hAnsi="Times New Roman" w:cs="Times New Roman"/>
-          <w:b/>
-          <w:bCs/>
-          <w:color w:val="0E0E0E"/>
-          <w:sz w:val="20"/>
-          <w:szCs w:val="20"/>
-        </w:rPr>
-        <w:t>2</w:t>
+        <w:t xml:space="preserve"> May 202</w:t>
       </w:r>
       <w:r>
         <w:rPr>
@@ -3663,153 +3320,126 @@
     </w:p>
     <w:p>
       <w:pPr>
+        <w:pStyle w:val="ListParagraph"/>
         <w:numPr>
           <w:ilvl w:val="0"/>
-          <w:numId w:val="43"/>
+          <w:numId w:val="11"/>
         </w:numPr>
-        <w:tabs>
-          <w:tab w:val="num" w:pos="720"/>
-        </w:tabs>
         <w:spacing w:before="120" w:after="20"/>
         <w:ind w:left="714" w:hanging="357"/>
         <w:rPr>
           <w:rFonts w:ascii="Times New Roman" w:eastAsia="Times New Roman" w:hAnsi="Times New Roman" w:cs="Times New Roman"/>
-          <w:bCs/>
-          <w:color w:val="0E0E0E"/>
-          <w:sz w:val="18"/>
-          <w:szCs w:val="18"/>
-        </w:rPr>
-      </w:pPr>
-      <w:r>
-        <w:rPr>
-          <w:rFonts w:ascii="Times New Roman" w:eastAsia="Times New Roman" w:hAnsi="Times New Roman" w:cs="Times New Roman"/>
-          <w:b/>
-          <w:bCs/>
-          <w:color w:val="0E0E0E"/>
-          <w:sz w:val="18"/>
-          <w:szCs w:val="18"/>
-        </w:rPr>
-        <w:t xml:space="preserve">Description: </w:t>
-      </w:r>
-      <w:r>
-        <w:rPr>
-          <w:rFonts w:ascii="Times New Roman" w:eastAsia="Times New Roman" w:hAnsi="Times New Roman" w:cs="Times New Roman"/>
-          <w:b/>
-          <w:bCs/>
-          <w:color w:val="0E0E0E"/>
-          <w:sz w:val="18"/>
-          <w:szCs w:val="18"/>
-        </w:rPr>
-        <w:t>Autonomous indoor navigation</w:t>
-      </w:r>
-      <w:r>
-        <w:rPr>
-          <w:rFonts w:ascii="Times New Roman" w:eastAsia="Times New Roman" w:hAnsi="Times New Roman" w:cs="Times New Roman"/>
-          <w:bCs/>
-          <w:color w:val="0E0E0E"/>
-          <w:sz w:val="18"/>
-          <w:szCs w:val="18"/>
-        </w:rPr>
-        <w:t xml:space="preserve"> robot designed to automate </w:t>
-      </w:r>
-      <w:r>
-        <w:rPr>
-          <w:rFonts w:ascii="Times New Roman" w:eastAsia="Times New Roman" w:hAnsi="Times New Roman" w:cs="Times New Roman"/>
-          <w:b/>
-          <w:bCs/>
-          <w:color w:val="0E0E0E"/>
-          <w:sz w:val="18"/>
-          <w:szCs w:val="18"/>
-        </w:rPr>
-        <w:t>logistics tasks</w:t>
-      </w:r>
-      <w:r>
-        <w:rPr>
-          <w:rFonts w:ascii="Times New Roman" w:eastAsia="Times New Roman" w:hAnsi="Times New Roman" w:cs="Times New Roman"/>
-          <w:bCs/>
-          <w:color w:val="0E0E0E"/>
-          <w:sz w:val="18"/>
-          <w:szCs w:val="18"/>
-        </w:rPr>
-        <w:t xml:space="preserve"> in environments such as offices, hospitals, and warehouses using </w:t>
-      </w:r>
-      <w:r>
-        <w:rPr>
-          <w:rFonts w:ascii="Times New Roman" w:eastAsia="Times New Roman" w:hAnsi="Times New Roman" w:cs="Times New Roman"/>
-          <w:b/>
-          <w:bCs/>
-          <w:color w:val="0E0E0E"/>
-          <w:sz w:val="18"/>
-          <w:szCs w:val="18"/>
-        </w:rPr>
-        <w:t>LIDAR-based mapping</w:t>
-      </w:r>
-      <w:r>
-        <w:rPr>
-          <w:rFonts w:ascii="Times New Roman" w:eastAsia="Times New Roman" w:hAnsi="Times New Roman" w:cs="Times New Roman"/>
-          <w:bCs/>
-          <w:color w:val="0E0E0E"/>
-          <w:sz w:val="18"/>
-          <w:szCs w:val="18"/>
-        </w:rPr>
-        <w:t xml:space="preserve"> and real-time navigation.</w:t>
+          <w:color w:val="0E0E0E"/>
+          <w:sz w:val="18"/>
+          <w:szCs w:val="18"/>
+        </w:rPr>
+      </w:pPr>
+      <w:r>
+        <w:rPr>
+          <w:rFonts w:ascii="Times New Roman" w:eastAsia="Times New Roman" w:hAnsi="Times New Roman" w:cs="Times New Roman"/>
+          <w:b/>
+          <w:color w:val="0E0E0E"/>
+          <w:sz w:val="18"/>
+          <w:szCs w:val="18"/>
+        </w:rPr>
+        <w:t>Description:</w:t>
+      </w:r>
+      <w:r>
+        <w:rPr>
+          <w:rFonts w:ascii="Times New Roman" w:eastAsia="Times New Roman" w:hAnsi="Times New Roman" w:cs="Times New Roman"/>
+          <w:color w:val="0E0E0E"/>
+          <w:sz w:val="18"/>
+          <w:szCs w:val="18"/>
+        </w:rPr>
+        <w:t xml:space="preserve"> Developed an </w:t>
+      </w:r>
+      <w:r>
+        <w:rPr>
+          <w:rFonts w:ascii="Times New Roman" w:eastAsia="Times New Roman" w:hAnsi="Times New Roman" w:cs="Times New Roman"/>
+          <w:b/>
+          <w:color w:val="0E0E0E"/>
+          <w:sz w:val="18"/>
+          <w:szCs w:val="18"/>
+        </w:rPr>
+        <w:t>autonomous indoor navigation</w:t>
+      </w:r>
+      <w:r>
+        <w:rPr>
+          <w:rFonts w:ascii="Times New Roman" w:eastAsia="Times New Roman" w:hAnsi="Times New Roman" w:cs="Times New Roman"/>
+          <w:color w:val="0E0E0E"/>
+          <w:sz w:val="18"/>
+          <w:szCs w:val="18"/>
+        </w:rPr>
+        <w:t xml:space="preserve"> and </w:t>
+      </w:r>
+      <w:r>
+        <w:rPr>
+          <w:rFonts w:ascii="Times New Roman" w:eastAsia="Times New Roman" w:hAnsi="Times New Roman" w:cs="Times New Roman"/>
+          <w:b/>
+          <w:color w:val="0E0E0E"/>
+          <w:sz w:val="18"/>
+          <w:szCs w:val="18"/>
+        </w:rPr>
+        <w:t>logistics robot</w:t>
+      </w:r>
+      <w:r>
+        <w:rPr>
+          <w:rFonts w:ascii="Times New Roman" w:eastAsia="Times New Roman" w:hAnsi="Times New Roman" w:cs="Times New Roman"/>
+          <w:color w:val="0E0E0E"/>
+          <w:sz w:val="18"/>
+          <w:szCs w:val="18"/>
+        </w:rPr>
+        <w:t xml:space="preserve"> capable of real-time mapping, localization, path planning, and obstacle avoidance in unknown environments without external navigation infrastructure.</w:t>
       </w:r>
     </w:p>
     <w:p>
       <w:pPr>
+        <w:pStyle w:val="ListParagraph"/>
         <w:numPr>
           <w:ilvl w:val="0"/>
-          <w:numId w:val="43"/>
+          <w:numId w:val="11"/>
         </w:numPr>
-        <w:tabs>
-          <w:tab w:val="num" w:pos="720"/>
-        </w:tabs>
-        <w:spacing w:after="20"/>
+        <w:spacing w:before="120" w:after="20"/>
         <w:ind w:left="714" w:hanging="357"/>
         <w:rPr>
           <w:rFonts w:ascii="Times New Roman" w:eastAsia="Times New Roman" w:hAnsi="Times New Roman" w:cs="Times New Roman"/>
-          <w:bCs/>
-          <w:color w:val="0E0E0E"/>
-          <w:sz w:val="18"/>
-          <w:szCs w:val="18"/>
-        </w:rPr>
-      </w:pPr>
-      <w:r>
-        <w:rPr>
-          <w:rFonts w:ascii="Times New Roman" w:eastAsia="Times New Roman" w:hAnsi="Times New Roman" w:cs="Times New Roman"/>
-          <w:b/>
-          <w:bCs/>
-          <w:color w:val="0E0E0E"/>
-          <w:sz w:val="18"/>
-          <w:szCs w:val="18"/>
-        </w:rPr>
-        <w:t xml:space="preserve">Features &amp; Tech Stack: </w:t>
-      </w:r>
-      <w:r>
-        <w:rPr>
-          <w:rFonts w:ascii="Times New Roman" w:eastAsia="Times New Roman" w:hAnsi="Times New Roman" w:cs="Times New Roman"/>
-          <w:bCs/>
-          <w:color w:val="0E0E0E"/>
-          <w:sz w:val="18"/>
-          <w:szCs w:val="18"/>
-        </w:rPr>
-        <w:t xml:space="preserve">Built using </w:t>
-      </w:r>
-      <w:r>
-        <w:rPr>
-          <w:rFonts w:ascii="Times New Roman" w:eastAsia="Times New Roman" w:hAnsi="Times New Roman" w:cs="Times New Roman"/>
-          <w:b/>
-          <w:bCs/>
-          <w:color w:val="0E0E0E"/>
-          <w:sz w:val="18"/>
-          <w:szCs w:val="18"/>
-        </w:rPr>
-        <w:t>Raspberry Pi 4</w:t>
-      </w:r>
-      <w:r>
-        <w:rPr>
-          <w:rFonts w:ascii="Times New Roman" w:eastAsia="Times New Roman" w:hAnsi="Times New Roman" w:cs="Times New Roman"/>
-          <w:bCs/>
+          <w:color w:val="0E0E0E"/>
+          <w:sz w:val="18"/>
+          <w:szCs w:val="18"/>
+        </w:rPr>
+      </w:pPr>
+      <w:r>
+        <w:rPr>
+          <w:rFonts w:ascii="Times New Roman" w:eastAsia="Times New Roman" w:hAnsi="Times New Roman" w:cs="Times New Roman"/>
+          <w:b/>
+          <w:color w:val="0E0E0E"/>
+          <w:sz w:val="18"/>
+          <w:szCs w:val="18"/>
+        </w:rPr>
+        <w:t>Features &amp; Tech Stack:</w:t>
+      </w:r>
+      <w:r>
+        <w:rPr>
+          <w:rFonts w:ascii="Times New Roman" w:eastAsia="Times New Roman" w:hAnsi="Times New Roman" w:cs="Times New Roman"/>
+          <w:color w:val="0E0E0E"/>
+          <w:sz w:val="18"/>
+          <w:szCs w:val="18"/>
+        </w:rPr>
+        <w:t xml:space="preserve"> Built using </w:t>
+      </w:r>
+      <w:r>
+        <w:rPr>
+          <w:rFonts w:ascii="Times New Roman" w:eastAsia="Times New Roman" w:hAnsi="Times New Roman" w:cs="Times New Roman"/>
+          <w:b/>
+          <w:color w:val="0E0E0E"/>
+          <w:sz w:val="18"/>
+          <w:szCs w:val="18"/>
+        </w:rPr>
+        <w:t>Python</w:t>
+      </w:r>
+      <w:r>
+        <w:rPr>
+          <w:rFonts w:ascii="Times New Roman" w:eastAsia="Times New Roman" w:hAnsi="Times New Roman" w:cs="Times New Roman"/>
           <w:color w:val="0E0E0E"/>
           <w:sz w:val="18"/>
           <w:szCs w:val="18"/>
@@ -3820,17 +3450,15 @@
         <w:rPr>
           <w:rFonts w:ascii="Times New Roman" w:eastAsia="Times New Roman" w:hAnsi="Times New Roman" w:cs="Times New Roman"/>
           <w:b/>
-          <w:bCs/>
-          <w:color w:val="0E0E0E"/>
-          <w:sz w:val="18"/>
-          <w:szCs w:val="18"/>
-        </w:rPr>
-        <w:t>LiDAR</w:t>
-      </w:r>
-      <w:r>
-        <w:rPr>
-          <w:rFonts w:ascii="Times New Roman" w:eastAsia="Times New Roman" w:hAnsi="Times New Roman" w:cs="Times New Roman"/>
-          <w:bCs/>
+          <w:color w:val="0E0E0E"/>
+          <w:sz w:val="18"/>
+          <w:szCs w:val="18"/>
+        </w:rPr>
+        <w:t>ROS Humble</w:t>
+      </w:r>
+      <w:r>
+        <w:rPr>
+          <w:rFonts w:ascii="Times New Roman" w:eastAsia="Times New Roman" w:hAnsi="Times New Roman" w:cs="Times New Roman"/>
           <w:color w:val="0E0E0E"/>
           <w:sz w:val="18"/>
           <w:szCs w:val="18"/>
@@ -3841,157 +3469,115 @@
         <w:rPr>
           <w:rFonts w:ascii="Times New Roman" w:eastAsia="Times New Roman" w:hAnsi="Times New Roman" w:cs="Times New Roman"/>
           <w:b/>
-          <w:bCs/>
-          <w:color w:val="0E0E0E"/>
-          <w:sz w:val="18"/>
-          <w:szCs w:val="18"/>
-        </w:rPr>
-        <w:t>ultrasonic sensors</w:t>
-      </w:r>
-      <w:r>
-        <w:rPr>
-          <w:rFonts w:ascii="Times New Roman" w:eastAsia="Times New Roman" w:hAnsi="Times New Roman" w:cs="Times New Roman"/>
-          <w:bCs/>
-          <w:color w:val="0E0E0E"/>
-          <w:sz w:val="18"/>
-          <w:szCs w:val="18"/>
-        </w:rPr>
-        <w:t xml:space="preserve">, and DC motors with </w:t>
-      </w:r>
-      <w:r>
-        <w:rPr>
-          <w:rFonts w:ascii="Times New Roman" w:eastAsia="Times New Roman" w:hAnsi="Times New Roman" w:cs="Times New Roman"/>
-          <w:b/>
-          <w:bCs/>
-          <w:color w:val="0E0E0E"/>
-          <w:sz w:val="18"/>
-          <w:szCs w:val="18"/>
-        </w:rPr>
-        <w:t>L298N drivers</w:t>
-      </w:r>
-      <w:r>
-        <w:rPr>
-          <w:rFonts w:ascii="Times New Roman" w:eastAsia="Times New Roman" w:hAnsi="Times New Roman" w:cs="Times New Roman"/>
-          <w:bCs/>
-          <w:color w:val="0E0E0E"/>
-          <w:sz w:val="18"/>
-          <w:szCs w:val="18"/>
-        </w:rPr>
-        <w:t>,</w:t>
-      </w:r>
-      <w:r>
-        <w:rPr>
-          <w:rFonts w:ascii="Times New Roman" w:eastAsia="Times New Roman" w:hAnsi="Times New Roman" w:cs="Times New Roman"/>
-          <w:bCs/>
-          <w:color w:val="0E0E0E"/>
-          <w:sz w:val="18"/>
-          <w:szCs w:val="18"/>
-        </w:rPr>
-        <w:t xml:space="preserve"> implemented </w:t>
-      </w:r>
-      <w:r>
-        <w:rPr>
-          <w:rFonts w:ascii="Times New Roman" w:eastAsia="Times New Roman" w:hAnsi="Times New Roman" w:cs="Times New Roman"/>
-          <w:b/>
-          <w:bCs/>
-          <w:color w:val="0E0E0E"/>
-          <w:sz w:val="18"/>
-          <w:szCs w:val="18"/>
-        </w:rPr>
-        <w:t>Simultaneous Localization and Mapping</w:t>
-      </w:r>
-      <w:r>
-        <w:rPr>
-          <w:rFonts w:ascii="Times New Roman" w:eastAsia="Times New Roman" w:hAnsi="Times New Roman" w:cs="Times New Roman"/>
-          <w:bCs/>
-          <w:color w:val="0E0E0E"/>
-          <w:sz w:val="18"/>
-          <w:szCs w:val="18"/>
-        </w:rPr>
-        <w:t xml:space="preserve"> with Particle Filter SLAM for environment mapping, </w:t>
-      </w:r>
-      <w:r>
-        <w:rPr>
-          <w:rFonts w:ascii="Times New Roman" w:eastAsia="Times New Roman" w:hAnsi="Times New Roman" w:cs="Times New Roman"/>
-          <w:b/>
-          <w:bCs/>
-          <w:color w:val="0E0E0E"/>
-          <w:sz w:val="18"/>
-          <w:szCs w:val="18"/>
-        </w:rPr>
-        <w:t>A* Algorithm</w:t>
-      </w:r>
-      <w:r>
-        <w:rPr>
-          <w:rFonts w:ascii="Times New Roman" w:eastAsia="Times New Roman" w:hAnsi="Times New Roman" w:cs="Times New Roman"/>
-          <w:bCs/>
-          <w:color w:val="0E0E0E"/>
-          <w:sz w:val="18"/>
-          <w:szCs w:val="18"/>
-        </w:rPr>
-        <w:t xml:space="preserve"> for dynamic path planning, and real-time obstacle avoidance with ~5 cm localization accuracy.</w:t>
-      </w:r>
-    </w:p>
-    <w:p>
-      <w:pPr>
-        <w:numPr>
-          <w:ilvl w:val="0"/>
-          <w:numId w:val="43"/>
-        </w:numPr>
-        <w:tabs>
-          <w:tab w:val="num" w:pos="720"/>
-        </w:tabs>
-        <w:spacing w:after="20"/>
-        <w:ind w:left="714" w:hanging="357"/>
-        <w:rPr>
-          <w:rFonts w:ascii="Times New Roman" w:eastAsia="Times New Roman" w:hAnsi="Times New Roman" w:cs="Times New Roman"/>
-          <w:bCs/>
-          <w:color w:val="0E0E0E"/>
-          <w:sz w:val="18"/>
-          <w:szCs w:val="18"/>
-        </w:rPr>
-      </w:pPr>
-      <w:r>
-        <w:rPr>
-          <w:rFonts w:ascii="Times New Roman" w:eastAsia="Times New Roman" w:hAnsi="Times New Roman" w:cs="Times New Roman"/>
-          <w:b/>
-          <w:bCs/>
-          <w:color w:val="0E0E0E"/>
-          <w:sz w:val="18"/>
-          <w:szCs w:val="18"/>
-        </w:rPr>
-        <w:t xml:space="preserve">Impact: </w:t>
-      </w:r>
-      <w:r>
-        <w:rPr>
-          <w:rFonts w:ascii="Times New Roman" w:eastAsia="Times New Roman" w:hAnsi="Times New Roman" w:cs="Times New Roman"/>
-          <w:bCs/>
-          <w:color w:val="0E0E0E"/>
-          <w:sz w:val="18"/>
-          <w:szCs w:val="18"/>
-        </w:rPr>
-        <w:t xml:space="preserve">Enables </w:t>
-      </w:r>
-      <w:r>
-        <w:rPr>
-          <w:rFonts w:ascii="Times New Roman" w:eastAsia="Times New Roman" w:hAnsi="Times New Roman" w:cs="Times New Roman"/>
-          <w:b/>
-          <w:bCs/>
-          <w:color w:val="0E0E0E"/>
-          <w:sz w:val="18"/>
-          <w:szCs w:val="18"/>
-        </w:rPr>
-        <w:t>infrastructure-free autonomous navigation</w:t>
-      </w:r>
-      <w:r>
-        <w:rPr>
-          <w:rFonts w:ascii="Times New Roman" w:eastAsia="Times New Roman" w:hAnsi="Times New Roman" w:cs="Times New Roman"/>
-          <w:bCs/>
-          <w:color w:val="0E0E0E"/>
-          <w:sz w:val="18"/>
-          <w:szCs w:val="18"/>
-        </w:rPr>
-        <w:t xml:space="preserve"> with dynamic obstacle handling, capable of reducing manual logistics workload by ~30% while supporting 24/7 indoor material transport operations.</w:t>
+          <w:color w:val="0E0E0E"/>
+          <w:sz w:val="18"/>
+          <w:szCs w:val="18"/>
+        </w:rPr>
+        <w:t>Ubuntu</w:t>
+      </w:r>
+      <w:r>
+        <w:rPr>
+          <w:rFonts w:ascii="Times New Roman" w:eastAsia="Times New Roman" w:hAnsi="Times New Roman" w:cs="Times New Roman"/>
+          <w:color w:val="0E0E0E"/>
+          <w:sz w:val="18"/>
+          <w:szCs w:val="18"/>
+        </w:rPr>
+        <w:t xml:space="preserve">, </w:t>
+      </w:r>
+      <w:r>
+        <w:rPr>
+          <w:rFonts w:ascii="Times New Roman" w:eastAsia="Times New Roman" w:hAnsi="Times New Roman" w:cs="Times New Roman"/>
+          <w:b/>
+          <w:color w:val="0E0E0E"/>
+          <w:sz w:val="18"/>
+          <w:szCs w:val="18"/>
+        </w:rPr>
+        <w:t>Raspberry Pi 4B</w:t>
+      </w:r>
+      <w:r>
+        <w:rPr>
+          <w:rFonts w:ascii="Times New Roman" w:eastAsia="Times New Roman" w:hAnsi="Times New Roman" w:cs="Times New Roman"/>
+          <w:color w:val="0E0E0E"/>
+          <w:sz w:val="18"/>
+          <w:szCs w:val="18"/>
+        </w:rPr>
+        <w:t xml:space="preserve">, </w:t>
+      </w:r>
+      <w:r>
+        <w:rPr>
+          <w:rFonts w:ascii="Times New Roman" w:eastAsia="Times New Roman" w:hAnsi="Times New Roman" w:cs="Times New Roman"/>
+          <w:b/>
+          <w:color w:val="0E0E0E"/>
+          <w:sz w:val="18"/>
+          <w:szCs w:val="18"/>
+        </w:rPr>
+        <w:t>YDLIDAR X2</w:t>
+      </w:r>
+      <w:r>
+        <w:rPr>
+          <w:rFonts w:ascii="Times New Roman" w:eastAsia="Times New Roman" w:hAnsi="Times New Roman" w:cs="Times New Roman"/>
+          <w:color w:val="0E0E0E"/>
+          <w:sz w:val="18"/>
+          <w:szCs w:val="18"/>
+        </w:rPr>
+        <w:t xml:space="preserve">, MPU-6050 IMU, wheel encoders, </w:t>
+      </w:r>
+      <w:r>
+        <w:rPr>
+          <w:rFonts w:ascii="Times New Roman" w:eastAsia="Times New Roman" w:hAnsi="Times New Roman" w:cs="Times New Roman"/>
+          <w:b/>
+          <w:color w:val="0E0E0E"/>
+          <w:sz w:val="18"/>
+          <w:szCs w:val="18"/>
+        </w:rPr>
+        <w:t>SLAM Toolbox</w:t>
+      </w:r>
+      <w:r>
+        <w:rPr>
+          <w:rFonts w:ascii="Times New Roman" w:eastAsia="Times New Roman" w:hAnsi="Times New Roman" w:cs="Times New Roman"/>
+          <w:color w:val="0E0E0E"/>
+          <w:sz w:val="18"/>
+          <w:szCs w:val="18"/>
+        </w:rPr>
+        <w:t xml:space="preserve">, </w:t>
+      </w:r>
+      <w:r>
+        <w:rPr>
+          <w:rFonts w:ascii="Times New Roman" w:eastAsia="Times New Roman" w:hAnsi="Times New Roman" w:cs="Times New Roman"/>
+          <w:b/>
+          <w:color w:val="0E0E0E"/>
+          <w:sz w:val="18"/>
+          <w:szCs w:val="18"/>
+        </w:rPr>
+        <w:t>A* path planning</w:t>
+      </w:r>
+      <w:r>
+        <w:rPr>
+          <w:rFonts w:ascii="Times New Roman" w:eastAsia="Times New Roman" w:hAnsi="Times New Roman" w:cs="Times New Roman"/>
+          <w:color w:val="0E0E0E"/>
+          <w:sz w:val="18"/>
+          <w:szCs w:val="18"/>
+        </w:rPr>
+        <w:t xml:space="preserve">, and </w:t>
+      </w:r>
+      <w:r>
+        <w:rPr>
+          <w:rFonts w:ascii="Times New Roman" w:eastAsia="Times New Roman" w:hAnsi="Times New Roman" w:cs="Times New Roman"/>
+          <w:b/>
+          <w:color w:val="0E0E0E"/>
+          <w:sz w:val="18"/>
+          <w:szCs w:val="18"/>
+        </w:rPr>
+        <w:t>Dynamic Window Approach</w:t>
+      </w:r>
+      <w:r>
+        <w:rPr>
+          <w:rFonts w:ascii="Times New Roman" w:eastAsia="Times New Roman" w:hAnsi="Times New Roman" w:cs="Times New Roman"/>
+          <w:color w:val="0E0E0E"/>
+          <w:sz w:val="18"/>
+          <w:szCs w:val="18"/>
+        </w:rPr>
+        <w:t xml:space="preserve"> (DWA) for autonomous exploration and navigation.</w:t>
       </w:r>
     </w:p>
     <w:p>
@@ -4265,66 +3851,56 @@
           <w:sz w:val="18"/>
           <w:szCs w:val="18"/>
         </w:rPr>
-        <w:t>A</w:t>
-      </w:r>
-      <w:r>
-        <w:rPr>
-          <w:rFonts w:ascii="Times New Roman" w:eastAsia="Times New Roman" w:hAnsi="Times New Roman" w:cs="Times New Roman"/>
-          <w:b/>
-          <w:color w:val="0E0E0E"/>
-          <w:sz w:val="18"/>
-          <w:szCs w:val="18"/>
-        </w:rPr>
-        <w:t xml:space="preserve">utomatic </w:t>
-      </w:r>
-      <w:r>
-        <w:rPr>
-          <w:rFonts w:ascii="Times New Roman" w:eastAsia="Times New Roman" w:hAnsi="Times New Roman" w:cs="Times New Roman"/>
-          <w:b/>
-          <w:color w:val="0E0E0E"/>
-          <w:sz w:val="18"/>
-          <w:szCs w:val="18"/>
-        </w:rPr>
-        <w:t>D</w:t>
-      </w:r>
-      <w:r>
-        <w:rPr>
-          <w:rFonts w:ascii="Times New Roman" w:eastAsia="Times New Roman" w:hAnsi="Times New Roman" w:cs="Times New Roman"/>
-          <w:b/>
-          <w:color w:val="0E0E0E"/>
-          <w:sz w:val="18"/>
-          <w:szCs w:val="18"/>
-        </w:rPr>
-        <w:t xml:space="preserve">rug </w:t>
-      </w:r>
-      <w:r>
-        <w:rPr>
-          <w:rFonts w:ascii="Times New Roman" w:eastAsia="Times New Roman" w:hAnsi="Times New Roman" w:cs="Times New Roman"/>
-          <w:b/>
-          <w:color w:val="0E0E0E"/>
-          <w:sz w:val="18"/>
-          <w:szCs w:val="18"/>
-        </w:rPr>
-        <w:t>D</w:t>
-      </w:r>
-      <w:r>
-        <w:rPr>
-          <w:rFonts w:ascii="Times New Roman" w:eastAsia="Times New Roman" w:hAnsi="Times New Roman" w:cs="Times New Roman"/>
-          <w:b/>
-          <w:color w:val="0E0E0E"/>
-          <w:sz w:val="18"/>
-          <w:szCs w:val="18"/>
-        </w:rPr>
-        <w:t>ispenser system</w:t>
-      </w:r>
-      <w:r>
-        <w:rPr>
-          <w:rFonts w:ascii="Times New Roman" w:eastAsia="Times New Roman" w:hAnsi="Times New Roman" w:cs="Times New Roman"/>
-          <w:color w:val="0E0E0E"/>
-          <w:sz w:val="18"/>
-          <w:szCs w:val="18"/>
-        </w:rPr>
-        <w:t xml:space="preserve"> that connects doctors, patients, and pharmacies. Enables prescription generation, vitals scanning, and medicine dispensing via QR code and smart IoT interfaces.</w:t>
+        <w:t>automatic drug dispenser system</w:t>
+      </w:r>
+      <w:r>
+        <w:rPr>
+          <w:rFonts w:ascii="Times New Roman" w:eastAsia="Times New Roman" w:hAnsi="Times New Roman" w:cs="Times New Roman"/>
+          <w:color w:val="0E0E0E"/>
+          <w:sz w:val="18"/>
+          <w:szCs w:val="18"/>
+        </w:rPr>
+        <w:t xml:space="preserve"> that connects doctors, patients, and pharmacies. Enables prescription generation, vitals scanning, and medicine dispensing via QR code </w:t>
+      </w:r>
+      <w:r>
+        <w:rPr>
+          <w:rFonts w:ascii="Times New Roman" w:eastAsia="Times New Roman" w:hAnsi="Times New Roman" w:cs="Times New Roman"/>
+          <w:color w:val="0E0E0E"/>
+          <w:sz w:val="18"/>
+          <w:szCs w:val="18"/>
+        </w:rPr>
+        <w:t xml:space="preserve">and </w:t>
+      </w:r>
+      <w:proofErr w:type="spellStart"/>
+      <w:r>
+        <w:rPr>
+          <w:rFonts w:ascii="Times New Roman" w:eastAsia="Times New Roman" w:hAnsi="Times New Roman" w:cs="Times New Roman"/>
+          <w:b/>
+          <w:color w:val="0E0E0E"/>
+          <w:sz w:val="18"/>
+          <w:szCs w:val="18"/>
+        </w:rPr>
+        <w:t>Cashfree</w:t>
+      </w:r>
+      <w:proofErr w:type="spellEnd"/>
+      <w:r>
+        <w:rPr>
+          <w:rFonts w:ascii="Times New Roman" w:eastAsia="Times New Roman" w:hAnsi="Times New Roman" w:cs="Times New Roman"/>
+          <w:b/>
+          <w:color w:val="0E0E0E"/>
+          <w:sz w:val="18"/>
+          <w:szCs w:val="18"/>
+        </w:rPr>
+        <w:t xml:space="preserve"> payment gateway</w:t>
+      </w:r>
+      <w:r>
+        <w:rPr>
+          <w:rFonts w:ascii="Times New Roman" w:eastAsia="Times New Roman" w:hAnsi="Times New Roman" w:cs="Times New Roman"/>
+          <w:color w:val="0E0E0E"/>
+          <w:sz w:val="18"/>
+          <w:szCs w:val="18"/>
+        </w:rPr>
+        <w:t>.</w:t>
       </w:r>
     </w:p>
     <w:p>
@@ -4466,44 +4042,25 @@
           <w:sz w:val="18"/>
           <w:szCs w:val="18"/>
         </w:rPr>
-        <w:t xml:space="preserve">, </w:t>
-      </w:r>
-      <w:r>
-        <w:rPr>
-          <w:rFonts w:ascii="Times New Roman" w:eastAsia="Times New Roman" w:hAnsi="Times New Roman" w:cs="Times New Roman"/>
-          <w:b/>
-          <w:color w:val="0E0E0E"/>
-          <w:sz w:val="18"/>
-          <w:szCs w:val="18"/>
-        </w:rPr>
-        <w:t>IIOT Sensors</w:t>
-      </w:r>
-      <w:r>
-        <w:rPr>
-          <w:rFonts w:ascii="Times New Roman" w:eastAsia="Times New Roman" w:hAnsi="Times New Roman" w:cs="Times New Roman"/>
-          <w:color w:val="0E0E0E"/>
-          <w:sz w:val="18"/>
-          <w:szCs w:val="18"/>
-        </w:rPr>
-        <w:t>,</w:t>
-      </w:r>
-      <w:r>
-        <w:rPr>
-          <w:rFonts w:ascii="Times New Roman" w:eastAsia="Times New Roman" w:hAnsi="Times New Roman" w:cs="Times New Roman"/>
-          <w:color w:val="0E0E0E"/>
-          <w:sz w:val="18"/>
-          <w:szCs w:val="18"/>
-        </w:rPr>
-        <w:t xml:space="preserve"> Stepper Motors</w:t>
-      </w:r>
-      <w:r>
-        <w:rPr>
-          <w:rFonts w:ascii="Times New Roman" w:eastAsia="Times New Roman" w:hAnsi="Times New Roman" w:cs="Times New Roman"/>
-          <w:color w:val="0E0E0E"/>
-          <w:sz w:val="18"/>
-          <w:szCs w:val="18"/>
-        </w:rPr>
-        <w:t xml:space="preserve"> and Gemini APIs to support doctor-patient integration, real-time vitals monitoring, SMS-based prescription delivery, OTC medicine purchase, and </w:t>
+        <w:t>, IIOT Sensors,</w:t>
+      </w:r>
+      <w:r>
+        <w:rPr>
+          <w:rFonts w:ascii="Times New Roman" w:eastAsia="Times New Roman" w:hAnsi="Times New Roman" w:cs="Times New Roman"/>
+          <w:color w:val="0E0E0E"/>
+          <w:sz w:val="18"/>
+          <w:szCs w:val="18"/>
+        </w:rPr>
+        <w:t xml:space="preserve"> </w:t>
+      </w:r>
+      <w:r>
+        <w:rPr>
+          <w:rFonts w:ascii="Times New Roman" w:eastAsia="Times New Roman" w:hAnsi="Times New Roman" w:cs="Times New Roman"/>
+          <w:color w:val="0E0E0E"/>
+          <w:sz w:val="18"/>
+          <w:szCs w:val="18"/>
+        </w:rPr>
+        <w:t xml:space="preserve">and Gemini APIs to support doctor-patient integration, SMS-based prescription delivery, and </w:t>
       </w:r>
       <w:r>
         <w:rPr>
@@ -4514,135 +4071,6 @@
           <w:szCs w:val="18"/>
         </w:rPr>
         <w:t>secure AWS prescription storage</w:t>
-      </w:r>
-      <w:r>
-        <w:rPr>
-          <w:rFonts w:ascii="Times New Roman" w:eastAsia="Times New Roman" w:hAnsi="Times New Roman" w:cs="Times New Roman"/>
-          <w:color w:val="0E0E0E"/>
-          <w:sz w:val="18"/>
-          <w:szCs w:val="18"/>
-        </w:rPr>
-        <w:t>.</w:t>
-      </w:r>
-    </w:p>
-    <w:p>
-      <w:pPr>
-        <w:pStyle w:val="ListParagraph"/>
-        <w:numPr>
-          <w:ilvl w:val="0"/>
-          <w:numId w:val="18"/>
-        </w:numPr>
-        <w:spacing w:before="180" w:after="20"/>
-        <w:rPr>
-          <w:rFonts w:ascii="Times New Roman" w:eastAsia="Times New Roman" w:hAnsi="Times New Roman" w:cs="Times New Roman"/>
-          <w:color w:val="0E0E0E"/>
-          <w:sz w:val="18"/>
-          <w:szCs w:val="18"/>
-        </w:rPr>
-      </w:pPr>
-      <w:r>
-        <w:rPr>
-          <w:rFonts w:ascii="Times New Roman" w:eastAsia="Times New Roman" w:hAnsi="Times New Roman" w:cs="Times New Roman"/>
-          <w:b/>
-          <w:color w:val="0E0E0E"/>
-          <w:sz w:val="18"/>
-          <w:szCs w:val="18"/>
-        </w:rPr>
-        <w:lastRenderedPageBreak/>
-        <w:t xml:space="preserve">Impact: </w:t>
-      </w:r>
-      <w:r>
-        <w:rPr>
-          <w:rFonts w:ascii="Times New Roman" w:eastAsia="Times New Roman" w:hAnsi="Times New Roman" w:cs="Times New Roman"/>
-          <w:color w:val="0E0E0E"/>
-          <w:sz w:val="18"/>
-          <w:szCs w:val="18"/>
-        </w:rPr>
-        <w:t>Revolutionizes rural and urban healthcare access by automating diagnosis, medicine distribution, and health assessments</w:t>
-      </w:r>
-      <w:r>
-        <w:rPr>
-          <w:rFonts w:ascii="Times New Roman" w:eastAsia="Times New Roman" w:hAnsi="Times New Roman" w:cs="Times New Roman"/>
-          <w:color w:val="0E0E0E"/>
-          <w:sz w:val="18"/>
-          <w:szCs w:val="18"/>
-        </w:rPr>
-        <w:t>,</w:t>
-      </w:r>
-      <w:r>
-        <w:rPr>
-          <w:rFonts w:ascii="Times New Roman" w:eastAsia="Times New Roman" w:hAnsi="Times New Roman" w:cs="Times New Roman"/>
-        </w:rPr>
-        <w:t xml:space="preserve"> </w:t>
-      </w:r>
-      <w:r>
-        <w:rPr>
-          <w:rFonts w:ascii="Times New Roman" w:eastAsia="Times New Roman" w:hAnsi="Times New Roman" w:cs="Times New Roman"/>
-          <w:color w:val="0E0E0E"/>
-          <w:sz w:val="18"/>
-          <w:szCs w:val="18"/>
-        </w:rPr>
-        <w:t>e</w:t>
-      </w:r>
-      <w:r>
-        <w:rPr>
-          <w:rFonts w:ascii="Times New Roman" w:eastAsia="Times New Roman" w:hAnsi="Times New Roman" w:cs="Times New Roman"/>
-          <w:color w:val="0E0E0E"/>
-          <w:sz w:val="18"/>
-          <w:szCs w:val="18"/>
-        </w:rPr>
-        <w:t xml:space="preserve">nabled </w:t>
-      </w:r>
-      <w:r>
-        <w:rPr>
-          <w:rFonts w:ascii="Times New Roman" w:eastAsia="Times New Roman" w:hAnsi="Times New Roman" w:cs="Times New Roman"/>
-          <w:b/>
-          <w:bCs/>
-          <w:color w:val="0E0E0E"/>
-          <w:sz w:val="18"/>
-          <w:szCs w:val="18"/>
-        </w:rPr>
-        <w:t>24/7 access</w:t>
-      </w:r>
-      <w:r>
-        <w:rPr>
-          <w:rFonts w:ascii="Times New Roman" w:eastAsia="Times New Roman" w:hAnsi="Times New Roman" w:cs="Times New Roman"/>
-          <w:color w:val="0E0E0E"/>
-          <w:sz w:val="18"/>
-          <w:szCs w:val="18"/>
-        </w:rPr>
-        <w:t xml:space="preserve"> to basic healthcare in </w:t>
-      </w:r>
-      <w:r>
-        <w:rPr>
-          <w:rFonts w:ascii="Times New Roman" w:eastAsia="Times New Roman" w:hAnsi="Times New Roman" w:cs="Times New Roman"/>
-          <w:b/>
-          <w:bCs/>
-          <w:color w:val="0E0E0E"/>
-          <w:sz w:val="18"/>
-          <w:szCs w:val="18"/>
-        </w:rPr>
-        <w:t>low-resource areas</w:t>
-      </w:r>
-      <w:r>
-        <w:rPr>
-          <w:rFonts w:ascii="Times New Roman" w:eastAsia="Times New Roman" w:hAnsi="Times New Roman" w:cs="Times New Roman"/>
-          <w:color w:val="0E0E0E"/>
-          <w:sz w:val="18"/>
-          <w:szCs w:val="18"/>
-        </w:rPr>
-        <w:t xml:space="preserve">, reducing manual prescription handling by </w:t>
-      </w:r>
-      <w:r>
-        <w:rPr>
-          <w:rFonts w:ascii="Times New Roman" w:eastAsia="Times New Roman" w:hAnsi="Times New Roman" w:cs="Times New Roman"/>
-          <w:b/>
-          <w:bCs/>
-          <w:color w:val="0E0E0E"/>
-          <w:sz w:val="18"/>
-          <w:szCs w:val="18"/>
-        </w:rPr>
-        <w:t>90%</w:t>
       </w:r>
       <w:r>
         <w:rPr>
@@ -4961,1115 +4389,23 @@
           <w:sz w:val="18"/>
           <w:szCs w:val="18"/>
         </w:rPr>
-        <w:t>Role: Top Contributor</w:t>
+        <w:t>Tech Stack:</w:t>
+      </w:r>
+      <w:r>
+        <w:rPr>
+          <w:rFonts w:ascii="Times New Roman" w:eastAsia="Times New Roman" w:hAnsi="Times New Roman" w:cs="Times New Roman"/>
+          <w:color w:val="0E0E0E"/>
+          <w:sz w:val="18"/>
+          <w:szCs w:val="18"/>
+        </w:rPr>
+        <w:t xml:space="preserve"> React, Tailwind, Flask, Node.js, Express, MongoDB, Python, Machine Learning, Deep Learning.</w:t>
       </w:r>
     </w:p>
     <w:p>
       <w:pPr>
-        <w:pStyle w:val="ListParagraph"/>
-        <w:numPr>
-          <w:ilvl w:val="2"/>
-          <w:numId w:val="10"/>
-        </w:numPr>
-        <w:spacing w:before="180"/>
-        <w:rPr>
-          <w:rFonts w:ascii="Times New Roman" w:eastAsia="Times New Roman" w:hAnsi="Times New Roman" w:cs="Times New Roman"/>
-          <w:color w:val="0E0E0E"/>
-          <w:sz w:val="18"/>
-          <w:szCs w:val="18"/>
-        </w:rPr>
-      </w:pPr>
-      <w:r>
-        <w:rPr>
-          <w:rFonts w:ascii="Times New Roman" w:eastAsia="Times New Roman" w:hAnsi="Times New Roman" w:cs="Times New Roman"/>
-          <w:color w:val="0E0E0E"/>
-          <w:sz w:val="18"/>
-          <w:szCs w:val="18"/>
-        </w:rPr>
-        <w:t xml:space="preserve">Developed </w:t>
-      </w:r>
-      <w:r>
-        <w:rPr>
-          <w:rFonts w:ascii="Times New Roman" w:eastAsia="Times New Roman" w:hAnsi="Times New Roman" w:cs="Times New Roman"/>
-          <w:b/>
-          <w:bCs/>
-          <w:color w:val="0E0E0E"/>
-          <w:sz w:val="18"/>
-          <w:szCs w:val="18"/>
-        </w:rPr>
-        <w:t>e-commerce website</w:t>
-      </w:r>
-      <w:r>
-        <w:rPr>
-          <w:rFonts w:ascii="Times New Roman" w:eastAsia="Times New Roman" w:hAnsi="Times New Roman" w:cs="Times New Roman"/>
-          <w:color w:val="0E0E0E"/>
-          <w:sz w:val="18"/>
-          <w:szCs w:val="18"/>
-        </w:rPr>
-        <w:t xml:space="preserve"> for the platform.</w:t>
-      </w:r>
-    </w:p>
-    <w:p>
-      <w:pPr>
-        <w:pStyle w:val="ListParagraph"/>
-        <w:numPr>
-          <w:ilvl w:val="2"/>
-          <w:numId w:val="10"/>
-        </w:numPr>
-        <w:spacing w:before="180"/>
-        <w:rPr>
-          <w:rFonts w:ascii="Times New Roman" w:eastAsia="Times New Roman" w:hAnsi="Times New Roman" w:cs="Times New Roman"/>
-          <w:color w:val="0E0E0E"/>
-          <w:sz w:val="18"/>
-          <w:szCs w:val="18"/>
-        </w:rPr>
-      </w:pPr>
-      <w:r>
-        <w:rPr>
-          <w:rFonts w:ascii="Times New Roman" w:eastAsia="Times New Roman" w:hAnsi="Times New Roman" w:cs="Times New Roman"/>
-          <w:color w:val="0E0E0E"/>
-          <w:sz w:val="18"/>
-          <w:szCs w:val="18"/>
-        </w:rPr>
-        <w:t xml:space="preserve">Built </w:t>
-      </w:r>
-      <w:r>
-        <w:rPr>
-          <w:rFonts w:ascii="Times New Roman" w:eastAsia="Times New Roman" w:hAnsi="Times New Roman" w:cs="Times New Roman"/>
-          <w:b/>
-          <w:bCs/>
-          <w:color w:val="0E0E0E"/>
-          <w:sz w:val="18"/>
-          <w:szCs w:val="18"/>
-        </w:rPr>
-        <w:t>machine learning models</w:t>
-      </w:r>
-      <w:r>
-        <w:rPr>
-          <w:rFonts w:ascii="Times New Roman" w:eastAsia="Times New Roman" w:hAnsi="Times New Roman" w:cs="Times New Roman"/>
-          <w:color w:val="0E0E0E"/>
-          <w:sz w:val="18"/>
-          <w:szCs w:val="18"/>
-        </w:rPr>
-        <w:t xml:space="preserve"> like Crop Disease Prediction, Fertilizer Prediction, and more.</w:t>
-      </w:r>
-    </w:p>
-    <w:p>
-      <w:pPr>
-        <w:pStyle w:val="ListParagraph"/>
-        <w:numPr>
-          <w:ilvl w:val="2"/>
-          <w:numId w:val="10"/>
-        </w:numPr>
-        <w:spacing w:before="180"/>
-        <w:rPr>
-          <w:rFonts w:ascii="Times New Roman" w:eastAsia="Times New Roman" w:hAnsi="Times New Roman" w:cs="Times New Roman"/>
-          <w:color w:val="0E0E0E"/>
-          <w:sz w:val="18"/>
-          <w:szCs w:val="18"/>
-        </w:rPr>
-      </w:pPr>
-      <w:r>
-        <w:rPr>
-          <w:rFonts w:ascii="Times New Roman" w:eastAsia="Times New Roman" w:hAnsi="Times New Roman" w:cs="Times New Roman"/>
-          <w:color w:val="0E0E0E"/>
-          <w:sz w:val="18"/>
-          <w:szCs w:val="18"/>
-        </w:rPr>
-        <w:t xml:space="preserve">Implemented </w:t>
-      </w:r>
-      <w:r>
-        <w:rPr>
-          <w:rFonts w:ascii="Times New Roman" w:eastAsia="Times New Roman" w:hAnsi="Times New Roman" w:cs="Times New Roman"/>
-          <w:b/>
-          <w:bCs/>
-          <w:color w:val="0E0E0E"/>
-          <w:sz w:val="18"/>
-          <w:szCs w:val="18"/>
-        </w:rPr>
-        <w:t>backend APIs</w:t>
-      </w:r>
-      <w:r>
-        <w:rPr>
-          <w:rFonts w:ascii="Times New Roman" w:eastAsia="Times New Roman" w:hAnsi="Times New Roman" w:cs="Times New Roman"/>
-          <w:color w:val="0E0E0E"/>
-          <w:sz w:val="18"/>
-          <w:szCs w:val="18"/>
-        </w:rPr>
-        <w:t xml:space="preserve"> and </w:t>
-      </w:r>
-      <w:r>
-        <w:rPr>
-          <w:rFonts w:ascii="Times New Roman" w:eastAsia="Times New Roman" w:hAnsi="Times New Roman" w:cs="Times New Roman"/>
-          <w:b/>
-          <w:bCs/>
-          <w:color w:val="0E0E0E"/>
-          <w:sz w:val="18"/>
-          <w:szCs w:val="18"/>
-        </w:rPr>
-        <w:t>frontend interfaces</w:t>
-      </w:r>
-      <w:r>
-        <w:rPr>
-          <w:rFonts w:ascii="Times New Roman" w:eastAsia="Times New Roman" w:hAnsi="Times New Roman" w:cs="Times New Roman"/>
-          <w:color w:val="0E0E0E"/>
-          <w:sz w:val="18"/>
-          <w:szCs w:val="18"/>
-        </w:rPr>
-        <w:t xml:space="preserve"> for ML models.</w:t>
-      </w:r>
-    </w:p>
-    <w:p>
-      <w:pPr>
-        <w:pStyle w:val="ListParagraph"/>
-        <w:numPr>
-          <w:ilvl w:val="2"/>
-          <w:numId w:val="10"/>
-        </w:numPr>
-        <w:spacing w:before="180"/>
-        <w:rPr>
-          <w:rFonts w:ascii="Times New Roman" w:eastAsia="Times New Roman" w:hAnsi="Times New Roman" w:cs="Times New Roman"/>
-          <w:color w:val="0E0E0E"/>
-          <w:sz w:val="18"/>
-          <w:szCs w:val="18"/>
-        </w:rPr>
-      </w:pPr>
-      <w:r>
-        <w:rPr>
-          <w:rFonts w:ascii="Times New Roman" w:eastAsia="Times New Roman" w:hAnsi="Times New Roman" w:cs="Times New Roman"/>
-          <w:color w:val="0E0E0E"/>
-          <w:sz w:val="18"/>
-          <w:szCs w:val="18"/>
-        </w:rPr>
-        <w:t>Collaborated with the team on application planning and future roadmap.</w:t>
-      </w:r>
-    </w:p>
-    <w:p>
-      <w:pPr>
-        <w:pStyle w:val="ListParagraph"/>
-        <w:numPr>
-          <w:ilvl w:val="0"/>
-          <w:numId w:val="18"/>
-        </w:numPr>
-        <w:spacing w:before="180"/>
-        <w:rPr>
-          <w:rFonts w:ascii="Times New Roman" w:eastAsia="Times New Roman" w:hAnsi="Times New Roman" w:cs="Times New Roman"/>
-          <w:color w:val="0E0E0E"/>
-          <w:sz w:val="18"/>
-          <w:szCs w:val="18"/>
-        </w:rPr>
-      </w:pPr>
-      <w:r>
-        <w:rPr>
-          <w:rFonts w:ascii="Times New Roman" w:eastAsia="Times New Roman" w:hAnsi="Times New Roman" w:cs="Times New Roman"/>
-          <w:b/>
-          <w:bCs/>
-          <w:color w:val="0E0E0E"/>
-          <w:sz w:val="18"/>
-          <w:szCs w:val="18"/>
-        </w:rPr>
-        <w:t>Tech Stack:</w:t>
-      </w:r>
-      <w:r>
-        <w:rPr>
-          <w:rFonts w:ascii="Times New Roman" w:eastAsia="Times New Roman" w:hAnsi="Times New Roman" w:cs="Times New Roman"/>
-          <w:color w:val="0E0E0E"/>
-          <w:sz w:val="18"/>
-          <w:szCs w:val="18"/>
-        </w:rPr>
-        <w:t xml:space="preserve"> React, Tailwind, Flask, Node.js, Express, MongoDB, Python, Machine Learning, Deep Learning.</w:t>
-      </w:r>
-    </w:p>
-    <w:p>
-      <w:pPr>
-        <w:spacing w:before="120" w:after="60"/>
-        <w:rPr>
-          <w:rFonts w:ascii="Times New Roman" w:eastAsia="Times New Roman" w:hAnsi="Times New Roman" w:cs="Times New Roman"/>
-          <w:b/>
-          <w:bCs/>
-          <w:color w:val="0E0E0E"/>
-          <w:sz w:val="20"/>
-          <w:szCs w:val="20"/>
-        </w:rPr>
-      </w:pPr>
-      <w:hyperlink r:id="rId21" w:history="1">
-        <w:proofErr w:type="spellStart"/>
-        <w:r>
-          <w:rPr>
-            <w:rStyle w:val="Hyperlink"/>
-            <w:rFonts w:ascii="Times New Roman" w:eastAsia="Times New Roman" w:hAnsi="Times New Roman" w:cs="Times New Roman"/>
-            <w:b/>
-            <w:bCs/>
-            <w:sz w:val="20"/>
-            <w:szCs w:val="20"/>
-          </w:rPr>
-          <w:t>Sahkarya</w:t>
-        </w:r>
-        <w:proofErr w:type="spellEnd"/>
-      </w:hyperlink>
-      <w:r>
-        <w:rPr>
-          <w:rFonts w:ascii="Times New Roman" w:eastAsia="Times New Roman" w:hAnsi="Times New Roman" w:cs="Times New Roman"/>
-          <w:b/>
-          <w:bCs/>
-          <w:color w:val="0E0E0E"/>
-          <w:sz w:val="20"/>
-          <w:szCs w:val="20"/>
-        </w:rPr>
-        <w:t xml:space="preserve"> | </w:t>
-      </w:r>
-      <w:hyperlink r:id="rId22" w:history="1">
-        <w:r>
-          <w:rPr>
-            <w:rStyle w:val="Hyperlink"/>
-            <w:rFonts w:ascii="Times New Roman" w:eastAsia="Times New Roman" w:hAnsi="Times New Roman" w:cs="Times New Roman"/>
-            <w:bCs/>
-            <w:sz w:val="20"/>
-            <w:szCs w:val="20"/>
-          </w:rPr>
-          <w:t>github.com/</w:t>
-        </w:r>
-        <w:proofErr w:type="spellStart"/>
-        <w:r>
-          <w:rPr>
-            <w:rStyle w:val="Hyperlink"/>
-            <w:rFonts w:ascii="Times New Roman" w:eastAsia="Times New Roman" w:hAnsi="Times New Roman" w:cs="Times New Roman"/>
-            <w:bCs/>
-            <w:sz w:val="20"/>
-            <w:szCs w:val="20"/>
-          </w:rPr>
-          <w:t>Sahkarya</w:t>
-        </w:r>
-        <w:proofErr w:type="spellEnd"/>
-        <w:r>
-          <w:rPr>
-            <w:rStyle w:val="Hyperlink"/>
-            <w:rFonts w:ascii="Times New Roman" w:eastAsia="Times New Roman" w:hAnsi="Times New Roman" w:cs="Times New Roman"/>
-            <w:bCs/>
-            <w:sz w:val="20"/>
-            <w:szCs w:val="20"/>
-          </w:rPr>
-          <w:t>/</w:t>
-        </w:r>
-        <w:proofErr w:type="spellStart"/>
-        <w:r>
-          <w:rPr>
-            <w:rStyle w:val="Hyperlink"/>
-            <w:rFonts w:ascii="Times New Roman" w:eastAsia="Times New Roman" w:hAnsi="Times New Roman" w:cs="Times New Roman"/>
-            <w:bCs/>
-            <w:sz w:val="20"/>
-            <w:szCs w:val="20"/>
-          </w:rPr>
-          <w:t>Sahkarya</w:t>
-        </w:r>
-        <w:proofErr w:type="spellEnd"/>
-      </w:hyperlink>
-      <w:r>
-        <w:rPr>
-          <w:rFonts w:ascii="Times New Roman" w:eastAsia="Times New Roman" w:hAnsi="Times New Roman" w:cs="Times New Roman"/>
-          <w:bCs/>
-          <w:color w:val="0E0E0E"/>
-          <w:sz w:val="20"/>
-          <w:szCs w:val="20"/>
-        </w:rPr>
-        <w:tab/>
-      </w:r>
-      <w:r>
-        <w:rPr>
-          <w:rFonts w:ascii="Times New Roman" w:eastAsia="Times New Roman" w:hAnsi="Times New Roman" w:cs="Times New Roman"/>
-          <w:b/>
-          <w:bCs/>
-          <w:color w:val="0E0E0E"/>
-          <w:sz w:val="20"/>
-          <w:szCs w:val="20"/>
-        </w:rPr>
-        <w:tab/>
-      </w:r>
-      <w:r>
-        <w:rPr>
-          <w:rFonts w:ascii="Times New Roman" w:eastAsia="Times New Roman" w:hAnsi="Times New Roman" w:cs="Times New Roman"/>
-          <w:b/>
-          <w:bCs/>
-          <w:color w:val="0E0E0E"/>
-          <w:sz w:val="20"/>
-          <w:szCs w:val="20"/>
-        </w:rPr>
-        <w:tab/>
-      </w:r>
-      <w:r>
-        <w:rPr>
-          <w:rFonts w:ascii="Times New Roman" w:eastAsia="Times New Roman" w:hAnsi="Times New Roman" w:cs="Times New Roman"/>
-          <w:b/>
-          <w:bCs/>
-          <w:color w:val="0E0E0E"/>
-          <w:sz w:val="20"/>
-          <w:szCs w:val="20"/>
-        </w:rPr>
-        <w:tab/>
-      </w:r>
-      <w:r>
-        <w:rPr>
-          <w:rFonts w:ascii="Times New Roman" w:eastAsia="Times New Roman" w:hAnsi="Times New Roman" w:cs="Times New Roman"/>
-          <w:b/>
-          <w:bCs/>
-          <w:color w:val="0E0E0E"/>
-          <w:sz w:val="20"/>
-          <w:szCs w:val="20"/>
-        </w:rPr>
-        <w:tab/>
-      </w:r>
-      <w:r>
-        <w:rPr>
-          <w:rFonts w:ascii="Times New Roman" w:eastAsia="Times New Roman" w:hAnsi="Times New Roman" w:cs="Times New Roman"/>
-          <w:b/>
-          <w:bCs/>
-          <w:color w:val="0E0E0E"/>
-          <w:sz w:val="20"/>
-          <w:szCs w:val="20"/>
-        </w:rPr>
-        <w:t xml:space="preserve">        </w:t>
-      </w:r>
-      <w:r>
-        <w:rPr>
-          <w:rFonts w:ascii="Times New Roman" w:eastAsia="Times New Roman" w:hAnsi="Times New Roman" w:cs="Times New Roman"/>
-          <w:b/>
-          <w:bCs/>
-          <w:color w:val="0E0E0E"/>
-          <w:sz w:val="20"/>
-          <w:szCs w:val="20"/>
-        </w:rPr>
-        <w:t xml:space="preserve"> </w:t>
-      </w:r>
-      <w:r>
-        <w:rPr>
-          <w:rFonts w:ascii="Times New Roman" w:eastAsia="Times New Roman" w:hAnsi="Times New Roman" w:cs="Times New Roman"/>
-          <w:b/>
-          <w:bCs/>
-          <w:color w:val="0E0E0E"/>
-          <w:sz w:val="20"/>
-          <w:szCs w:val="20"/>
-        </w:rPr>
-        <w:tab/>
-        <w:t xml:space="preserve">         </w:t>
-      </w:r>
-      <w:r>
-        <w:rPr>
-          <w:rFonts w:ascii="Times New Roman" w:eastAsia="Times New Roman" w:hAnsi="Times New Roman" w:cs="Times New Roman"/>
-          <w:b/>
-          <w:bCs/>
-          <w:color w:val="0E0E0E"/>
-          <w:sz w:val="20"/>
-          <w:szCs w:val="20"/>
-        </w:rPr>
-        <w:tab/>
-        <w:t xml:space="preserve">         </w:t>
-      </w:r>
-      <w:r>
-        <w:rPr>
-          <w:rFonts w:ascii="Times New Roman" w:eastAsia="Times New Roman" w:hAnsi="Times New Roman" w:cs="Times New Roman"/>
-          <w:b/>
-          <w:bCs/>
-          <w:color w:val="0E0E0E"/>
-          <w:sz w:val="20"/>
-          <w:szCs w:val="20"/>
-        </w:rPr>
-        <w:t xml:space="preserve">March </w:t>
-      </w:r>
-      <w:r>
-        <w:rPr>
-          <w:rFonts w:ascii="Times New Roman" w:eastAsia="Times New Roman" w:hAnsi="Times New Roman" w:cs="Times New Roman"/>
-          <w:b/>
-          <w:bCs/>
-          <w:color w:val="0E0E0E"/>
-          <w:sz w:val="20"/>
-          <w:szCs w:val="20"/>
-        </w:rPr>
-        <w:t>20</w:t>
-      </w:r>
-      <w:r>
-        <w:rPr>
-          <w:rFonts w:ascii="Times New Roman" w:eastAsia="Times New Roman" w:hAnsi="Times New Roman" w:cs="Times New Roman"/>
-          <w:b/>
-          <w:bCs/>
-          <w:color w:val="0E0E0E"/>
-          <w:sz w:val="20"/>
-          <w:szCs w:val="20"/>
-        </w:rPr>
-        <w:t>24 – Jun</w:t>
-      </w:r>
-      <w:r>
-        <w:rPr>
-          <w:rFonts w:ascii="Times New Roman" w:eastAsia="Times New Roman" w:hAnsi="Times New Roman" w:cs="Times New Roman"/>
-          <w:b/>
-          <w:bCs/>
-          <w:color w:val="0E0E0E"/>
-          <w:sz w:val="20"/>
-          <w:szCs w:val="20"/>
-        </w:rPr>
-        <w:t>e</w:t>
-      </w:r>
-      <w:r>
-        <w:rPr>
-          <w:rFonts w:ascii="Times New Roman" w:eastAsia="Times New Roman" w:hAnsi="Times New Roman" w:cs="Times New Roman"/>
-          <w:b/>
-          <w:bCs/>
-          <w:color w:val="0E0E0E"/>
-          <w:sz w:val="20"/>
-          <w:szCs w:val="20"/>
-        </w:rPr>
-        <w:t xml:space="preserve"> </w:t>
-      </w:r>
-      <w:r>
-        <w:rPr>
-          <w:rFonts w:ascii="Times New Roman" w:eastAsia="Times New Roman" w:hAnsi="Times New Roman" w:cs="Times New Roman"/>
-          <w:b/>
-          <w:bCs/>
-          <w:color w:val="0E0E0E"/>
-          <w:sz w:val="20"/>
-          <w:szCs w:val="20"/>
-        </w:rPr>
-        <w:t>20</w:t>
-      </w:r>
-      <w:r>
-        <w:rPr>
-          <w:rFonts w:ascii="Times New Roman" w:eastAsia="Times New Roman" w:hAnsi="Times New Roman" w:cs="Times New Roman"/>
-          <w:b/>
-          <w:bCs/>
-          <w:color w:val="0E0E0E"/>
-          <w:sz w:val="20"/>
-          <w:szCs w:val="20"/>
-        </w:rPr>
-        <w:t>24</w:t>
-      </w:r>
-    </w:p>
-    <w:p>
-      <w:pPr>
-        <w:pStyle w:val="ListParagraph"/>
-        <w:numPr>
-          <w:ilvl w:val="0"/>
-          <w:numId w:val="20"/>
-        </w:numPr>
-        <w:rPr>
-          <w:rFonts w:ascii="Times New Roman" w:eastAsia="Times New Roman" w:hAnsi="Times New Roman" w:cs="Times New Roman"/>
-          <w:b/>
-          <w:color w:val="0E0E0E"/>
-          <w:sz w:val="18"/>
-          <w:szCs w:val="18"/>
-        </w:rPr>
-      </w:pPr>
-      <w:r>
-        <w:rPr>
-          <w:rFonts w:ascii="Times New Roman" w:eastAsia="Times New Roman" w:hAnsi="Times New Roman" w:cs="Times New Roman"/>
-          <w:b/>
-          <w:color w:val="0E0E0E"/>
-          <w:sz w:val="18"/>
-          <w:szCs w:val="18"/>
-        </w:rPr>
-        <w:t xml:space="preserve">Description: </w:t>
-      </w:r>
-      <w:proofErr w:type="spellStart"/>
-      <w:r>
-        <w:rPr>
-          <w:rFonts w:ascii="Times New Roman" w:eastAsia="Times New Roman" w:hAnsi="Times New Roman" w:cs="Times New Roman"/>
-          <w:bCs/>
-          <w:color w:val="0E0E0E"/>
-          <w:sz w:val="18"/>
-          <w:szCs w:val="18"/>
-        </w:rPr>
-        <w:t>Sahkarya</w:t>
-      </w:r>
-      <w:proofErr w:type="spellEnd"/>
-      <w:r>
-        <w:rPr>
-          <w:rFonts w:ascii="Times New Roman" w:eastAsia="Times New Roman" w:hAnsi="Times New Roman" w:cs="Times New Roman"/>
-          <w:color w:val="0E0E0E"/>
-          <w:sz w:val="18"/>
-          <w:szCs w:val="18"/>
-        </w:rPr>
-        <w:t xml:space="preserve"> is a web-based </w:t>
-      </w:r>
-      <w:r>
-        <w:rPr>
-          <w:rFonts w:ascii="Times New Roman" w:eastAsia="Times New Roman" w:hAnsi="Times New Roman" w:cs="Times New Roman"/>
-          <w:b/>
-          <w:color w:val="0E0E0E"/>
-          <w:sz w:val="18"/>
-          <w:szCs w:val="18"/>
-        </w:rPr>
-        <w:t>platform connecting citizens</w:t>
-      </w:r>
-      <w:r>
-        <w:rPr>
-          <w:rFonts w:ascii="Times New Roman" w:eastAsia="Times New Roman" w:hAnsi="Times New Roman" w:cs="Times New Roman"/>
-          <w:color w:val="0E0E0E"/>
-          <w:sz w:val="18"/>
-          <w:szCs w:val="18"/>
-        </w:rPr>
-        <w:t xml:space="preserve"> with local authorities, featuring a complaint portal with image uploads, pinpoint location, and </w:t>
-      </w:r>
-      <w:r>
-        <w:rPr>
-          <w:rFonts w:ascii="Times New Roman" w:eastAsia="Times New Roman" w:hAnsi="Times New Roman" w:cs="Times New Roman"/>
-          <w:b/>
-          <w:color w:val="0E0E0E"/>
-          <w:sz w:val="18"/>
-          <w:szCs w:val="18"/>
-        </w:rPr>
-        <w:t>IoT-based automatic problem detection</w:t>
-      </w:r>
-      <w:r>
-        <w:rPr>
-          <w:rFonts w:ascii="Times New Roman" w:eastAsia="Times New Roman" w:hAnsi="Times New Roman" w:cs="Times New Roman"/>
-          <w:color w:val="0E0E0E"/>
-          <w:sz w:val="18"/>
-          <w:szCs w:val="18"/>
-        </w:rPr>
-        <w:t>.</w:t>
-      </w:r>
-    </w:p>
-    <w:p>
-      <w:pPr>
-        <w:pStyle w:val="ListParagraph"/>
-        <w:numPr>
-          <w:ilvl w:val="0"/>
-          <w:numId w:val="20"/>
-        </w:numPr>
-        <w:rPr>
-          <w:rFonts w:ascii="Times New Roman" w:hAnsi="Times New Roman" w:cs="Times New Roman"/>
-          <w:b/>
-          <w:sz w:val="18"/>
-          <w:szCs w:val="18"/>
-        </w:rPr>
-      </w:pPr>
-      <w:r>
-        <w:rPr>
-          <w:rFonts w:ascii="Times New Roman" w:eastAsia="Times New Roman" w:hAnsi="Times New Roman" w:cs="Times New Roman"/>
-          <w:b/>
-          <w:color w:val="0E0E0E"/>
-          <w:sz w:val="18"/>
-          <w:szCs w:val="18"/>
-        </w:rPr>
-        <w:t>Features &amp; Tech Stack:</w:t>
-      </w:r>
-      <w:r>
-        <w:rPr>
-          <w:rFonts w:ascii="Times New Roman" w:eastAsia="Times New Roman" w:hAnsi="Times New Roman" w:cs="Times New Roman"/>
-          <w:color w:val="0E0E0E"/>
-          <w:sz w:val="18"/>
-          <w:szCs w:val="18"/>
-        </w:rPr>
-        <w:t xml:space="preserve"> Combines </w:t>
-      </w:r>
-      <w:r>
-        <w:rPr>
-          <w:rFonts w:ascii="Times New Roman" w:eastAsia="Times New Roman" w:hAnsi="Times New Roman" w:cs="Times New Roman"/>
-          <w:bCs/>
-          <w:color w:val="0E0E0E"/>
-          <w:sz w:val="18"/>
-          <w:szCs w:val="18"/>
-        </w:rPr>
-        <w:t>React.js</w:t>
-      </w:r>
-      <w:r>
-        <w:rPr>
-          <w:rFonts w:ascii="Times New Roman" w:eastAsia="Times New Roman" w:hAnsi="Times New Roman" w:cs="Times New Roman"/>
-          <w:color w:val="0E0E0E"/>
-          <w:sz w:val="18"/>
-          <w:szCs w:val="18"/>
-        </w:rPr>
-        <w:t xml:space="preserve"> for the frontend, </w:t>
-      </w:r>
-      <w:r>
-        <w:rPr>
-          <w:rFonts w:ascii="Times New Roman" w:eastAsia="Times New Roman" w:hAnsi="Times New Roman" w:cs="Times New Roman"/>
-          <w:bCs/>
-          <w:color w:val="0E0E0E"/>
-          <w:sz w:val="18"/>
-          <w:szCs w:val="18"/>
-        </w:rPr>
-        <w:t>Flask</w:t>
-      </w:r>
-      <w:r>
-        <w:rPr>
-          <w:rFonts w:ascii="Times New Roman" w:eastAsia="Times New Roman" w:hAnsi="Times New Roman" w:cs="Times New Roman"/>
-          <w:color w:val="0E0E0E"/>
-          <w:sz w:val="18"/>
-          <w:szCs w:val="18"/>
-        </w:rPr>
-        <w:t xml:space="preserve"> for the backend, and IoT devices for real-time problem detection. The admin panel is powered by interactive maps, analytics, and a user-friendly interface, enabling efficient issue management and fast response times.</w:t>
-      </w:r>
-    </w:p>
-    <w:p>
-      <w:pPr>
-        <w:spacing w:before="120" w:after="60"/>
-        <w:rPr>
-          <w:rFonts w:ascii="Times New Roman" w:hAnsi="Times New Roman" w:cs="Times New Roman"/>
-          <w:b/>
-          <w:color w:val="0563C1" w:themeColor="hyperlink"/>
-          <w:sz w:val="20"/>
-          <w:szCs w:val="20"/>
-          <w:u w:val="single"/>
-        </w:rPr>
-      </w:pPr>
-      <w:r>
-        <w:rPr>
-          <w:rStyle w:val="Hyperlink"/>
-          <w:rFonts w:ascii="Times New Roman" w:hAnsi="Times New Roman" w:cs="Times New Roman"/>
-          <w:b/>
-          <w:sz w:val="20"/>
-          <w:szCs w:val="20"/>
-        </w:rPr>
-        <w:fldChar w:fldCharType="begin"/>
-      </w:r>
-      <w:r>
-        <w:rPr>
-          <w:rStyle w:val="Hyperlink"/>
-          <w:rFonts w:ascii="Times New Roman" w:hAnsi="Times New Roman" w:cs="Times New Roman"/>
-          <w:b/>
-          <w:sz w:val="20"/>
-          <w:szCs w:val="20"/>
-        </w:rPr>
-        <w:instrText>HYPERLINK "https://github.com/IkkiOcean/Blinds-Partner"</w:instrText>
-      </w:r>
-      <w:r>
-        <w:rPr>
-          <w:rStyle w:val="Hyperlink"/>
-          <w:rFonts w:ascii="Times New Roman" w:hAnsi="Times New Roman" w:cs="Times New Roman"/>
-          <w:b/>
-          <w:sz w:val="20"/>
-          <w:szCs w:val="20"/>
-        </w:rPr>
-      </w:r>
-      <w:r>
-        <w:rPr>
-          <w:rStyle w:val="Hyperlink"/>
-          <w:rFonts w:ascii="Times New Roman" w:hAnsi="Times New Roman" w:cs="Times New Roman"/>
-          <w:b/>
-          <w:sz w:val="20"/>
-          <w:szCs w:val="20"/>
-        </w:rPr>
-        <w:fldChar w:fldCharType="separate"/>
-      </w:r>
-      <w:r>
-        <w:rPr>
-          <w:rStyle w:val="Hyperlink"/>
-          <w:rFonts w:ascii="Times New Roman" w:hAnsi="Times New Roman" w:cs="Times New Roman"/>
-          <w:b/>
-          <w:sz w:val="20"/>
-          <w:szCs w:val="20"/>
-        </w:rPr>
-        <w:t>Blind's Partner | CBSE National Science Exhibition</w:t>
-      </w:r>
-      <w:r>
-        <w:rPr>
-          <w:rStyle w:val="Hyperlink"/>
-          <w:rFonts w:ascii="Times New Roman" w:hAnsi="Times New Roman" w:cs="Times New Roman"/>
-          <w:b/>
-          <w:sz w:val="20"/>
-          <w:szCs w:val="20"/>
-        </w:rPr>
-        <w:fldChar w:fldCharType="end"/>
-      </w:r>
-      <w:r>
-        <w:rPr>
-          <w:rStyle w:val="Hyperlink"/>
-          <w:rFonts w:ascii="Times New Roman" w:hAnsi="Times New Roman" w:cs="Times New Roman"/>
-          <w:b/>
-          <w:sz w:val="20"/>
-          <w:szCs w:val="20"/>
-          <w:u w:val="none"/>
-        </w:rPr>
-        <w:t xml:space="preserve"> </w:t>
-      </w:r>
-      <w:r>
-        <w:rPr>
-          <w:rStyle w:val="Hyperlink"/>
-          <w:rFonts w:ascii="Times New Roman" w:hAnsi="Times New Roman" w:cs="Times New Roman"/>
-          <w:b/>
-          <w:sz w:val="20"/>
-          <w:szCs w:val="20"/>
-          <w:u w:val="none"/>
-        </w:rPr>
-        <w:t xml:space="preserve">| </w:t>
-      </w:r>
-      <w:hyperlink r:id="rId23" w:history="1">
-        <w:r>
-          <w:rPr>
-            <w:rStyle w:val="Hyperlink"/>
-            <w:rFonts w:ascii="Times New Roman" w:hAnsi="Times New Roman" w:cs="Times New Roman"/>
-            <w:sz w:val="20"/>
-            <w:szCs w:val="20"/>
-            <w:u w:val="none"/>
-          </w:rPr>
-          <w:t>github.com/</w:t>
-        </w:r>
-        <w:proofErr w:type="spellStart"/>
-        <w:r>
-          <w:rPr>
-            <w:rStyle w:val="Hyperlink"/>
-            <w:rFonts w:ascii="Times New Roman" w:hAnsi="Times New Roman" w:cs="Times New Roman"/>
-            <w:sz w:val="20"/>
-            <w:szCs w:val="20"/>
-            <w:u w:val="none"/>
-          </w:rPr>
-          <w:t>IkkiOcean</w:t>
-        </w:r>
-        <w:proofErr w:type="spellEnd"/>
-        <w:r>
-          <w:rPr>
-            <w:rStyle w:val="Hyperlink"/>
-            <w:rFonts w:ascii="Times New Roman" w:hAnsi="Times New Roman" w:cs="Times New Roman"/>
-            <w:sz w:val="20"/>
-            <w:szCs w:val="20"/>
-            <w:u w:val="none"/>
-          </w:rPr>
-          <w:t>/Blinds-Partner</w:t>
-        </w:r>
-        <w:r>
-          <w:rPr>
-            <w:rStyle w:val="Hyperlink"/>
-            <w:rFonts w:ascii="Times New Roman" w:hAnsi="Times New Roman" w:cs="Times New Roman"/>
-            <w:b/>
-            <w:sz w:val="20"/>
-            <w:szCs w:val="20"/>
-            <w:u w:val="none"/>
-          </w:rPr>
-          <w:t xml:space="preserve">                             </w:t>
-        </w:r>
-        <w:r>
-          <w:rPr>
-            <w:rStyle w:val="Hyperlink"/>
-            <w:rFonts w:ascii="Times New Roman" w:hAnsi="Times New Roman" w:cs="Times New Roman"/>
-            <w:b/>
-            <w:sz w:val="20"/>
-            <w:szCs w:val="20"/>
-            <w:u w:val="none"/>
-          </w:rPr>
-          <w:t xml:space="preserve">          </w:t>
-        </w:r>
-      </w:hyperlink>
-      <w:r>
-        <w:rPr>
-          <w:rFonts w:ascii="Times New Roman" w:hAnsi="Times New Roman" w:cs="Times New Roman"/>
-          <w:b/>
-          <w:sz w:val="20"/>
-          <w:szCs w:val="20"/>
-        </w:rPr>
-        <w:t xml:space="preserve"> </w:t>
-      </w:r>
-      <w:r>
-        <w:rPr>
-          <w:rFonts w:ascii="Times New Roman" w:hAnsi="Times New Roman" w:cs="Times New Roman"/>
-          <w:b/>
-          <w:sz w:val="20"/>
-          <w:szCs w:val="20"/>
-        </w:rPr>
-        <w:t xml:space="preserve">2018-2019                  </w:t>
-      </w:r>
-    </w:p>
-    <w:p>
-      <w:pPr>
-        <w:pStyle w:val="ListParagraph"/>
-        <w:numPr>
-          <w:ilvl w:val="0"/>
-          <w:numId w:val="10"/>
-        </w:numPr>
-        <w:spacing w:after="60"/>
-        <w:rPr>
-          <w:rFonts w:ascii="Times New Roman" w:eastAsia="Times New Roman" w:hAnsi="Times New Roman" w:cs="Times New Roman"/>
-          <w:color w:val="0E0E0E"/>
-          <w:sz w:val="18"/>
-          <w:szCs w:val="18"/>
-        </w:rPr>
-      </w:pPr>
-      <w:r>
-        <w:rPr>
-          <w:rFonts w:ascii="Times New Roman" w:eastAsia="Times New Roman" w:hAnsi="Times New Roman" w:cs="Times New Roman"/>
-          <w:b/>
-          <w:bCs/>
-          <w:color w:val="0E0E0E"/>
-          <w:sz w:val="18"/>
-          <w:szCs w:val="18"/>
-        </w:rPr>
-        <w:t>Description:</w:t>
-      </w:r>
-      <w:r>
-        <w:rPr>
-          <w:rFonts w:ascii="Times New Roman" w:eastAsia="Times New Roman" w:hAnsi="Times New Roman" w:cs="Times New Roman"/>
-          <w:color w:val="0E0E0E"/>
-          <w:sz w:val="18"/>
-          <w:szCs w:val="18"/>
-        </w:rPr>
-        <w:t xml:space="preserve"> Assistive navigation device developed for the </w:t>
-      </w:r>
-      <w:r>
-        <w:rPr>
-          <w:rFonts w:ascii="Times New Roman" w:eastAsia="Times New Roman" w:hAnsi="Times New Roman" w:cs="Times New Roman"/>
-          <w:b/>
-          <w:bCs/>
-          <w:color w:val="0E0E0E"/>
-          <w:sz w:val="18"/>
-          <w:szCs w:val="18"/>
-        </w:rPr>
-        <w:t>CBSE</w:t>
-      </w:r>
-      <w:r>
-        <w:rPr>
-          <w:rFonts w:ascii="Times New Roman" w:eastAsia="Times New Roman" w:hAnsi="Times New Roman" w:cs="Times New Roman"/>
-          <w:b/>
-          <w:bCs/>
-          <w:color w:val="0E0E0E"/>
-          <w:sz w:val="18"/>
-          <w:szCs w:val="18"/>
-        </w:rPr>
-        <w:t xml:space="preserve"> Nation-Level Science Exhibition</w:t>
-      </w:r>
-      <w:r>
-        <w:rPr>
-          <w:rFonts w:ascii="Times New Roman" w:eastAsia="Times New Roman" w:hAnsi="Times New Roman" w:cs="Times New Roman"/>
-          <w:color w:val="0E0E0E"/>
-          <w:sz w:val="18"/>
-          <w:szCs w:val="18"/>
-        </w:rPr>
-        <w:t>, designed to help visually impaired individuals detect obstacles and environmental hazards for safer independent mobility.</w:t>
-      </w:r>
-    </w:p>
-    <w:p>
-      <w:pPr>
-        <w:pStyle w:val="ListParagraph"/>
-        <w:numPr>
-          <w:ilvl w:val="0"/>
-          <w:numId w:val="10"/>
-        </w:numPr>
-        <w:spacing w:after="60"/>
-        <w:rPr>
-          <w:rFonts w:ascii="Times New Roman" w:eastAsia="Times New Roman" w:hAnsi="Times New Roman" w:cs="Times New Roman"/>
-          <w:color w:val="0E0E0E"/>
-          <w:sz w:val="18"/>
-          <w:szCs w:val="18"/>
-        </w:rPr>
-      </w:pPr>
-      <w:r>
-        <w:rPr>
-          <w:rFonts w:ascii="Times New Roman" w:eastAsia="Times New Roman" w:hAnsi="Times New Roman" w:cs="Times New Roman"/>
-          <w:b/>
-          <w:bCs/>
-          <w:color w:val="0E0E0E"/>
-          <w:sz w:val="18"/>
-          <w:szCs w:val="18"/>
-        </w:rPr>
-        <w:t>Features &amp; Tech Stack:</w:t>
-      </w:r>
-      <w:r>
-        <w:rPr>
-          <w:rFonts w:ascii="Times New Roman" w:eastAsia="Times New Roman" w:hAnsi="Times New Roman" w:cs="Times New Roman"/>
-          <w:color w:val="0E0E0E"/>
-          <w:sz w:val="18"/>
-          <w:szCs w:val="18"/>
-        </w:rPr>
-        <w:t xml:space="preserve"> Built using </w:t>
-      </w:r>
-      <w:r>
-        <w:rPr>
-          <w:rFonts w:ascii="Times New Roman" w:eastAsia="Times New Roman" w:hAnsi="Times New Roman" w:cs="Times New Roman"/>
-          <w:b/>
-          <w:bCs/>
-          <w:color w:val="0E0E0E"/>
-          <w:sz w:val="18"/>
-          <w:szCs w:val="18"/>
-        </w:rPr>
-        <w:t>Arduino</w:t>
-      </w:r>
-      <w:r>
-        <w:rPr>
-          <w:rFonts w:ascii="Times New Roman" w:eastAsia="Times New Roman" w:hAnsi="Times New Roman" w:cs="Times New Roman"/>
-          <w:color w:val="0E0E0E"/>
-          <w:sz w:val="18"/>
-          <w:szCs w:val="18"/>
-        </w:rPr>
-        <w:t xml:space="preserve">, </w:t>
-      </w:r>
-      <w:r>
-        <w:rPr>
-          <w:rFonts w:ascii="Times New Roman" w:eastAsia="Times New Roman" w:hAnsi="Times New Roman" w:cs="Times New Roman"/>
-          <w:b/>
-          <w:color w:val="0E0E0E"/>
-          <w:sz w:val="18"/>
-          <w:szCs w:val="18"/>
-        </w:rPr>
-        <w:t>ultrasonic SONAR</w:t>
-      </w:r>
-      <w:r>
-        <w:rPr>
-          <w:rFonts w:ascii="Times New Roman" w:eastAsia="Times New Roman" w:hAnsi="Times New Roman" w:cs="Times New Roman"/>
-          <w:color w:val="0E0E0E"/>
-          <w:sz w:val="18"/>
-          <w:szCs w:val="18"/>
-        </w:rPr>
-        <w:t xml:space="preserve"> sensors on both the stick and glove for obstacle detection, </w:t>
-      </w:r>
-      <w:r>
-        <w:rPr>
-          <w:rFonts w:ascii="Times New Roman" w:eastAsia="Times New Roman" w:hAnsi="Times New Roman" w:cs="Times New Roman"/>
-          <w:b/>
-          <w:color w:val="0E0E0E"/>
-          <w:sz w:val="18"/>
-          <w:szCs w:val="18"/>
-        </w:rPr>
-        <w:t>IR-based stick locator</w:t>
-      </w:r>
-      <w:r>
-        <w:rPr>
-          <w:rFonts w:ascii="Times New Roman" w:eastAsia="Times New Roman" w:hAnsi="Times New Roman" w:cs="Times New Roman"/>
-          <w:color w:val="0E0E0E"/>
-          <w:sz w:val="18"/>
-          <w:szCs w:val="18"/>
-        </w:rPr>
-        <w:t xml:space="preserve"> with buzzer</w:t>
-      </w:r>
-      <w:r>
-        <w:rPr>
-          <w:rFonts w:ascii="Times New Roman" w:eastAsia="Times New Roman" w:hAnsi="Times New Roman" w:cs="Times New Roman"/>
-          <w:b/>
-          <w:color w:val="0E0E0E"/>
-          <w:sz w:val="18"/>
-          <w:szCs w:val="18"/>
-        </w:rPr>
-        <w:t>, LDR-controlled</w:t>
-      </w:r>
-      <w:r>
-        <w:rPr>
-          <w:rFonts w:ascii="Times New Roman" w:eastAsia="Times New Roman" w:hAnsi="Times New Roman" w:cs="Times New Roman"/>
-          <w:color w:val="0E0E0E"/>
-          <w:sz w:val="18"/>
-          <w:szCs w:val="18"/>
-        </w:rPr>
-        <w:t xml:space="preserve"> LEDs for low-light visibility, water detection using </w:t>
-      </w:r>
-      <w:r>
-        <w:rPr>
-          <w:rFonts w:ascii="Times New Roman" w:eastAsia="Times New Roman" w:hAnsi="Times New Roman" w:cs="Times New Roman"/>
-          <w:b/>
-          <w:color w:val="0E0E0E"/>
-          <w:sz w:val="18"/>
-          <w:szCs w:val="18"/>
-        </w:rPr>
-        <w:t>electrodes and motor alerts</w:t>
-      </w:r>
-      <w:r>
-        <w:rPr>
-          <w:rFonts w:ascii="Times New Roman" w:eastAsia="Times New Roman" w:hAnsi="Times New Roman" w:cs="Times New Roman"/>
-          <w:color w:val="0E0E0E"/>
-          <w:sz w:val="18"/>
-          <w:szCs w:val="18"/>
-        </w:rPr>
-        <w:t xml:space="preserve">, and a </w:t>
-      </w:r>
-      <w:r>
-        <w:rPr>
-          <w:rFonts w:ascii="Times New Roman" w:eastAsia="Times New Roman" w:hAnsi="Times New Roman" w:cs="Times New Roman"/>
-          <w:b/>
-          <w:color w:val="0E0E0E"/>
-          <w:sz w:val="18"/>
-          <w:szCs w:val="18"/>
-        </w:rPr>
-        <w:t>flame sensor</w:t>
-      </w:r>
-      <w:r>
-        <w:rPr>
-          <w:rFonts w:ascii="Times New Roman" w:eastAsia="Times New Roman" w:hAnsi="Times New Roman" w:cs="Times New Roman"/>
-          <w:color w:val="0E0E0E"/>
-          <w:sz w:val="18"/>
-          <w:szCs w:val="18"/>
-        </w:rPr>
-        <w:t xml:space="preserve"> for fire hazard detection; powered by portable power banks for all-day usage.</w:t>
-      </w:r>
-    </w:p>
-    <w:p>
-      <w:pPr>
-        <w:pStyle w:val="ListParagraph"/>
-        <w:numPr>
-          <w:ilvl w:val="0"/>
-          <w:numId w:val="10"/>
-        </w:numPr>
-        <w:spacing w:after="60"/>
-        <w:rPr>
-          <w:rFonts w:ascii="Times New Roman" w:eastAsia="Times New Roman" w:hAnsi="Times New Roman" w:cs="Times New Roman"/>
-          <w:color w:val="0E0E0E"/>
-          <w:sz w:val="18"/>
-          <w:szCs w:val="18"/>
-        </w:rPr>
-      </w:pPr>
-      <w:r>
-        <w:rPr>
-          <w:rFonts w:ascii="Times New Roman" w:eastAsia="Times New Roman" w:hAnsi="Times New Roman" w:cs="Times New Roman"/>
-          <w:b/>
-          <w:bCs/>
-          <w:color w:val="0E0E0E"/>
-          <w:sz w:val="18"/>
-          <w:szCs w:val="18"/>
-        </w:rPr>
-        <w:t>Impact:</w:t>
-      </w:r>
-      <w:r>
-        <w:rPr>
-          <w:rFonts w:ascii="Times New Roman" w:eastAsia="Times New Roman" w:hAnsi="Times New Roman" w:cs="Times New Roman"/>
-          <w:color w:val="0E0E0E"/>
-          <w:sz w:val="18"/>
-          <w:szCs w:val="18"/>
-        </w:rPr>
-        <w:t xml:space="preserve"> Provided multi-layer safety assistance</w:t>
-      </w:r>
-      <w:r>
-        <w:rPr>
-          <w:rFonts w:ascii="Times New Roman" w:eastAsia="Times New Roman" w:hAnsi="Times New Roman" w:cs="Times New Roman"/>
-          <w:color w:val="0E0E0E"/>
-          <w:sz w:val="18"/>
-          <w:szCs w:val="18"/>
-        </w:rPr>
-        <w:t xml:space="preserve"> </w:t>
-      </w:r>
-      <w:r>
-        <w:rPr>
-          <w:rFonts w:ascii="Times New Roman" w:eastAsia="Times New Roman" w:hAnsi="Times New Roman" w:cs="Times New Roman"/>
-          <w:color w:val="0E0E0E"/>
-          <w:sz w:val="18"/>
-          <w:szCs w:val="18"/>
-        </w:rPr>
-        <w:t xml:space="preserve">including </w:t>
-      </w:r>
-      <w:r>
-        <w:rPr>
-          <w:rFonts w:ascii="Times New Roman" w:eastAsia="Times New Roman" w:hAnsi="Times New Roman" w:cs="Times New Roman"/>
-          <w:b/>
-          <w:color w:val="0E0E0E"/>
-          <w:sz w:val="18"/>
-          <w:szCs w:val="18"/>
-        </w:rPr>
-        <w:t>obstacle, water, low-light, and fire detection</w:t>
-      </w:r>
-      <w:r>
-        <w:rPr>
-          <w:rFonts w:ascii="Times New Roman" w:eastAsia="Times New Roman" w:hAnsi="Times New Roman" w:cs="Times New Roman"/>
-          <w:color w:val="0E0E0E"/>
-          <w:sz w:val="18"/>
-          <w:szCs w:val="18"/>
-        </w:rPr>
-        <w:t xml:space="preserve">, </w:t>
-      </w:r>
-      <w:r>
-        <w:rPr>
-          <w:rFonts w:ascii="Times New Roman" w:eastAsia="Times New Roman" w:hAnsi="Times New Roman" w:cs="Times New Roman"/>
-          <w:color w:val="0E0E0E"/>
-          <w:sz w:val="18"/>
-          <w:szCs w:val="18"/>
-        </w:rPr>
-        <w:t>helping visually impaired users navigate environments more safely and reducing accident risks during movement.</w:t>
-      </w:r>
-    </w:p>
-    <w:p>
-      <w:pPr>
-        <w:ind w:left="360"/>
+        <w:spacing w:before="120"/>
+        <w:ind w:left="357"/>
+        <w:jc w:val="center"/>
         <w:rPr>
           <w:rFonts w:ascii="Times New Roman" w:hAnsi="Times New Roman" w:cs="Times New Roman"/>
           <w:b/>
@@ -6087,13 +4423,13 @@
         <mc:AlternateContent>
           <mc:Choice Requires="wps">
             <w:drawing>
-              <wp:anchor distT="0" distB="0" distL="114300" distR="114300" simplePos="0" relativeHeight="251684864" behindDoc="0" locked="0" layoutInCell="1" allowOverlap="1" wp14:anchorId="3265D870" wp14:editId="5B8CAB52">
+              <wp:anchor distT="0" distB="0" distL="114300" distR="114300" simplePos="0" relativeHeight="251684864" behindDoc="0" locked="0" layoutInCell="1" allowOverlap="1" wp14:anchorId="3265D870" wp14:editId="42460A3A">
                 <wp:simplePos x="0" y="0"/>
                 <wp:positionH relativeFrom="column">
                   <wp:posOffset>0</wp:posOffset>
                 </wp:positionH>
                 <wp:positionV relativeFrom="paragraph">
-                  <wp:posOffset>82964</wp:posOffset>
+                  <wp:posOffset>34029</wp:posOffset>
                 </wp:positionV>
                 <wp:extent cx="6599555" cy="0"/>
                 <wp:effectExtent l="0" t="0" r="17145" b="12700"/>
@@ -6143,25 +4479,13 @@
           </mc:Choice>
           <mc:Fallback>
             <w:pict>
-              <v:line w14:anchorId="1BC27320" id="Straight Connector 5" o:spid="_x0000_s1026" style="position:absolute;flip:y;z-index:251684864;visibility:visible;mso-wrap-style:square;mso-width-percent:0;mso-height-percent:0;mso-wrap-distance-left:9pt;mso-wrap-distance-top:0;mso-wrap-distance-right:9pt;mso-wrap-distance-bottom:0;mso-position-horizontal:absolute;mso-position-horizontal-relative:text;mso-position-vertical:absolute;mso-position-vertical-relative:text;mso-width-percent:0;mso-height-percent:0;mso-width-relative:margin;mso-height-relative:margin" from="0,6.55pt" to="519.65pt,6.55pt" o:gfxdata="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" strokecolor="black [3200]" strokeweight="1pt">
+              <v:line w14:anchorId="4B92C497" id="Straight Connector 5" o:spid="_x0000_s1026" style="position:absolute;flip:y;z-index:251684864;visibility:visible;mso-wrap-style:square;mso-width-percent:0;mso-height-percent:0;mso-wrap-distance-left:9pt;mso-wrap-distance-top:0;mso-wrap-distance-right:9pt;mso-wrap-distance-bottom:0;mso-position-horizontal:absolute;mso-position-horizontal-relative:text;mso-position-vertical:absolute;mso-position-vertical-relative:text;mso-width-percent:0;mso-height-percent:0;mso-width-relative:margin;mso-height-relative:margin" from="0,2.7pt" to="519.65pt,2.7pt" o:gfxdata="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" strokecolor="black [3200]" strokeweight="1pt">
                 <v:stroke joinstyle="miter"/>
               </v:line>
             </w:pict>
           </mc:Fallback>
         </mc:AlternateContent>
       </w:r>
-    </w:p>
-    <w:p>
-      <w:pPr>
-        <w:ind w:left="360"/>
-        <w:jc w:val="center"/>
-        <w:rPr>
-          <w:rFonts w:ascii="Times New Roman" w:hAnsi="Times New Roman" w:cs="Times New Roman"/>
-          <w:b/>
-          <w:sz w:val="20"/>
-          <w:szCs w:val="20"/>
-        </w:rPr>
-      </w:pPr>
       <w:r>
         <w:rPr>
           <w:rFonts w:ascii="Times New Roman" w:hAnsi="Times New Roman" w:cs="Times New Roman"/>
@@ -6171,6 +4495,8 @@
         </w:rPr>
         <w:t>CERTIFICATES</w:t>
       </w:r>
+      <w:bookmarkStart w:id="0" w:name="_GoBack"/>
+      <w:bookmarkEnd w:id="0"/>
     </w:p>
     <w:p>
       <w:pPr>
@@ -6179,7 +4505,7 @@
           <w:ilvl w:val="0"/>
           <w:numId w:val="35"/>
         </w:numPr>
-        <w:spacing w:before="100" w:beforeAutospacing="1" w:after="100" w:afterAutospacing="1" w:line="360" w:lineRule="auto"/>
+        <w:spacing w:before="120" w:after="20"/>
         <w:ind w:left="714" w:hanging="357"/>
         <w:rPr>
           <w:rFonts w:ascii="Times New Roman" w:hAnsi="Times New Roman" w:cs="Times New Roman"/>
@@ -6188,7 +4514,7 @@
           <w:szCs w:val="20"/>
         </w:rPr>
       </w:pPr>
-      <w:hyperlink r:id="rId24" w:history="1">
+      <w:hyperlink r:id="rId21" w:history="1">
         <w:r>
           <w:rPr>
             <w:rStyle w:val="Hyperlink"/>
@@ -6274,14 +4600,14 @@
           <w:ilvl w:val="0"/>
           <w:numId w:val="35"/>
         </w:numPr>
-        <w:spacing w:line="360" w:lineRule="auto"/>
+        <w:spacing w:after="0" w:afterAutospacing="0"/>
         <w:ind w:left="714" w:hanging="357"/>
         <w:rPr>
           <w:sz w:val="20"/>
           <w:szCs w:val="20"/>
         </w:rPr>
       </w:pPr>
-      <w:hyperlink r:id="rId25" w:history="1">
+      <w:hyperlink r:id="rId22" w:history="1">
         <w:r>
           <w:rPr>
             <w:rStyle w:val="Hyperlink"/>
@@ -6352,36 +4678,50 @@
     </w:p>
     <w:p>
       <w:pPr>
-        <w:pStyle w:val="ListParagraph"/>
+        <w:pStyle w:val="Heading3"/>
         <w:numPr>
           <w:ilvl w:val="0"/>
           <w:numId w:val="35"/>
         </w:numPr>
-        <w:spacing w:before="100" w:beforeAutospacing="1" w:after="100" w:afterAutospacing="1" w:line="360" w:lineRule="auto"/>
         <w:ind w:left="714" w:hanging="357"/>
         <w:rPr>
-          <w:rFonts w:ascii="Times New Roman" w:hAnsi="Times New Roman" w:cs="Times New Roman"/>
-          <w:b/>
-          <w:sz w:val="20"/>
-          <w:szCs w:val="20"/>
-        </w:rPr>
-      </w:pPr>
-      <w:hyperlink r:id="rId26" w:history="1">
+          <w:sz w:val="20"/>
+          <w:szCs w:val="20"/>
+        </w:rPr>
+      </w:pPr>
+      <w:hyperlink r:id="rId23" w:history="1">
         <w:r>
           <w:rPr>
             <w:rStyle w:val="Hyperlink"/>
-            <w:rFonts w:ascii="Times New Roman" w:hAnsi="Times New Roman" w:cs="Times New Roman"/>
-            <w:b/>
             <w:sz w:val="20"/>
             <w:szCs w:val="20"/>
           </w:rPr>
-          <w:t>Postman API Fundamentals Student Expert (Postman)</w:t>
+          <w:t>Supervised Machine Learning: Regression and Classification (Stanford Online)</w:t>
         </w:r>
       </w:hyperlink>
       <w:r>
         <w:rPr>
-          <w:rFonts w:ascii="Times New Roman" w:hAnsi="Times New Roman" w:cs="Times New Roman"/>
-          <w:b/>
+          <w:sz w:val="20"/>
+          <w:szCs w:val="20"/>
+        </w:rPr>
+        <w:t xml:space="preserve">    </w:t>
+      </w:r>
+      <w:r>
+        <w:rPr>
+          <w:sz w:val="20"/>
+          <w:szCs w:val="20"/>
+        </w:rPr>
+        <w:t xml:space="preserve">            </w:t>
+      </w:r>
+      <w:r>
+        <w:rPr>
+          <w:sz w:val="20"/>
+          <w:szCs w:val="20"/>
+        </w:rPr>
+        <w:t xml:space="preserve">              </w:t>
+      </w:r>
+      <w:r>
+        <w:rPr>
           <w:sz w:val="20"/>
           <w:szCs w:val="20"/>
         </w:rPr>
@@ -6389,155 +4729,6 @@
       </w:r>
       <w:r>
         <w:rPr>
-          <w:rFonts w:ascii="Times New Roman" w:hAnsi="Times New Roman" w:cs="Times New Roman"/>
-          <w:b/>
-          <w:sz w:val="20"/>
-          <w:szCs w:val="20"/>
-        </w:rPr>
-        <w:tab/>
-      </w:r>
-      <w:r>
-        <w:rPr>
-          <w:rFonts w:ascii="Times New Roman" w:hAnsi="Times New Roman" w:cs="Times New Roman"/>
-          <w:b/>
-          <w:sz w:val="20"/>
-          <w:szCs w:val="20"/>
-        </w:rPr>
-        <w:tab/>
-      </w:r>
-      <w:r>
-        <w:rPr>
-          <w:rFonts w:ascii="Times New Roman" w:hAnsi="Times New Roman" w:cs="Times New Roman"/>
-          <w:b/>
-          <w:sz w:val="20"/>
-          <w:szCs w:val="20"/>
-        </w:rPr>
-        <w:tab/>
-        <w:t xml:space="preserve">   </w:t>
-      </w:r>
-      <w:r>
-        <w:rPr>
-          <w:rFonts w:ascii="Times New Roman" w:hAnsi="Times New Roman" w:cs="Times New Roman"/>
-          <w:b/>
-          <w:sz w:val="20"/>
-          <w:szCs w:val="20"/>
-        </w:rPr>
-        <w:tab/>
-      </w:r>
-      <w:r>
-        <w:rPr>
-          <w:rFonts w:ascii="Times New Roman" w:hAnsi="Times New Roman" w:cs="Times New Roman"/>
-          <w:b/>
-          <w:sz w:val="20"/>
-          <w:szCs w:val="20"/>
-        </w:rPr>
-        <w:t xml:space="preserve">             </w:t>
-      </w:r>
-      <w:r>
-        <w:rPr>
-          <w:rFonts w:ascii="Times New Roman" w:hAnsi="Times New Roman" w:cs="Times New Roman"/>
-          <w:b/>
-          <w:sz w:val="20"/>
-          <w:szCs w:val="20"/>
-        </w:rPr>
-        <w:t xml:space="preserve">              </w:t>
-      </w:r>
-      <w:r>
-        <w:rPr>
-          <w:rFonts w:ascii="Times New Roman" w:hAnsi="Times New Roman" w:cs="Times New Roman"/>
-          <w:b/>
-          <w:sz w:val="20"/>
-          <w:szCs w:val="20"/>
-        </w:rPr>
-        <w:t xml:space="preserve">October </w:t>
-      </w:r>
-      <w:r>
-        <w:rPr>
-          <w:rFonts w:ascii="Times New Roman" w:hAnsi="Times New Roman" w:cs="Times New Roman"/>
-          <w:b/>
-          <w:sz w:val="20"/>
-          <w:szCs w:val="20"/>
-        </w:rPr>
-        <w:t>20</w:t>
-      </w:r>
-      <w:r>
-        <w:rPr>
-          <w:rFonts w:ascii="Times New Roman" w:hAnsi="Times New Roman" w:cs="Times New Roman"/>
-          <w:b/>
-          <w:sz w:val="20"/>
-          <w:szCs w:val="20"/>
-        </w:rPr>
-        <w:t>24</w:t>
-      </w:r>
-    </w:p>
-    <w:p>
-      <w:pPr>
-        <w:pStyle w:val="ListParagraph"/>
-        <w:numPr>
-          <w:ilvl w:val="0"/>
-          <w:numId w:val="35"/>
-        </w:numPr>
-        <w:spacing w:before="120" w:after="60" w:line="360" w:lineRule="auto"/>
-        <w:rPr>
-          <w:rFonts w:ascii="Times New Roman" w:hAnsi="Times New Roman" w:cs="Times New Roman"/>
-          <w:b/>
-          <w:sz w:val="20"/>
-          <w:szCs w:val="20"/>
-        </w:rPr>
-      </w:pPr>
-      <w:hyperlink r:id="rId27" w:history="1">
-        <w:r>
-          <w:rPr>
-            <w:rStyle w:val="Hyperlink"/>
-            <w:rFonts w:ascii="Times New Roman" w:eastAsia="Times New Roman" w:hAnsi="Times New Roman" w:cs="Times New Roman"/>
-            <w:b/>
-            <w:sz w:val="20"/>
-            <w:szCs w:val="20"/>
-          </w:rPr>
-          <w:t>Supervised Machine Learning: Regression and Classification (</w:t>
-        </w:r>
-        <w:r>
-          <w:rPr>
-            <w:rStyle w:val="Hyperlink"/>
-            <w:rFonts w:ascii="Times New Roman" w:hAnsi="Times New Roman" w:cs="Times New Roman"/>
-            <w:b/>
-            <w:sz w:val="20"/>
-            <w:szCs w:val="20"/>
-          </w:rPr>
-          <w:t>Stanford Online)</w:t>
-        </w:r>
-      </w:hyperlink>
-      <w:r>
-        <w:rPr>
-          <w:rFonts w:ascii="Times New Roman" w:hAnsi="Times New Roman" w:cs="Times New Roman"/>
-          <w:b/>
-          <w:sz w:val="20"/>
-          <w:szCs w:val="20"/>
-        </w:rPr>
-        <w:t xml:space="preserve">    </w:t>
-      </w:r>
-      <w:r>
-        <w:rPr>
-          <w:rFonts w:ascii="Times New Roman" w:hAnsi="Times New Roman" w:cs="Times New Roman"/>
-          <w:b/>
-          <w:sz w:val="20"/>
-          <w:szCs w:val="20"/>
-        </w:rPr>
-        <w:t xml:space="preserve">            </w:t>
-      </w:r>
-      <w:r>
-        <w:rPr>
-          <w:rFonts w:ascii="Times New Roman" w:hAnsi="Times New Roman" w:cs="Times New Roman"/>
-          <w:b/>
-          <w:sz w:val="20"/>
-          <w:szCs w:val="20"/>
-        </w:rPr>
-        <w:t xml:space="preserve">              </w:t>
-      </w:r>
-      <w:r>
-        <w:rPr>
-          <w:rFonts w:ascii="Times New Roman" w:hAnsi="Times New Roman" w:cs="Times New Roman"/>
-          <w:b/>
           <w:sz w:val="20"/>
           <w:szCs w:val="20"/>
         </w:rPr>
@@ -6545,266 +4736,11 @@
       </w:r>
       <w:r>
         <w:rPr>
-          <w:rFonts w:ascii="Times New Roman" w:hAnsi="Times New Roman" w:cs="Times New Roman"/>
-          <w:b/>
           <w:sz w:val="20"/>
           <w:szCs w:val="20"/>
         </w:rPr>
         <w:t>September 2024</w:t>
       </w:r>
-    </w:p>
-    <w:p>
-      <w:pPr>
-        <w:pStyle w:val="ListParagraph"/>
-        <w:numPr>
-          <w:ilvl w:val="0"/>
-          <w:numId w:val="35"/>
-        </w:numPr>
-        <w:spacing w:before="120" w:after="60" w:line="360" w:lineRule="auto"/>
-        <w:rPr>
-          <w:rFonts w:ascii="Times New Roman" w:hAnsi="Times New Roman" w:cs="Times New Roman"/>
-          <w:b/>
-          <w:sz w:val="20"/>
-          <w:szCs w:val="20"/>
-        </w:rPr>
-      </w:pPr>
-      <w:hyperlink r:id="rId28" w:history="1">
-        <w:r>
-          <w:rPr>
-            <w:rStyle w:val="Hyperlink"/>
-            <w:rFonts w:ascii="Times New Roman" w:hAnsi="Times New Roman" w:cs="Times New Roman"/>
-            <w:b/>
-            <w:sz w:val="20"/>
-            <w:szCs w:val="20"/>
-          </w:rPr>
-          <w:t xml:space="preserve">Data Science </w:t>
-        </w:r>
-        <w:proofErr w:type="spellStart"/>
-        <w:r>
-          <w:rPr>
-            <w:rStyle w:val="Hyperlink"/>
-            <w:rFonts w:ascii="Times New Roman" w:hAnsi="Times New Roman" w:cs="Times New Roman"/>
-            <w:b/>
-            <w:sz w:val="20"/>
-            <w:szCs w:val="20"/>
-          </w:rPr>
-          <w:t>BootCamp</w:t>
-        </w:r>
-        <w:proofErr w:type="spellEnd"/>
-        <w:r>
-          <w:rPr>
-            <w:rStyle w:val="Hyperlink"/>
-            <w:rFonts w:ascii="Times New Roman" w:hAnsi="Times New Roman" w:cs="Times New Roman"/>
-            <w:b/>
-            <w:sz w:val="20"/>
-            <w:szCs w:val="20"/>
-          </w:rPr>
-          <w:t xml:space="preserve"> (Udemy)</w:t>
-        </w:r>
-      </w:hyperlink>
-      <w:r>
-        <w:rPr>
-          <w:rFonts w:ascii="Times New Roman" w:hAnsi="Times New Roman" w:cs="Times New Roman"/>
-          <w:b/>
-          <w:sz w:val="20"/>
-          <w:szCs w:val="20"/>
-        </w:rPr>
-        <w:tab/>
-      </w:r>
-      <w:r>
-        <w:rPr>
-          <w:rFonts w:ascii="Times New Roman" w:hAnsi="Times New Roman" w:cs="Times New Roman"/>
-          <w:b/>
-          <w:sz w:val="20"/>
-          <w:szCs w:val="20"/>
-        </w:rPr>
-        <w:tab/>
-      </w:r>
-      <w:r>
-        <w:rPr>
-          <w:rFonts w:ascii="Times New Roman" w:hAnsi="Times New Roman" w:cs="Times New Roman"/>
-          <w:b/>
-          <w:sz w:val="20"/>
-          <w:szCs w:val="20"/>
-        </w:rPr>
-        <w:tab/>
-      </w:r>
-      <w:r>
-        <w:rPr>
-          <w:rFonts w:ascii="Times New Roman" w:hAnsi="Times New Roman" w:cs="Times New Roman"/>
-          <w:b/>
-          <w:sz w:val="20"/>
-          <w:szCs w:val="20"/>
-        </w:rPr>
-        <w:tab/>
-      </w:r>
-      <w:r>
-        <w:rPr>
-          <w:rFonts w:ascii="Times New Roman" w:hAnsi="Times New Roman" w:cs="Times New Roman"/>
-          <w:b/>
-          <w:sz w:val="20"/>
-          <w:szCs w:val="20"/>
-        </w:rPr>
-        <w:tab/>
-      </w:r>
-      <w:r>
-        <w:rPr>
-          <w:rFonts w:ascii="Times New Roman" w:hAnsi="Times New Roman" w:cs="Times New Roman"/>
-          <w:b/>
-          <w:sz w:val="20"/>
-          <w:szCs w:val="20"/>
-        </w:rPr>
-        <w:tab/>
-      </w:r>
-      <w:r>
-        <w:rPr>
-          <w:rFonts w:ascii="Times New Roman" w:hAnsi="Times New Roman" w:cs="Times New Roman"/>
-          <w:b/>
-          <w:sz w:val="20"/>
-          <w:szCs w:val="20"/>
-        </w:rPr>
-        <w:tab/>
-      </w:r>
-      <w:r>
-        <w:rPr>
-          <w:rFonts w:ascii="Times New Roman" w:hAnsi="Times New Roman" w:cs="Times New Roman"/>
-          <w:b/>
-          <w:sz w:val="20"/>
-          <w:szCs w:val="20"/>
-        </w:rPr>
-        <w:tab/>
-      </w:r>
-      <w:r>
-        <w:rPr>
-          <w:rFonts w:ascii="Times New Roman" w:hAnsi="Times New Roman" w:cs="Times New Roman"/>
-          <w:b/>
-          <w:sz w:val="20"/>
-          <w:szCs w:val="20"/>
-        </w:rPr>
-        <w:t xml:space="preserve">              </w:t>
-      </w:r>
-      <w:r>
-        <w:rPr>
-          <w:rFonts w:ascii="Times New Roman" w:hAnsi="Times New Roman" w:cs="Times New Roman"/>
-          <w:b/>
-          <w:sz w:val="20"/>
-          <w:szCs w:val="20"/>
-        </w:rPr>
-        <w:tab/>
-      </w:r>
-      <w:r>
-        <w:rPr>
-          <w:rFonts w:ascii="Times New Roman" w:hAnsi="Times New Roman" w:cs="Times New Roman"/>
-          <w:b/>
-          <w:sz w:val="20"/>
-          <w:szCs w:val="20"/>
-        </w:rPr>
-        <w:t>August 2024</w:t>
-      </w:r>
-    </w:p>
-    <w:p>
-      <w:pPr>
-        <w:pStyle w:val="ListParagraph"/>
-        <w:numPr>
-          <w:ilvl w:val="0"/>
-          <w:numId w:val="35"/>
-        </w:numPr>
-        <w:spacing w:before="120" w:after="60" w:line="360" w:lineRule="auto"/>
-        <w:rPr>
-          <w:rFonts w:ascii="Times New Roman" w:hAnsi="Times New Roman" w:cs="Times New Roman"/>
-          <w:b/>
-          <w:sz w:val="20"/>
-          <w:szCs w:val="20"/>
-        </w:rPr>
-      </w:pPr>
-      <w:hyperlink r:id="rId29" w:history="1">
-        <w:r>
-          <w:rPr>
-            <w:rStyle w:val="Hyperlink"/>
-            <w:rFonts w:ascii="Times New Roman" w:hAnsi="Times New Roman" w:cs="Times New Roman"/>
-            <w:b/>
-            <w:sz w:val="20"/>
-            <w:szCs w:val="20"/>
-          </w:rPr>
-          <w:t>Google Cloud Computing Foundation and Generative AI (Google)</w:t>
-        </w:r>
-      </w:hyperlink>
-      <w:r>
-        <w:rPr>
-          <w:rFonts w:ascii="Times New Roman" w:hAnsi="Times New Roman" w:cs="Times New Roman"/>
-          <w:b/>
-          <w:sz w:val="20"/>
-          <w:szCs w:val="20"/>
-        </w:rPr>
-        <w:tab/>
-      </w:r>
-      <w:r>
-        <w:rPr>
-          <w:rFonts w:ascii="Times New Roman" w:hAnsi="Times New Roman" w:cs="Times New Roman"/>
-          <w:b/>
-          <w:sz w:val="20"/>
-          <w:szCs w:val="20"/>
-        </w:rPr>
-        <w:tab/>
-      </w:r>
-      <w:r>
-        <w:rPr>
-          <w:rFonts w:ascii="Times New Roman" w:hAnsi="Times New Roman" w:cs="Times New Roman"/>
-          <w:b/>
-          <w:sz w:val="20"/>
-          <w:szCs w:val="20"/>
-        </w:rPr>
-        <w:tab/>
-        <w:t xml:space="preserve"> </w:t>
-      </w:r>
-      <w:r>
-        <w:rPr>
-          <w:rFonts w:ascii="Times New Roman" w:hAnsi="Times New Roman" w:cs="Times New Roman"/>
-          <w:b/>
-          <w:sz w:val="20"/>
-          <w:szCs w:val="20"/>
-        </w:rPr>
-        <w:t xml:space="preserve">      </w:t>
-      </w:r>
-      <w:r>
-        <w:rPr>
-          <w:rFonts w:ascii="Times New Roman" w:hAnsi="Times New Roman" w:cs="Times New Roman"/>
-          <w:b/>
-          <w:sz w:val="20"/>
-          <w:szCs w:val="20"/>
-        </w:rPr>
-        <w:t xml:space="preserve">               </w:t>
-      </w:r>
-      <w:r>
-        <w:rPr>
-          <w:rFonts w:ascii="Times New Roman" w:hAnsi="Times New Roman" w:cs="Times New Roman"/>
-          <w:b/>
-          <w:sz w:val="20"/>
-          <w:szCs w:val="20"/>
-        </w:rPr>
-        <w:t xml:space="preserve">  </w:t>
-      </w:r>
-      <w:r>
-        <w:rPr>
-          <w:rFonts w:ascii="Times New Roman" w:hAnsi="Times New Roman" w:cs="Times New Roman"/>
-          <w:b/>
-          <w:sz w:val="20"/>
-          <w:szCs w:val="20"/>
-        </w:rPr>
-        <w:t>November 2023</w:t>
-      </w:r>
-    </w:p>
-    <w:p>
-      <w:pPr>
-        <w:pStyle w:val="ListParagraph"/>
-        <w:spacing w:line="276" w:lineRule="auto"/>
-        <w:rPr>
-          <w:rFonts w:ascii="Times New Roman" w:hAnsi="Times New Roman" w:cs="Times New Roman"/>
-          <w:b/>
-          <w:sz w:val="18"/>
-          <w:szCs w:val="18"/>
-        </w:rPr>
-      </w:pPr>
     </w:p>
     <w:sectPr>
       <w:pgSz w:w="11900" w:h="16840" w:code="9"/>
@@ -7270,17 +5206,17 @@
   <w:abstractNum w:abstractNumId="3" w15:restartNumberingAfterBreak="0">
     <w:nsid w:val="0E8D6A40"/>
     <w:multiLevelType w:val="hybridMultilevel"/>
-    <w:tmpl w:val="83549640"/>
-    <w:lvl w:ilvl="0" w:tplc="BF662192">
-      <w:start w:val="1"/>
-      <w:numFmt w:val="bullet"/>
-      <w:lvlText w:val="o"/>
+    <w:tmpl w:val="B6765302"/>
+    <w:lvl w:ilvl="0" w:tplc="004477C8">
+      <w:start w:val="1"/>
+      <w:numFmt w:val="bullet"/>
+      <w:lvlText w:val=""/>
       <w:lvlJc w:val="left"/>
       <w:pPr>
         <w:ind w:left="720" w:hanging="360"/>
       </w:pPr>
       <w:rPr>
-        <w:rFonts w:ascii="Courier New" w:hAnsi="Courier New" w:cs="Courier New" w:hint="default"/>
+        <w:rFonts w:ascii="Symbol" w:hAnsi="Symbol" w:hint="default"/>
         <w:sz w:val="16"/>
         <w:szCs w:val="16"/>
       </w:rPr>
@@ -7723,17 +5659,19 @@
   <w:abstractNum w:abstractNumId="7" w15:restartNumberingAfterBreak="0">
     <w:nsid w:val="190B0199"/>
     <w:multiLevelType w:val="hybridMultilevel"/>
-    <w:tmpl w:val="7F149388"/>
-    <w:lvl w:ilvl="0" w:tplc="04090003">
-      <w:start w:val="1"/>
-      <w:numFmt w:val="bullet"/>
-      <w:lvlText w:val="o"/>
+    <w:tmpl w:val="C9066234"/>
+    <w:lvl w:ilvl="0" w:tplc="03B44F06">
+      <w:start w:val="1"/>
+      <w:numFmt w:val="bullet"/>
+      <w:lvlText w:val=""/>
       <w:lvlJc w:val="left"/>
       <w:pPr>
         <w:ind w:left="720" w:hanging="360"/>
       </w:pPr>
       <w:rPr>
-        <w:rFonts w:ascii="Courier New" w:hAnsi="Courier New" w:cs="Courier New" w:hint="default"/>
+        <w:rFonts w:ascii="Symbol" w:hAnsi="Symbol" w:hint="default"/>
+        <w:sz w:val="16"/>
+        <w:szCs w:val="16"/>
       </w:rPr>
     </w:lvl>
     <w:lvl w:ilvl="1" w:tplc="04090003" w:tentative="1">
@@ -8740,17 +6678,17 @@
   <w:abstractNum w:abstractNumId="15" w15:restartNumberingAfterBreak="0">
     <w:nsid w:val="23134F09"/>
     <w:multiLevelType w:val="hybridMultilevel"/>
-    <w:tmpl w:val="E4A41118"/>
-    <w:lvl w:ilvl="0" w:tplc="3BC4415A">
-      <w:start w:val="1"/>
-      <w:numFmt w:val="bullet"/>
-      <w:lvlText w:val="o"/>
+    <w:tmpl w:val="30BE2E62"/>
+    <w:lvl w:ilvl="0" w:tplc="CE287C7A">
+      <w:start w:val="1"/>
+      <w:numFmt w:val="bullet"/>
+      <w:lvlText w:val=""/>
       <w:lvlJc w:val="left"/>
       <w:pPr>
         <w:ind w:left="720" w:hanging="360"/>
       </w:pPr>
       <w:rPr>
-        <w:rFonts w:ascii="Courier New" w:hAnsi="Courier New" w:cs="Courier New" w:hint="default"/>
+        <w:rFonts w:ascii="Symbol" w:hAnsi="Symbol" w:hint="default"/>
         <w:sz w:val="16"/>
         <w:szCs w:val="16"/>
       </w:rPr>
@@ -9117,17 +7055,17 @@
   <w:abstractNum w:abstractNumId="18" w15:restartNumberingAfterBreak="0">
     <w:nsid w:val="3BC410D3"/>
     <w:multiLevelType w:val="multilevel"/>
-    <w:tmpl w:val="9864D22A"/>
+    <w:tmpl w:val="04687918"/>
     <w:lvl w:ilvl="0">
       <w:start w:val="1"/>
       <w:numFmt w:val="bullet"/>
-      <w:lvlText w:val="o"/>
+      <w:lvlText w:val=""/>
       <w:lvlJc w:val="left"/>
       <w:pPr>
         <w:ind w:left="720" w:hanging="360"/>
       </w:pPr>
       <w:rPr>
-        <w:rFonts w:ascii="Courier New" w:hAnsi="Courier New" w:cs="Courier New" w:hint="default"/>
+        <w:rFonts w:ascii="Symbol" w:hAnsi="Symbol" w:hint="default"/>
         <w:b w:val="0"/>
         <w:sz w:val="16"/>
         <w:szCs w:val="16"/>
@@ -10473,17 +8411,19 @@
   <w:abstractNum w:abstractNumId="29" w15:restartNumberingAfterBreak="0">
     <w:nsid w:val="57B63719"/>
     <w:multiLevelType w:val="hybridMultilevel"/>
-    <w:tmpl w:val="23B2B03C"/>
-    <w:lvl w:ilvl="0" w:tplc="04090003">
-      <w:start w:val="1"/>
-      <w:numFmt w:val="bullet"/>
-      <w:lvlText w:val="o"/>
+    <w:tmpl w:val="14C2D0B2"/>
+    <w:lvl w:ilvl="0" w:tplc="F0E0834E">
+      <w:start w:val="1"/>
+      <w:numFmt w:val="bullet"/>
+      <w:lvlText w:val=""/>
       <w:lvlJc w:val="left"/>
       <w:pPr>
         <w:ind w:left="720" w:hanging="360"/>
       </w:pPr>
       <w:rPr>
-        <w:rFonts w:ascii="Courier New" w:hAnsi="Courier New" w:cs="Courier New" w:hint="default"/>
+        <w:rFonts w:ascii="Symbol" w:hAnsi="Symbol" w:hint="default"/>
+        <w:sz w:val="16"/>
+        <w:szCs w:val="16"/>
       </w:rPr>
     </w:lvl>
     <w:lvl w:ilvl="1" w:tplc="04090001">
@@ -11786,19 +9726,19 @@
   <w:abstractNum w:abstractNumId="39" w15:restartNumberingAfterBreak="0">
     <w:nsid w:val="7C231463"/>
     <w:multiLevelType w:val="hybridMultilevel"/>
-    <w:tmpl w:val="4C18B9D4"/>
-    <w:lvl w:ilvl="0" w:tplc="8E2A8158">
-      <w:start w:val="1"/>
-      <w:numFmt w:val="bullet"/>
-      <w:lvlText w:val="o"/>
+    <w:tmpl w:val="3E329878"/>
+    <w:lvl w:ilvl="0" w:tplc="C6F2A858">
+      <w:start w:val="1"/>
+      <w:numFmt w:val="bullet"/>
+      <w:lvlText w:val=""/>
       <w:lvlJc w:val="left"/>
       <w:pPr>
         <w:ind w:left="720" w:hanging="360"/>
       </w:pPr>
       <w:rPr>
-        <w:rFonts w:ascii="Courier New" w:hAnsi="Courier New" w:cs="Courier New" w:hint="default"/>
-        <w:sz w:val="18"/>
-        <w:szCs w:val="18"/>
+        <w:rFonts w:ascii="Symbol" w:hAnsi="Symbol" w:hint="default"/>
+        <w:sz w:val="16"/>
+        <w:szCs w:val="16"/>
       </w:rPr>
     </w:lvl>
     <w:lvl w:ilvl="1" w:tplc="04090003" w:tentative="1">
@@ -12165,8 +10105,8 @@
   <w:abstractNum w:abstractNumId="42" w15:restartNumberingAfterBreak="0">
     <w:nsid w:val="7FDC5DEA"/>
     <w:multiLevelType w:val="hybridMultilevel"/>
-    <w:tmpl w:val="36CCBA16"/>
-    <w:lvl w:ilvl="0" w:tplc="04090001">
+    <w:tmpl w:val="D95E65E8"/>
+    <w:lvl w:ilvl="0" w:tplc="F5B85B3E">
       <w:start w:val="1"/>
       <w:numFmt w:val="bullet"/>
       <w:lvlText w:val=""/>
@@ -12176,6 +10116,8 @@
       </w:pPr>
       <w:rPr>
         <w:rFonts w:ascii="Symbol" w:hAnsi="Symbol" w:hint="default"/>
+        <w:sz w:val="16"/>
+        <w:szCs w:val="16"/>
       </w:rPr>
     </w:lvl>
     <w:lvl w:ilvl="1" w:tplc="04090003" w:tentative="1">
@@ -12823,6 +10765,7 @@
   <w:style w:type="character" w:default="1" w:styleId="DefaultParagraphFont">
     <w:name w:val="Default Paragraph Font"/>
     <w:uiPriority w:val="1"/>
+    <w:semiHidden/>
     <w:unhideWhenUsed/>
   </w:style>
   <w:style w:type="table" w:default="1" w:styleId="TableNormal">
@@ -13100,6 +11043,71 @@
     <w:link w:val="Footer"/>
     <w:uiPriority w:val="99"/>
     <w:rsid w:val="000C3D80"/>
+  </w:style>
+  <w:style w:type="character" w:styleId="CommentReference">
+    <w:name w:val="annotation reference"/>
+    <w:basedOn w:val="DefaultParagraphFont"/>
+    <w:uiPriority w:val="99"/>
+    <w:semiHidden/>
+    <w:unhideWhenUsed/>
+    <w:rsid w:val="00486077"/>
+    <w:rPr>
+      <w:sz w:val="16"/>
+      <w:szCs w:val="16"/>
+    </w:rPr>
+  </w:style>
+  <w:style w:type="paragraph" w:styleId="CommentText">
+    <w:name w:val="annotation text"/>
+    <w:basedOn w:val="Normal"/>
+    <w:link w:val="CommentTextChar"/>
+    <w:uiPriority w:val="99"/>
+    <w:semiHidden/>
+    <w:unhideWhenUsed/>
+    <w:rsid w:val="00486077"/>
+    <w:rPr>
+      <w:sz w:val="20"/>
+      <w:szCs w:val="20"/>
+    </w:rPr>
+  </w:style>
+  <w:style w:type="character" w:customStyle="1" w:styleId="CommentTextChar">
+    <w:name w:val="Comment Text Char"/>
+    <w:basedOn w:val="DefaultParagraphFont"/>
+    <w:link w:val="CommentText"/>
+    <w:uiPriority w:val="99"/>
+    <w:semiHidden/>
+    <w:rsid w:val="00486077"/>
+    <w:rPr>
+      <w:sz w:val="20"/>
+      <w:szCs w:val="20"/>
+    </w:rPr>
+  </w:style>
+  <w:style w:type="paragraph" w:styleId="CommentSubject">
+    <w:name w:val="annotation subject"/>
+    <w:basedOn w:val="CommentText"/>
+    <w:next w:val="CommentText"/>
+    <w:link w:val="CommentSubjectChar"/>
+    <w:uiPriority w:val="99"/>
+    <w:semiHidden/>
+    <w:unhideWhenUsed/>
+    <w:rsid w:val="00486077"/>
+    <w:rPr>
+      <w:b/>
+      <w:bCs/>
+    </w:rPr>
+  </w:style>
+  <w:style w:type="character" w:customStyle="1" w:styleId="CommentSubjectChar">
+    <w:name w:val="Comment Subject Char"/>
+    <w:basedOn w:val="CommentTextChar"/>
+    <w:link w:val="CommentSubject"/>
+    <w:uiPriority w:val="99"/>
+    <w:semiHidden/>
+    <w:rsid w:val="00486077"/>
+    <w:rPr>
+      <w:b/>
+      <w:bCs/>
+      <w:sz w:val="20"/>
+      <w:szCs w:val="20"/>
+    </w:rPr>
   </w:style>
 </w:styles>
 </file>
